--- a/doc/詩/現代詩/戴望舒/戴望舒-雨巷.docx
+++ b/doc/詩/現代詩/戴望舒/戴望舒-雨巷.docx
@@ -1,6 +1,6 @@
 
 <file path=word/document.xml><?xml version="1.0" encoding="utf-8"?>
-<w:document xmlns:wpc="http://schemas.microsoft.com/office/word/2010/wordprocessingCanvas" xmlns:cx="http://schemas.microsoft.com/office/drawing/2014/chartex" xmlns:cx1="http://schemas.microsoft.com/office/drawing/2015/9/8/chartex" xmlns:cx2="http://schemas.microsoft.com/office/drawing/2015/10/21/chartex" xmlns:cx3="http://schemas.microsoft.com/office/drawing/2016/5/9/chartex" xmlns:cx4="http://schemas.microsoft.com/office/drawing/2016/5/10/chartex" xmlns:cx5="http://schemas.microsoft.com/office/drawing/2016/5/11/chartex" xmlns:cx6="http://schemas.microsoft.com/office/drawing/2016/5/12/chartex" xmlns:cx7="http://schemas.microsoft.com/office/drawing/2016/5/13/chartex" xmlns:cx8="http://schemas.microsoft.com/office/drawing/2016/5/14/chartex" xmlns:mc="http://schemas.openxmlformats.org/markup-compatibility/2006" xmlns:aink="http://schemas.microsoft.com/office/drawing/2016/ink" xmlns:am3d="http://schemas.microsoft.com/office/drawing/2017/model3d" xmlns:o="urn:schemas-microsoft-com:office:office" xmlns:oel="http://schemas.microsoft.com/office/2019/extlst" xmlns:r="http://schemas.openxmlformats.org/officeDocument/2006/relationships" xmlns:m="http://schemas.openxmlformats.org/officeDocument/2006/math" xmlns:v="urn:schemas-microsoft-com:vml" xmlns:wp14="http://schemas.microsoft.com/office/word/2010/wordprocessingDrawing" xmlns:wp="http://schemas.openxmlformats.org/drawingml/2006/wordprocessingDrawing" xmlns:w10="urn:schemas-microsoft-com:office:word" xmlns:w="http://schemas.openxmlformats.org/wordprocessingml/2006/main" xmlns:w14="http://schemas.microsoft.com/office/word/2010/wordml" xmlns:w15="http://schemas.microsoft.com/office/word/2012/wordml" xmlns:w16cex="http://schemas.microsoft.com/office/word/2018/wordml/cex" xmlns:w16cid="http://schemas.microsoft.com/office/word/2016/wordml/cid" xmlns:w16="http://schemas.microsoft.com/office/word/2018/wordml" xmlns:w16sdtdh="http://schemas.microsoft.com/office/word/2020/wordml/sdtdatahash" xmlns:w16se="http://schemas.microsoft.com/office/word/2015/wordml/symex" xmlns:wpg="http://schemas.microsoft.com/office/word/2010/wordprocessingGroup" xmlns:wpi="http://schemas.microsoft.com/office/word/2010/wordprocessingInk" xmlns:wne="http://schemas.microsoft.com/office/word/2006/wordml" xmlns:wps="http://schemas.microsoft.com/office/word/2010/wordprocessingShape" mc:Ignorable="w14 w15 w16se w16cid w16 w16cex w16sdtdh wp14">
+<w:document xmlns:wpc="http://schemas.microsoft.com/office/word/2010/wordprocessingCanvas" xmlns:cx="http://schemas.microsoft.com/office/drawing/2014/chartex" xmlns:cx1="http://schemas.microsoft.com/office/drawing/2015/9/8/chartex" xmlns:cx2="http://schemas.microsoft.com/office/drawing/2015/10/21/chartex" xmlns:cx3="http://schemas.microsoft.com/office/drawing/2016/5/9/chartex" xmlns:cx4="http://schemas.microsoft.com/office/drawing/2016/5/10/chartex" xmlns:cx5="http://schemas.microsoft.com/office/drawing/2016/5/11/chartex" xmlns:cx6="http://schemas.microsoft.com/office/drawing/2016/5/12/chartex" xmlns:cx7="http://schemas.microsoft.com/office/drawing/2016/5/13/chartex" xmlns:cx8="http://schemas.microsoft.com/office/drawing/2016/5/14/chartex" xmlns:mc="http://schemas.openxmlformats.org/markup-compatibility/2006" xmlns:aink="http://schemas.microsoft.com/office/drawing/2016/ink" xmlns:am3d="http://schemas.microsoft.com/office/drawing/2017/model3d" xmlns:o="urn:schemas-microsoft-com:office:office" xmlns:r="http://schemas.openxmlformats.org/officeDocument/2006/relationships" xmlns:m="http://schemas.openxmlformats.org/officeDocument/2006/math" xmlns:v="urn:schemas-microsoft-com:vml" xmlns:wp14="http://schemas.microsoft.com/office/word/2010/wordprocessingDrawing" xmlns:wp="http://schemas.openxmlformats.org/drawingml/2006/wordprocessingDrawing" xmlns:w10="urn:schemas-microsoft-com:office:word" xmlns:w="http://schemas.openxmlformats.org/wordprocessingml/2006/main" xmlns:w14="http://schemas.microsoft.com/office/word/2010/wordml" xmlns:w15="http://schemas.microsoft.com/office/word/2012/wordml" xmlns:w16cex="http://schemas.microsoft.com/office/word/2018/wordml/cex" xmlns:w16cid="http://schemas.microsoft.com/office/word/2016/wordml/cid" xmlns:w16="http://schemas.microsoft.com/office/word/2018/wordml" xmlns:w16sdtdh="http://schemas.microsoft.com/office/word/2020/wordml/sdtdatahash" xmlns:w16se="http://schemas.microsoft.com/office/word/2015/wordml/symex" xmlns:wpg="http://schemas.microsoft.com/office/word/2010/wordprocessingGroup" xmlns:wpi="http://schemas.microsoft.com/office/word/2010/wordprocessingInk" xmlns:wne="http://schemas.microsoft.com/office/word/2006/wordml" xmlns:wps="http://schemas.microsoft.com/office/word/2010/wordprocessingShape" mc:Ignorable="w14 w15 w16se w16cid w16 w16cex w16sdtdh wp14">
   <w:body>
     <w:p>
       <w:pPr>
@@ -10,30 +10,20 @@
           <w:szCs w:val="32"/>
         </w:rPr>
       </w:pPr>
-      <w:proofErr w:type="gramStart"/>
       <w:r>
         <w:rPr>
           <w:rFonts w:ascii="標楷體" w:eastAsia="標楷體" w:hAnsi="標楷體" w:hint="eastAsia"/>
           <w:sz w:val="52"/>
           <w:szCs w:val="52"/>
         </w:rPr>
-        <w:t>戴望舒</w:t>
-      </w:r>
-      <w:proofErr w:type="gramEnd"/>
+        <w:t>戴望舒《雨巷》</w:t>
+      </w:r>
       <w:r>
         <w:rPr>
           <w:rFonts w:ascii="標楷體" w:eastAsia="標楷體" w:hAnsi="標楷體" w:hint="eastAsia"/>
           <w:sz w:val="52"/>
           <w:szCs w:val="52"/>
         </w:rPr>
-        <w:t>《雨巷》</w:t>
-      </w:r>
-      <w:r>
-        <w:rPr>
-          <w:rFonts w:ascii="標楷體" w:eastAsia="標楷體" w:hAnsi="標楷體" w:hint="eastAsia"/>
-          <w:sz w:val="52"/>
-          <w:szCs w:val="52"/>
-        </w:rPr>
         <w:t xml:space="preserve"> </w:t>
       </w:r>
       <w:r>
@@ -42,7 +32,7 @@
           <w:sz w:val="40"/>
           <w:szCs w:val="40"/>
         </w:rPr>
-        <w:t xml:space="preserve">              </w:t>
+        <w:t xml:space="preserve">            </w:t>
       </w:r>
       <w:r>
         <w:rPr>
@@ -152,7 +142,6 @@
               <w:t>寂寥</w:t>
             </w:r>
             <w:bookmarkEnd w:id="0"/>
-            <w:proofErr w:type="gramStart"/>
             <w:r>
               <w:rPr>
                 <w:rFonts w:ascii="標楷體" w:eastAsia="標楷體" w:hAnsi="標楷體" w:cs="標楷體" w:hint="eastAsia"/>
@@ -160,17 +149,7 @@
                 <w:sz w:val="28"/>
                 <w:szCs w:val="28"/>
               </w:rPr>
-              <w:t>的雨巷</w:t>
-            </w:r>
-            <w:proofErr w:type="gramEnd"/>
-            <w:r>
-              <w:rPr>
-                <w:rFonts w:ascii="標楷體" w:eastAsia="標楷體" w:hAnsi="標楷體" w:cs="標楷體" w:hint="eastAsia"/>
-                <w:color w:val="0F0F0F"/>
-                <w:sz w:val="28"/>
-                <w:szCs w:val="28"/>
-              </w:rPr>
-              <w:t>，</w:t>
+              <w:t>的雨巷，</w:t>
             </w:r>
           </w:p>
           <w:p>
@@ -178,7 +157,7 @@
               <w:widowControl/>
               <w:spacing w:line="400" w:lineRule="exact"/>
               <w:rPr>
-                <w:rFonts w:ascii="標楷體" w:eastAsia="標楷體" w:hAnsi="標楷體" w:cs="標楷體" w:hint="eastAsia"/>
+                <w:rFonts w:ascii="標楷體" w:eastAsia="標楷體" w:hAnsi="標楷體" w:cs="標楷體"/>
                 <w:color w:val="0F0F0F"/>
                 <w:sz w:val="28"/>
                 <w:szCs w:val="28"/>
@@ -191,19 +170,8 @@
                 <w:sz w:val="28"/>
                 <w:szCs w:val="28"/>
               </w:rPr>
-              <w:t>我希望</w:t>
+              <w:t>我希望逢著</w:t>
             </w:r>
-            <w:proofErr w:type="gramStart"/>
-            <w:r>
-              <w:rPr>
-                <w:rFonts w:ascii="標楷體" w:eastAsia="標楷體" w:hAnsi="標楷體" w:cs="標楷體" w:hint="eastAsia"/>
-                <w:color w:val="0F0F0F"/>
-                <w:sz w:val="28"/>
-                <w:szCs w:val="28"/>
-              </w:rPr>
-              <w:t>逢著</w:t>
-            </w:r>
-            <w:proofErr w:type="gramEnd"/>
           </w:p>
           <w:p>
             <w:pPr>
@@ -231,7 +199,7 @@
               <w:widowControl/>
               <w:spacing w:afterLines="50" w:after="180" w:line="400" w:lineRule="exact"/>
               <w:rPr>
-                <w:rFonts w:ascii="標楷體" w:eastAsia="標楷體" w:hAnsi="標楷體" w:cs="標楷體" w:hint="eastAsia"/>
+                <w:rFonts w:ascii="標楷體" w:eastAsia="標楷體" w:hAnsi="標楷體" w:cs="標楷體"/>
                 <w:color w:val="0F0F0F"/>
                 <w:sz w:val="28"/>
                 <w:szCs w:val="28"/>
@@ -244,27 +212,7 @@
                 <w:sz w:val="28"/>
                 <w:szCs w:val="28"/>
               </w:rPr>
-              <w:t>結</w:t>
-            </w:r>
-            <w:proofErr w:type="gramStart"/>
-            <w:r>
-              <w:rPr>
-                <w:rFonts w:ascii="標楷體" w:eastAsia="標楷體" w:hAnsi="標楷體" w:cs="標楷體" w:hint="eastAsia"/>
-                <w:color w:val="0F0F0F"/>
-                <w:sz w:val="28"/>
-                <w:szCs w:val="28"/>
-              </w:rPr>
-              <w:t>著愁怨</w:t>
-            </w:r>
-            <w:proofErr w:type="gramEnd"/>
-            <w:r>
-              <w:rPr>
-                <w:rFonts w:ascii="標楷體" w:eastAsia="標楷體" w:hAnsi="標楷體" w:cs="標楷體" w:hint="eastAsia"/>
-                <w:color w:val="0F0F0F"/>
-                <w:sz w:val="28"/>
-                <w:szCs w:val="28"/>
-              </w:rPr>
-              <w:t>的姑娘。</w:t>
+              <w:t>結著愁怨的姑娘。</w:t>
             </w:r>
           </w:p>
         </w:tc>
@@ -340,7 +288,7 @@
               <w:widowControl/>
               <w:spacing w:line="400" w:lineRule="exact"/>
               <w:rPr>
-                <w:rFonts w:ascii="標楷體" w:eastAsia="標楷體" w:hAnsi="標楷體" w:cs="標楷體" w:hint="eastAsia"/>
+                <w:rFonts w:ascii="標楷體" w:eastAsia="標楷體" w:hAnsi="標楷體" w:cs="標楷體"/>
                 <w:color w:val="0F0F0F"/>
                 <w:sz w:val="28"/>
                 <w:szCs w:val="28"/>
@@ -421,27 +369,7 @@
                 <w:sz w:val="28"/>
                 <w:szCs w:val="28"/>
               </w:rPr>
-              <w:t>她彷徨在寂寥</w:t>
-            </w:r>
-            <w:proofErr w:type="gramStart"/>
-            <w:r>
-              <w:rPr>
-                <w:rFonts w:ascii="標楷體" w:eastAsia="標楷體" w:hAnsi="標楷體" w:cs="標楷體" w:hint="eastAsia"/>
-                <w:color w:val="0F0F0F"/>
-                <w:sz w:val="28"/>
-                <w:szCs w:val="28"/>
-              </w:rPr>
-              <w:t>的雨巷</w:t>
-            </w:r>
-            <w:proofErr w:type="gramEnd"/>
-            <w:r>
-              <w:rPr>
-                <w:rFonts w:ascii="標楷體" w:eastAsia="標楷體" w:hAnsi="標楷體" w:cs="標楷體" w:hint="eastAsia"/>
-                <w:color w:val="0F0F0F"/>
-                <w:sz w:val="28"/>
-                <w:szCs w:val="28"/>
-              </w:rPr>
-              <w:t>，</w:t>
+              <w:t>她彷徨在寂寥的雨巷，</w:t>
             </w:r>
           </w:p>
           <w:p>
@@ -470,7 +398,7 @@
               <w:widowControl/>
               <w:spacing w:line="400" w:lineRule="exact"/>
               <w:rPr>
-                <w:rFonts w:ascii="標楷體" w:eastAsia="標楷體" w:hAnsi="標楷體" w:cs="標楷體" w:hint="eastAsia"/>
+                <w:rFonts w:ascii="標楷體" w:eastAsia="標楷體" w:hAnsi="標楷體" w:cs="標楷體"/>
                 <w:color w:val="0F0F0F"/>
                 <w:sz w:val="28"/>
                 <w:szCs w:val="28"/>
@@ -506,7 +434,6 @@
               </w:rPr>
               <w:t>默默</w:t>
             </w:r>
-            <w:proofErr w:type="gramStart"/>
             <w:r>
               <w:rPr>
                 <w:rFonts w:ascii="標楷體" w:eastAsia="標楷體" w:hAnsi="標楷體" w:cs="標楷體" w:hint="eastAsia"/>
@@ -525,17 +452,7 @@
                 <w:sz w:val="28"/>
                 <w:szCs w:val="28"/>
               </w:rPr>
-              <w:t>著</w:t>
-            </w:r>
-            <w:proofErr w:type="gramEnd"/>
-            <w:r>
-              <w:rPr>
-                <w:rFonts w:ascii="標楷體" w:eastAsia="標楷體" w:hAnsi="標楷體" w:cs="標楷體" w:hint="eastAsia"/>
-                <w:color w:val="0F0F0F"/>
-                <w:sz w:val="28"/>
-                <w:szCs w:val="28"/>
-              </w:rPr>
-              <w:t>，</w:t>
+              <w:t>著，</w:t>
             </w:r>
           </w:p>
           <w:p>
@@ -634,7 +551,7 @@
               <w:widowControl/>
               <w:spacing w:line="400" w:lineRule="exact"/>
               <w:rPr>
-                <w:rFonts w:ascii="標楷體" w:eastAsia="標楷體" w:hAnsi="標楷體" w:cs="標楷體" w:hint="eastAsia"/>
+                <w:rFonts w:ascii="標楷體" w:eastAsia="標楷體" w:hAnsi="標楷體" w:cs="標楷體"/>
                 <w:color w:val="0F0F0F"/>
                 <w:sz w:val="28"/>
                 <w:szCs w:val="28"/>
@@ -691,7 +608,6 @@
               </w:rPr>
               <w:t>像夢一般的</w:t>
             </w:r>
-            <w:proofErr w:type="gramStart"/>
             <w:r>
               <w:rPr>
                 <w:rFonts w:ascii="標楷體" w:eastAsia="標楷體" w:hAnsi="標楷體" w:cs="標楷體" w:hint="eastAsia"/>
@@ -703,7 +619,6 @@
               </w:rPr>
               <w:t>淒婉</w:t>
             </w:r>
-            <w:proofErr w:type="gramEnd"/>
             <w:r>
               <w:rPr>
                 <w:rFonts w:ascii="標楷體" w:eastAsia="標楷體" w:hAnsi="標楷體" w:cs="標楷體" w:hint="eastAsia"/>
@@ -779,27 +694,7 @@
                 <w:sz w:val="28"/>
                 <w:szCs w:val="28"/>
               </w:rPr>
-              <w:t>我</w:t>
-            </w:r>
-            <w:proofErr w:type="gramStart"/>
-            <w:r>
-              <w:rPr>
-                <w:rFonts w:ascii="標楷體" w:eastAsia="標楷體" w:hAnsi="標楷體" w:cs="標楷體" w:hint="eastAsia"/>
-                <w:color w:val="0F0F0F"/>
-                <w:sz w:val="28"/>
-                <w:szCs w:val="28"/>
-              </w:rPr>
-              <w:t>身旁飄過</w:t>
-            </w:r>
-            <w:proofErr w:type="gramEnd"/>
-            <w:r>
-              <w:rPr>
-                <w:rFonts w:ascii="標楷體" w:eastAsia="標楷體" w:hAnsi="標楷體" w:cs="標楷體" w:hint="eastAsia"/>
-                <w:color w:val="0F0F0F"/>
-                <w:sz w:val="28"/>
-                <w:szCs w:val="28"/>
-              </w:rPr>
-              <w:t>這女郎；</w:t>
+              <w:t>我身旁飄過這女郎；</w:t>
             </w:r>
           </w:p>
           <w:p>
@@ -807,7 +702,7 @@
               <w:widowControl/>
               <w:spacing w:line="400" w:lineRule="exact"/>
               <w:rPr>
-                <w:rFonts w:ascii="標楷體" w:eastAsia="標楷體" w:hAnsi="標楷體" w:cs="標楷體" w:hint="eastAsia"/>
+                <w:rFonts w:ascii="標楷體" w:eastAsia="標楷體" w:hAnsi="標楷體" w:cs="標楷體"/>
                 <w:color w:val="0F0F0F"/>
                 <w:sz w:val="28"/>
                 <w:szCs w:val="28"/>
@@ -820,27 +715,7 @@
                 <w:sz w:val="28"/>
                 <w:szCs w:val="28"/>
               </w:rPr>
-              <w:t>她</w:t>
-            </w:r>
-            <w:proofErr w:type="gramStart"/>
-            <w:r>
-              <w:rPr>
-                <w:rFonts w:ascii="標楷體" w:eastAsia="標楷體" w:hAnsi="標楷體" w:cs="標楷體" w:hint="eastAsia"/>
-                <w:color w:val="0F0F0F"/>
-                <w:sz w:val="28"/>
-                <w:szCs w:val="28"/>
-              </w:rPr>
-              <w:t>靜靜地遠了</w:t>
-            </w:r>
-            <w:proofErr w:type="gramEnd"/>
-            <w:r>
-              <w:rPr>
-                <w:rFonts w:ascii="標楷體" w:eastAsia="標楷體" w:hAnsi="標楷體" w:cs="標楷體" w:hint="eastAsia"/>
-                <w:color w:val="0F0F0F"/>
-                <w:sz w:val="28"/>
-                <w:szCs w:val="28"/>
-              </w:rPr>
-              <w:t>，遠了，</w:t>
+              <w:t>她靜靜地遠了，遠了，</w:t>
             </w:r>
           </w:p>
           <w:p>
@@ -863,7 +738,6 @@
               </w:rPr>
               <w:t>到了</w:t>
             </w:r>
-            <w:proofErr w:type="gramStart"/>
             <w:r>
               <w:rPr>
                 <w:rFonts w:ascii="標楷體" w:eastAsia="標楷體" w:hAnsi="標楷體" w:cs="標楷體" w:hint="eastAsia"/>
@@ -875,7 +749,6 @@
               </w:rPr>
               <w:t>頹圮</w:t>
             </w:r>
-            <w:proofErr w:type="gramEnd"/>
             <w:r>
               <w:rPr>
                 <w:rFonts w:ascii="標楷體" w:eastAsia="標楷體" w:hAnsi="標楷體" w:cs="標楷體" w:hint="eastAsia"/>
@@ -904,27 +777,7 @@
                 <w:sz w:val="28"/>
                 <w:szCs w:val="28"/>
               </w:rPr>
-              <w:t>走盡</w:t>
-            </w:r>
-            <w:proofErr w:type="gramStart"/>
-            <w:r>
-              <w:rPr>
-                <w:rFonts w:ascii="標楷體" w:eastAsia="標楷體" w:hAnsi="標楷體" w:cs="標楷體" w:hint="eastAsia"/>
-                <w:color w:val="0F0F0F"/>
-                <w:sz w:val="28"/>
-                <w:szCs w:val="28"/>
-              </w:rPr>
-              <w:t>這雨巷</w:t>
-            </w:r>
-            <w:proofErr w:type="gramEnd"/>
-            <w:r>
-              <w:rPr>
-                <w:rFonts w:ascii="標楷體" w:eastAsia="標楷體" w:hAnsi="標楷體" w:cs="標楷體" w:hint="eastAsia"/>
-                <w:color w:val="0F0F0F"/>
-                <w:sz w:val="28"/>
-                <w:szCs w:val="28"/>
-              </w:rPr>
-              <w:t>。</w:t>
+              <w:t>走盡這雨巷。</w:t>
             </w:r>
           </w:p>
         </w:tc>
@@ -950,27 +803,7 @@
                 <w:sz w:val="28"/>
                 <w:szCs w:val="28"/>
               </w:rPr>
-              <w:t>在雨的</w:t>
-            </w:r>
-            <w:proofErr w:type="gramStart"/>
-            <w:r>
-              <w:rPr>
-                <w:rFonts w:ascii="標楷體" w:eastAsia="標楷體" w:hAnsi="標楷體" w:cs="標楷體" w:hint="eastAsia"/>
-                <w:color w:val="0F0F0F"/>
-                <w:sz w:val="28"/>
-                <w:szCs w:val="28"/>
-              </w:rPr>
-              <w:t>哀曲裡</w:t>
-            </w:r>
-            <w:proofErr w:type="gramEnd"/>
-            <w:r>
-              <w:rPr>
-                <w:rFonts w:ascii="標楷體" w:eastAsia="標楷體" w:hAnsi="標楷體" w:cs="標楷體" w:hint="eastAsia"/>
-                <w:color w:val="0F0F0F"/>
-                <w:sz w:val="28"/>
-                <w:szCs w:val="28"/>
-              </w:rPr>
-              <w:t>，</w:t>
+              <w:t>在雨的哀曲裡，</w:t>
             </w:r>
           </w:p>
           <w:p>
@@ -1020,7 +853,7 @@
               <w:widowControl/>
               <w:spacing w:line="400" w:lineRule="exact"/>
               <w:rPr>
-                <w:rFonts w:ascii="標楷體" w:eastAsia="標楷體" w:hAnsi="標楷體" w:cs="標楷體" w:hint="eastAsia"/>
+                <w:rFonts w:ascii="標楷體" w:eastAsia="標楷體" w:hAnsi="標楷體" w:cs="標楷體"/>
                 <w:color w:val="0F0F0F"/>
                 <w:sz w:val="28"/>
                 <w:szCs w:val="28"/>
@@ -1050,11 +883,22 @@
             <w:r>
               <w:rPr>
                 <w:rFonts w:ascii="標楷體" w:eastAsia="標楷體" w:hAnsi="標楷體" w:cs="標楷體" w:hint="eastAsia"/>
-                <w:color w:val="0F0F0F"/>
-                <w:sz w:val="28"/>
-                <w:szCs w:val="28"/>
-              </w:rPr>
-              <w:t>太息般的眼光，</w:t>
+                <w:b/>
+                <w:bCs/>
+                <w:color w:val="0F0F0F"/>
+                <w:sz w:val="28"/>
+                <w:szCs w:val="28"/>
+              </w:rPr>
+              <w:t>太息</w:t>
+            </w:r>
+            <w:r>
+              <w:rPr>
+                <w:rFonts w:ascii="標楷體" w:eastAsia="標楷體" w:hAnsi="標楷體" w:cs="標楷體" w:hint="eastAsia"/>
+                <w:color w:val="0F0F0F"/>
+                <w:sz w:val="28"/>
+                <w:szCs w:val="28"/>
+              </w:rPr>
+              <w:t>般的眼光，</w:t>
             </w:r>
           </w:p>
           <w:p>
@@ -1145,27 +989,7 @@
                 <w:sz w:val="28"/>
                 <w:szCs w:val="28"/>
               </w:rPr>
-              <w:t>又寂寥</w:t>
-            </w:r>
-            <w:proofErr w:type="gramStart"/>
-            <w:r>
-              <w:rPr>
-                <w:rFonts w:ascii="標楷體" w:eastAsia="標楷體" w:hAnsi="標楷體" w:cs="標楷體" w:hint="eastAsia"/>
-                <w:color w:val="0F0F0F"/>
-                <w:sz w:val="28"/>
-                <w:szCs w:val="28"/>
-              </w:rPr>
-              <w:t>的雨巷</w:t>
-            </w:r>
-            <w:proofErr w:type="gramEnd"/>
-            <w:r>
-              <w:rPr>
-                <w:rFonts w:ascii="標楷體" w:eastAsia="標楷體" w:hAnsi="標楷體" w:cs="標楷體" w:hint="eastAsia"/>
-                <w:color w:val="0F0F0F"/>
-                <w:sz w:val="28"/>
-                <w:szCs w:val="28"/>
-              </w:rPr>
-              <w:t>，</w:t>
+              <w:t>又寂寥的雨巷，</w:t>
             </w:r>
           </w:p>
           <w:p>
@@ -1228,27 +1052,7 @@
                 <w:sz w:val="28"/>
                 <w:szCs w:val="28"/>
               </w:rPr>
-              <w:t>結</w:t>
-            </w:r>
-            <w:proofErr w:type="gramStart"/>
-            <w:r>
-              <w:rPr>
-                <w:rFonts w:ascii="標楷體" w:eastAsia="標楷體" w:hAnsi="標楷體" w:cs="標楷體" w:hint="eastAsia"/>
-                <w:color w:val="0F0F0F"/>
-                <w:sz w:val="28"/>
-                <w:szCs w:val="28"/>
-              </w:rPr>
-              <w:t>著愁怨</w:t>
-            </w:r>
-            <w:proofErr w:type="gramEnd"/>
-            <w:r>
-              <w:rPr>
-                <w:rFonts w:ascii="標楷體" w:eastAsia="標楷體" w:hAnsi="標楷體" w:cs="標楷體" w:hint="eastAsia"/>
-                <w:color w:val="0F0F0F"/>
-                <w:sz w:val="28"/>
-                <w:szCs w:val="28"/>
-              </w:rPr>
-              <w:t>的姑娘。</w:t>
+              <w:t>結著愁怨的姑娘。</w:t>
             </w:r>
           </w:p>
         </w:tc>
@@ -1314,7 +1118,8 @@
     <w:p>
       <w:pPr>
         <w:widowControl/>
-        <w:spacing w:line="400" w:lineRule="exact"/>
+        <w:spacing w:line="440" w:lineRule="exact"/>
+        <w:jc w:val="both"/>
         <w:rPr>
           <w:rFonts w:ascii="標楷體" w:eastAsia="標楷體" w:hAnsi="標楷體" w:cs="標楷體"/>
           <w:color w:val="000000"/>
@@ -1362,20 +1167,8 @@
             <w:sz w:val="28"/>
             <w:szCs w:val="28"/>
           </w:rPr>
-          <w:t>四·</w:t>
+          <w:t>四·一二</w:t>
         </w:r>
-        <w:proofErr w:type="gramStart"/>
-        <w:r>
-          <w:rPr>
-            <w:rStyle w:val="a3"/>
-            <w:rFonts w:ascii="標楷體" w:eastAsia="標楷體" w:hAnsi="標楷體" w:cs="標楷體" w:hint="eastAsia"/>
-            <w:spacing w:val="-2"/>
-            <w:sz w:val="28"/>
-            <w:szCs w:val="28"/>
-          </w:rPr>
-          <w:t>一二</w:t>
-        </w:r>
-        <w:proofErr w:type="gramEnd"/>
       </w:hyperlink>
       <w:r>
         <w:rPr>
@@ -1449,9 +1242,238 @@
           <w:sz w:val="28"/>
           <w:szCs w:val="28"/>
         </w:rPr>
-        <w:t>嚼</w:t>
-      </w:r>
-      <w:proofErr w:type="gramStart"/>
+        <w:t>嚼味</w:t>
+      </w:r>
+      <w:r>
+        <w:rPr>
+          <w:rFonts w:ascii="標楷體" w:eastAsia="標楷體" w:hAnsi="標楷體" w:cs="標楷體" w:hint="eastAsia"/>
+          <w:color w:val="000000"/>
+          <w:spacing w:val="-2"/>
+          <w:sz w:val="28"/>
+          <w:szCs w:val="28"/>
+        </w:rPr>
+        <w:t>著</w:t>
+      </w:r>
+      <w:r>
+        <w:rPr>
+          <w:rFonts w:ascii="標楷體" w:eastAsia="標楷體" w:hAnsi="標楷體" w:cs="標楷體" w:hint="eastAsia"/>
+          <w:color w:val="000000"/>
+          <w:spacing w:val="-2"/>
+          <w:sz w:val="28"/>
+          <w:szCs w:val="28"/>
+        </w:rPr>
+        <w:t>「</w:t>
+      </w:r>
+      <w:r>
+        <w:rPr>
+          <w:rFonts w:ascii="標楷體" w:eastAsia="標楷體" w:hAnsi="標楷體" w:cs="標楷體" w:hint="eastAsia"/>
+          <w:color w:val="000000"/>
+          <w:spacing w:val="-2"/>
+          <w:sz w:val="28"/>
+          <w:szCs w:val="28"/>
+        </w:rPr>
+        <w:t>在這個時代做中國人的苦惱</w:t>
+      </w:r>
+      <w:r>
+        <w:rPr>
+          <w:rFonts w:ascii="標楷體" w:eastAsia="標楷體" w:hAnsi="標楷體" w:cs="標楷體" w:hint="eastAsia"/>
+          <w:color w:val="000000"/>
+          <w:spacing w:val="-2"/>
+          <w:sz w:val="28"/>
+          <w:szCs w:val="28"/>
+        </w:rPr>
+        <w:t>」</w:t>
+      </w:r>
+      <w:r>
+        <w:rPr>
+          <w:rFonts w:ascii="標楷體" w:eastAsia="標楷體" w:hAnsi="標楷體" w:cs="標楷體" w:hint="eastAsia"/>
+          <w:color w:val="000000"/>
+          <w:spacing w:val="-2"/>
+          <w:sz w:val="28"/>
+          <w:szCs w:val="28"/>
+        </w:rPr>
+        <w:t>，</w:t>
+      </w:r>
+      <w:r>
+        <w:rPr>
+          <w:rFonts w:ascii="標楷體" w:eastAsia="標楷體" w:hAnsi="標楷體" w:cs="標楷體" w:hint="eastAsia"/>
+          <w:color w:val="000000"/>
+          <w:spacing w:val="-2"/>
+          <w:sz w:val="28"/>
+          <w:szCs w:val="28"/>
+        </w:rPr>
+        <w:t>「</w:t>
+      </w:r>
+      <w:r>
+        <w:rPr>
+          <w:rFonts w:ascii="標楷體" w:eastAsia="標楷體" w:hAnsi="標楷體" w:cs="標楷體" w:hint="eastAsia"/>
+          <w:color w:val="000000"/>
+          <w:spacing w:val="-2"/>
+          <w:sz w:val="28"/>
+          <w:szCs w:val="28"/>
+        </w:rPr>
+        <w:t>夜坐聽風，晝眠聽雨</w:t>
+      </w:r>
+      <w:r>
+        <w:rPr>
+          <w:rFonts w:ascii="標楷體" w:eastAsia="標楷體" w:hAnsi="標楷體" w:cs="標楷體" w:hint="eastAsia"/>
+          <w:color w:val="000000"/>
+          <w:spacing w:val="-2"/>
+          <w:sz w:val="28"/>
+          <w:szCs w:val="28"/>
+        </w:rPr>
+        <w:t>」</w:t>
+      </w:r>
+      <w:r>
+        <w:rPr>
+          <w:rFonts w:ascii="標楷體" w:eastAsia="標楷體" w:hAnsi="標楷體" w:cs="標楷體" w:hint="eastAsia"/>
+          <w:color w:val="000000"/>
+          <w:spacing w:val="-2"/>
+          <w:sz w:val="28"/>
+          <w:szCs w:val="28"/>
+        </w:rPr>
+        <w:t>，在陰霾中盼望飄起絢麗的彩虹。</w:t>
+      </w:r>
+      <w:r>
+        <w:rPr>
+          <w:rFonts w:ascii="標楷體" w:eastAsia="標楷體" w:hAnsi="標楷體" w:cs="標楷體" w:hint="eastAsia"/>
+          <w:color w:val="000000"/>
+          <w:spacing w:val="-2"/>
+          <w:sz w:val="28"/>
+          <w:szCs w:val="28"/>
+        </w:rPr>
+        <w:t>但</w:t>
+      </w:r>
+      <w:r>
+        <w:rPr>
+          <w:rFonts w:ascii="標楷體" w:eastAsia="標楷體" w:hAnsi="標楷體" w:cs="標楷體" w:hint="eastAsia"/>
+          <w:color w:val="000000"/>
+          <w:spacing w:val="-2"/>
+          <w:sz w:val="28"/>
+          <w:szCs w:val="28"/>
+        </w:rPr>
+        <w:t>生活貧乏，整天</w:t>
+      </w:r>
+      <w:r>
+        <w:rPr>
+          <w:rFonts w:ascii="標楷體" w:eastAsia="標楷體" w:hAnsi="標楷體" w:cs="標楷體" w:hint="eastAsia"/>
+          <w:color w:val="000000"/>
+          <w:spacing w:val="-2"/>
+          <w:sz w:val="28"/>
+          <w:szCs w:val="28"/>
+        </w:rPr>
+        <w:t>「</w:t>
+      </w:r>
+      <w:r>
+        <w:rPr>
+          <w:rFonts w:ascii="標楷體" w:eastAsia="標楷體" w:hAnsi="標楷體" w:cs="標楷體" w:hint="eastAsia"/>
+          <w:color w:val="000000"/>
+          <w:spacing w:val="-2"/>
+          <w:sz w:val="28"/>
+          <w:szCs w:val="28"/>
+        </w:rPr>
+        <w:t>窗頭明月枕邊書</w:t>
+      </w:r>
+      <w:r>
+        <w:rPr>
+          <w:rFonts w:ascii="標楷體" w:eastAsia="標楷體" w:hAnsi="標楷體" w:cs="標楷體" w:hint="eastAsia"/>
+          <w:color w:val="000000"/>
+          <w:spacing w:val="-2"/>
+          <w:sz w:val="28"/>
+          <w:szCs w:val="28"/>
+        </w:rPr>
+        <w:t>」</w:t>
+      </w:r>
+      <w:r>
+        <w:rPr>
+          <w:rFonts w:ascii="標楷體" w:eastAsia="標楷體" w:hAnsi="標楷體" w:cs="標楷體" w:hint="eastAsia"/>
+          <w:color w:val="000000"/>
+          <w:spacing w:val="-2"/>
+          <w:sz w:val="28"/>
+          <w:szCs w:val="28"/>
+        </w:rPr>
+        <w:t>，詩人只能在</w:t>
+      </w:r>
+      <w:r>
+        <w:rPr>
+          <w:rFonts w:ascii="標楷體" w:eastAsia="標楷體" w:hAnsi="標楷體" w:cs="標楷體" w:hint="eastAsia"/>
+          <w:color w:val="000000"/>
+          <w:spacing w:val="-2"/>
+          <w:sz w:val="28"/>
+          <w:szCs w:val="28"/>
+        </w:rPr>
+        <w:t>「</w:t>
+      </w:r>
+      <w:r>
+        <w:rPr>
+          <w:rFonts w:ascii="標楷體" w:eastAsia="標楷體" w:hAnsi="標楷體" w:cs="標楷體" w:hint="eastAsia"/>
+          <w:color w:val="000000"/>
+          <w:spacing w:val="-2"/>
+          <w:sz w:val="28"/>
+          <w:szCs w:val="28"/>
+        </w:rPr>
+        <w:t>舊時的腳印</w:t>
+      </w:r>
+      <w:r>
+        <w:rPr>
+          <w:rFonts w:ascii="標楷體" w:eastAsia="標楷體" w:hAnsi="標楷體" w:cs="標楷體" w:hint="eastAsia"/>
+          <w:color w:val="000000"/>
+          <w:spacing w:val="-2"/>
+          <w:sz w:val="28"/>
+          <w:szCs w:val="28"/>
+        </w:rPr>
+        <w:t>」</w:t>
+      </w:r>
+      <w:r>
+        <w:rPr>
+          <w:rFonts w:ascii="標楷體" w:eastAsia="標楷體" w:hAnsi="標楷體" w:cs="標楷體" w:hint="eastAsia"/>
+          <w:color w:val="000000"/>
+          <w:spacing w:val="-2"/>
+          <w:sz w:val="28"/>
+          <w:szCs w:val="28"/>
+        </w:rPr>
+        <w:t>、</w:t>
+      </w:r>
+      <w:r>
+        <w:rPr>
+          <w:rFonts w:ascii="標楷體" w:eastAsia="標楷體" w:hAnsi="標楷體" w:cs="標楷體" w:hint="eastAsia"/>
+          <w:color w:val="000000"/>
+          <w:spacing w:val="-2"/>
+          <w:sz w:val="28"/>
+          <w:szCs w:val="28"/>
+        </w:rPr>
+        <w:t>「</w:t>
+      </w:r>
+      <w:r>
+        <w:rPr>
+          <w:rFonts w:ascii="標楷體" w:eastAsia="標楷體" w:hAnsi="標楷體" w:cs="標楷體" w:hint="eastAsia"/>
+          <w:color w:val="000000"/>
+          <w:spacing w:val="-2"/>
+          <w:sz w:val="28"/>
+          <w:szCs w:val="28"/>
+        </w:rPr>
+        <w:t>青春的彩衣</w:t>
+      </w:r>
+      <w:r>
+        <w:rPr>
+          <w:rFonts w:ascii="標楷體" w:eastAsia="標楷體" w:hAnsi="標楷體" w:cs="標楷體" w:hint="eastAsia"/>
+          <w:color w:val="000000"/>
+          <w:spacing w:val="-2"/>
+          <w:sz w:val="28"/>
+          <w:szCs w:val="28"/>
+        </w:rPr>
+        <w:t>」</w:t>
+      </w:r>
+      <w:r>
+        <w:rPr>
+          <w:rFonts w:ascii="標楷體" w:eastAsia="標楷體" w:hAnsi="標楷體" w:cs="標楷體" w:hint="eastAsia"/>
+          <w:color w:val="000000"/>
+          <w:spacing w:val="-2"/>
+          <w:sz w:val="28"/>
+          <w:szCs w:val="28"/>
+        </w:rPr>
+        <w:t>和星光下的</w:t>
+      </w:r>
       <w:r>
         <w:rPr>
           <w:rFonts w:ascii="標楷體" w:eastAsia="標楷體" w:hAnsi="標楷體" w:cs="標楷體" w:hint="eastAsia"/>
@@ -1462,7 +1484,7 @@
           <w:sz w:val="28"/>
           <w:szCs w:val="28"/>
         </w:rPr>
-        <w:t>味</w:t>
+        <w:t>盤桓</w:t>
       </w:r>
       <w:r>
         <w:rPr>
@@ -1472,264 +1494,7 @@
           <w:sz w:val="28"/>
           <w:szCs w:val="28"/>
         </w:rPr>
-        <w:t>著</w:t>
-      </w:r>
-      <w:proofErr w:type="gramEnd"/>
-      <w:r>
-        <w:rPr>
-          <w:rFonts w:ascii="標楷體" w:eastAsia="標楷體" w:hAnsi="標楷體" w:cs="標楷體" w:hint="eastAsia"/>
-          <w:color w:val="000000"/>
-          <w:spacing w:val="-2"/>
-          <w:sz w:val="28"/>
-          <w:szCs w:val="28"/>
-        </w:rPr>
-        <w:t>「</w:t>
-      </w:r>
-      <w:r>
-        <w:rPr>
-          <w:rFonts w:ascii="標楷體" w:eastAsia="標楷體" w:hAnsi="標楷體" w:cs="標楷體" w:hint="eastAsia"/>
-          <w:color w:val="000000"/>
-          <w:spacing w:val="-2"/>
-          <w:sz w:val="28"/>
-          <w:szCs w:val="28"/>
-        </w:rPr>
-        <w:t>在這個時代做中國人的苦惱</w:t>
-      </w:r>
-      <w:r>
-        <w:rPr>
-          <w:rFonts w:ascii="標楷體" w:eastAsia="標楷體" w:hAnsi="標楷體" w:cs="標楷體" w:hint="eastAsia"/>
-          <w:color w:val="000000"/>
-          <w:spacing w:val="-2"/>
-          <w:sz w:val="28"/>
-          <w:szCs w:val="28"/>
-        </w:rPr>
-        <w:t>」</w:t>
-      </w:r>
-      <w:r>
-        <w:rPr>
-          <w:rFonts w:ascii="標楷體" w:eastAsia="標楷體" w:hAnsi="標楷體" w:cs="標楷體" w:hint="eastAsia"/>
-          <w:color w:val="000000"/>
-          <w:spacing w:val="-2"/>
-          <w:sz w:val="28"/>
-          <w:szCs w:val="28"/>
-        </w:rPr>
-        <w:t>，</w:t>
-      </w:r>
-      <w:r>
-        <w:rPr>
-          <w:rFonts w:ascii="標楷體" w:eastAsia="標楷體" w:hAnsi="標楷體" w:cs="標楷體" w:hint="eastAsia"/>
-          <w:color w:val="000000"/>
-          <w:spacing w:val="-2"/>
-          <w:sz w:val="28"/>
-          <w:szCs w:val="28"/>
-        </w:rPr>
-        <w:t>「</w:t>
-      </w:r>
-      <w:proofErr w:type="gramStart"/>
-      <w:r>
-        <w:rPr>
-          <w:rFonts w:ascii="標楷體" w:eastAsia="標楷體" w:hAnsi="標楷體" w:cs="標楷體" w:hint="eastAsia"/>
-          <w:color w:val="000000"/>
-          <w:spacing w:val="-2"/>
-          <w:sz w:val="28"/>
-          <w:szCs w:val="28"/>
-        </w:rPr>
-        <w:t>夜坐聽</w:t>
-      </w:r>
-      <w:proofErr w:type="gramEnd"/>
-      <w:r>
-        <w:rPr>
-          <w:rFonts w:ascii="標楷體" w:eastAsia="標楷體" w:hAnsi="標楷體" w:cs="標楷體" w:hint="eastAsia"/>
-          <w:color w:val="000000"/>
-          <w:spacing w:val="-2"/>
-          <w:sz w:val="28"/>
-          <w:szCs w:val="28"/>
-        </w:rPr>
-        <w:t>風，</w:t>
-      </w:r>
-      <w:proofErr w:type="gramStart"/>
-      <w:r>
-        <w:rPr>
-          <w:rFonts w:ascii="標楷體" w:eastAsia="標楷體" w:hAnsi="標楷體" w:cs="標楷體" w:hint="eastAsia"/>
-          <w:color w:val="000000"/>
-          <w:spacing w:val="-2"/>
-          <w:sz w:val="28"/>
-          <w:szCs w:val="28"/>
-        </w:rPr>
-        <w:t>晝眠聽</w:t>
-      </w:r>
-      <w:proofErr w:type="gramEnd"/>
-      <w:r>
-        <w:rPr>
-          <w:rFonts w:ascii="標楷體" w:eastAsia="標楷體" w:hAnsi="標楷體" w:cs="標楷體" w:hint="eastAsia"/>
-          <w:color w:val="000000"/>
-          <w:spacing w:val="-2"/>
-          <w:sz w:val="28"/>
-          <w:szCs w:val="28"/>
-        </w:rPr>
-        <w:t>雨</w:t>
-      </w:r>
-      <w:r>
-        <w:rPr>
-          <w:rFonts w:ascii="標楷體" w:eastAsia="標楷體" w:hAnsi="標楷體" w:cs="標楷體" w:hint="eastAsia"/>
-          <w:color w:val="000000"/>
-          <w:spacing w:val="-2"/>
-          <w:sz w:val="28"/>
-          <w:szCs w:val="28"/>
-        </w:rPr>
-        <w:t>」</w:t>
-      </w:r>
-      <w:r>
-        <w:rPr>
-          <w:rFonts w:ascii="標楷體" w:eastAsia="標楷體" w:hAnsi="標楷體" w:cs="標楷體" w:hint="eastAsia"/>
-          <w:color w:val="000000"/>
-          <w:spacing w:val="-2"/>
-          <w:sz w:val="28"/>
-          <w:szCs w:val="28"/>
-        </w:rPr>
-        <w:t>，在陰霾中盼望飄起絢麗的彩虹。</w:t>
-      </w:r>
-      <w:r>
-        <w:rPr>
-          <w:rFonts w:ascii="標楷體" w:eastAsia="標楷體" w:hAnsi="標楷體" w:cs="標楷體" w:hint="eastAsia"/>
-          <w:color w:val="000000"/>
-          <w:spacing w:val="-2"/>
-          <w:sz w:val="28"/>
-          <w:szCs w:val="28"/>
-        </w:rPr>
-        <w:t>但</w:t>
-      </w:r>
-      <w:r>
-        <w:rPr>
-          <w:rFonts w:ascii="標楷體" w:eastAsia="標楷體" w:hAnsi="標楷體" w:cs="標楷體" w:hint="eastAsia"/>
-          <w:color w:val="000000"/>
-          <w:spacing w:val="-2"/>
-          <w:sz w:val="28"/>
-          <w:szCs w:val="28"/>
-        </w:rPr>
-        <w:t>生活貧乏，整天</w:t>
-      </w:r>
-      <w:r>
-        <w:rPr>
-          <w:rFonts w:ascii="標楷體" w:eastAsia="標楷體" w:hAnsi="標楷體" w:cs="標楷體" w:hint="eastAsia"/>
-          <w:color w:val="000000"/>
-          <w:spacing w:val="-2"/>
-          <w:sz w:val="28"/>
-          <w:szCs w:val="28"/>
-        </w:rPr>
-        <w:t>「</w:t>
-      </w:r>
-      <w:proofErr w:type="gramStart"/>
-      <w:r>
-        <w:rPr>
-          <w:rFonts w:ascii="標楷體" w:eastAsia="標楷體" w:hAnsi="標楷體" w:cs="標楷體" w:hint="eastAsia"/>
-          <w:color w:val="000000"/>
-          <w:spacing w:val="-2"/>
-          <w:sz w:val="28"/>
-          <w:szCs w:val="28"/>
-        </w:rPr>
-        <w:t>窗頭明月枕邊書</w:t>
-      </w:r>
-      <w:proofErr w:type="gramEnd"/>
-      <w:r>
-        <w:rPr>
-          <w:rFonts w:ascii="標楷體" w:eastAsia="標楷體" w:hAnsi="標楷體" w:cs="標楷體" w:hint="eastAsia"/>
-          <w:color w:val="000000"/>
-          <w:spacing w:val="-2"/>
-          <w:sz w:val="28"/>
-          <w:szCs w:val="28"/>
-        </w:rPr>
-        <w:t>」</w:t>
-      </w:r>
-      <w:r>
-        <w:rPr>
-          <w:rFonts w:ascii="標楷體" w:eastAsia="標楷體" w:hAnsi="標楷體" w:cs="標楷體" w:hint="eastAsia"/>
-          <w:color w:val="000000"/>
-          <w:spacing w:val="-2"/>
-          <w:sz w:val="28"/>
-          <w:szCs w:val="28"/>
-        </w:rPr>
-        <w:t>，詩人只能在</w:t>
-      </w:r>
-      <w:r>
-        <w:rPr>
-          <w:rFonts w:ascii="標楷體" w:eastAsia="標楷體" w:hAnsi="標楷體" w:cs="標楷體" w:hint="eastAsia"/>
-          <w:color w:val="000000"/>
-          <w:spacing w:val="-2"/>
-          <w:sz w:val="28"/>
-          <w:szCs w:val="28"/>
-        </w:rPr>
-        <w:t>「</w:t>
-      </w:r>
-      <w:r>
-        <w:rPr>
-          <w:rFonts w:ascii="標楷體" w:eastAsia="標楷體" w:hAnsi="標楷體" w:cs="標楷體" w:hint="eastAsia"/>
-          <w:color w:val="000000"/>
-          <w:spacing w:val="-2"/>
-          <w:sz w:val="28"/>
-          <w:szCs w:val="28"/>
-        </w:rPr>
-        <w:t>舊時的腳印</w:t>
-      </w:r>
-      <w:r>
-        <w:rPr>
-          <w:rFonts w:ascii="標楷體" w:eastAsia="標楷體" w:hAnsi="標楷體" w:cs="標楷體" w:hint="eastAsia"/>
-          <w:color w:val="000000"/>
-          <w:spacing w:val="-2"/>
-          <w:sz w:val="28"/>
-          <w:szCs w:val="28"/>
-        </w:rPr>
-        <w:t>」</w:t>
-      </w:r>
-      <w:r>
-        <w:rPr>
-          <w:rFonts w:ascii="標楷體" w:eastAsia="標楷體" w:hAnsi="標楷體" w:cs="標楷體" w:hint="eastAsia"/>
-          <w:color w:val="000000"/>
-          <w:spacing w:val="-2"/>
-          <w:sz w:val="28"/>
-          <w:szCs w:val="28"/>
-        </w:rPr>
-        <w:t>、</w:t>
-      </w:r>
-      <w:r>
-        <w:rPr>
-          <w:rFonts w:ascii="標楷體" w:eastAsia="標楷體" w:hAnsi="標楷體" w:cs="標楷體" w:hint="eastAsia"/>
-          <w:color w:val="000000"/>
-          <w:spacing w:val="-2"/>
-          <w:sz w:val="28"/>
-          <w:szCs w:val="28"/>
-        </w:rPr>
-        <w:t>「</w:t>
-      </w:r>
-      <w:r>
-        <w:rPr>
-          <w:rFonts w:ascii="標楷體" w:eastAsia="標楷體" w:hAnsi="標楷體" w:cs="標楷體" w:hint="eastAsia"/>
-          <w:color w:val="000000"/>
-          <w:spacing w:val="-2"/>
-          <w:sz w:val="28"/>
-          <w:szCs w:val="28"/>
-        </w:rPr>
-        <w:t>青春的彩衣</w:t>
-      </w:r>
-      <w:r>
-        <w:rPr>
-          <w:rFonts w:ascii="標楷體" w:eastAsia="標楷體" w:hAnsi="標楷體" w:cs="標楷體" w:hint="eastAsia"/>
-          <w:color w:val="000000"/>
-          <w:spacing w:val="-2"/>
-          <w:sz w:val="28"/>
-          <w:szCs w:val="28"/>
-        </w:rPr>
-        <w:t>」</w:t>
-      </w:r>
-      <w:r>
-        <w:rPr>
-          <w:rFonts w:ascii="標楷體" w:eastAsia="標楷體" w:hAnsi="標楷體" w:cs="標楷體" w:hint="eastAsia"/>
-          <w:color w:val="000000"/>
-          <w:spacing w:val="-2"/>
-          <w:sz w:val="28"/>
-          <w:szCs w:val="28"/>
-        </w:rPr>
-        <w:t>和星光下的</w:t>
+        <w:t>中尋求</w:t>
       </w:r>
       <w:r>
         <w:rPr>
@@ -1741,7 +1506,7 @@
           <w:sz w:val="28"/>
           <w:szCs w:val="28"/>
         </w:rPr>
-        <w:t>盤桓</w:t>
+        <w:t>慰藉</w:t>
       </w:r>
       <w:r>
         <w:rPr>
@@ -1751,41 +1516,18 @@
           <w:sz w:val="28"/>
           <w:szCs w:val="28"/>
         </w:rPr>
-        <w:t>中尋求</w:t>
-      </w:r>
-      <w:r>
-        <w:rPr>
-          <w:rFonts w:ascii="標楷體" w:eastAsia="標楷體" w:hAnsi="標楷體" w:cs="標楷體" w:hint="eastAsia"/>
-          <w:b/>
-          <w:bCs/>
+        <w:t>。個性的輕柔、憂鬱和時代的重壓，使《雨巷》成為現實黑暗和理想幻滅在詩人心中的投影，貯</w:t>
+      </w:r>
+      <w:r>
+        <w:rPr>
+          <w:rFonts w:ascii="標楷體" w:eastAsia="標楷體" w:hAnsi="標楷體" w:cs="標楷體" w:hint="eastAsia"/>
           <w:color w:val="000000"/>
           <w:spacing w:val="-2"/>
           <w:sz w:val="28"/>
           <w:szCs w:val="28"/>
         </w:rPr>
-        <w:t>慰藉</w:t>
-      </w:r>
-      <w:r>
-        <w:rPr>
-          <w:rFonts w:ascii="標楷體" w:eastAsia="標楷體" w:hAnsi="標楷體" w:cs="標楷體" w:hint="eastAsia"/>
-          <w:color w:val="000000"/>
-          <w:spacing w:val="-2"/>
-          <w:sz w:val="28"/>
-          <w:szCs w:val="28"/>
-        </w:rPr>
-        <w:t>。個性的輕柔、憂鬱和時代的重壓，使《雨巷》成為現實黑暗和理想幻滅在詩人心中的投影，貯</w:t>
-      </w:r>
-      <w:r>
-        <w:rPr>
-          <w:rFonts w:ascii="標楷體" w:eastAsia="標楷體" w:hAnsi="標楷體" w:cs="標楷體" w:hint="eastAsia"/>
-          <w:color w:val="000000"/>
-          <w:spacing w:val="-2"/>
-          <w:sz w:val="28"/>
-          <w:szCs w:val="28"/>
-        </w:rPr>
         <w:t>(</w:t>
       </w:r>
-      <w:proofErr w:type="gramStart"/>
       <w:r>
         <w:rPr>
           <w:rFonts w:ascii="標楷體" w:eastAsia="標楷體" w:hAnsi="標楷體" w:cs="標楷體" w:hint="eastAsia"/>
@@ -1794,19 +1536,18 @@
           <w:sz w:val="16"/>
           <w:szCs w:val="16"/>
         </w:rPr>
-        <w:t>ㄓㄨ</w:t>
-      </w:r>
-      <w:r>
-        <w:rPr>
-          <w:rFonts w:ascii="標楷體" w:eastAsia="標楷體" w:hAnsi="標楷體" w:cs="標楷體" w:hint="eastAsia"/>
-          <w:color w:val="FF0000"/>
+        <w:t>ㄓㄨˇ</w:t>
+      </w:r>
+      <w:r>
+        <w:rPr>
+          <w:rFonts w:ascii="標楷體" w:eastAsia="標楷體" w:hAnsi="標楷體" w:cs="標楷體" w:hint="eastAsia"/>
+          <w:color w:val="000000"/>
           <w:spacing w:val="-2"/>
-          <w:sz w:val="16"/>
-          <w:szCs w:val="16"/>
-        </w:rPr>
-        <w:t>ˇ</w:t>
-      </w:r>
-      <w:proofErr w:type="gramEnd"/>
+          <w:sz w:val="28"/>
+          <w:szCs w:val="28"/>
+        </w:rPr>
+        <w:t>)</w:t>
+      </w:r>
       <w:r>
         <w:rPr>
           <w:rFonts w:ascii="標楷體" w:eastAsia="標楷體" w:hAnsi="標楷體" w:cs="標楷體" w:hint="eastAsia"/>
@@ -1815,29 +1556,7 @@
           <w:sz w:val="28"/>
           <w:szCs w:val="28"/>
         </w:rPr>
-        <w:t>)</w:t>
-      </w:r>
-      <w:proofErr w:type="gramStart"/>
-      <w:r>
-        <w:rPr>
-          <w:rFonts w:ascii="標楷體" w:eastAsia="標楷體" w:hAnsi="標楷體" w:cs="標楷體" w:hint="eastAsia"/>
-          <w:color w:val="000000"/>
-          <w:spacing w:val="-2"/>
-          <w:sz w:val="28"/>
-          <w:szCs w:val="28"/>
-        </w:rPr>
-        <w:t>滿了彷徨</w:t>
-      </w:r>
-      <w:proofErr w:type="gramEnd"/>
-      <w:r>
-        <w:rPr>
-          <w:rFonts w:ascii="標楷體" w:eastAsia="標楷體" w:hAnsi="標楷體" w:cs="標楷體" w:hint="eastAsia"/>
-          <w:color w:val="000000"/>
-          <w:spacing w:val="-2"/>
-          <w:sz w:val="28"/>
-          <w:szCs w:val="28"/>
-        </w:rPr>
-        <w:t>失望和感傷痛苦的情緒。</w:t>
+        <w:t>滿了彷徨失望和感傷痛苦的情緒。</w:t>
       </w:r>
     </w:p>
     <w:p>
@@ -1866,12 +1585,11 @@
     <w:p>
       <w:pPr>
         <w:widowControl/>
-        <w:spacing w:line="400" w:lineRule="exact"/>
+        <w:spacing w:line="440" w:lineRule="exact"/>
         <w:ind w:left="-6" w:hanging="11"/>
-        <w:rPr>
-          <w:rFonts w:ascii="標楷體" w:eastAsia="標楷體" w:hAnsi="標楷體" w:cs="標楷體" w:hint="eastAsia"/>
-          <w:color w:val="000000"/>
-          <w:spacing w:val="-2"/>
+        <w:jc w:val="both"/>
+        <w:rPr>
+          <w:rFonts w:ascii="標楷體" w:eastAsia="標楷體" w:hAnsi="標楷體"/>
           <w:sz w:val="28"/>
           <w:szCs w:val="28"/>
         </w:rPr>
@@ -1885,22 +1603,12 @@
         </w:rPr>
         <w:t xml:space="preserve">　　</w:t>
       </w:r>
-      <w:r>
-        <w:rPr>
-          <w:rFonts w:ascii="標楷體" w:eastAsia="標楷體" w:hAnsi="標楷體" w:cs="標楷體" w:hint="eastAsia"/>
-          <w:color w:val="000000"/>
-          <w:spacing w:val="-2"/>
-          <w:sz w:val="28"/>
-          <w:szCs w:val="28"/>
-        </w:rPr>
-        <w:t>《雨巷》是</w:t>
-      </w:r>
-      <w:proofErr w:type="gramStart"/>
-      <w:r>
-        <w:rPr>
-          <w:rFonts w:ascii="標楷體" w:eastAsia="標楷體" w:hAnsi="標楷體" w:cs="標楷體" w:hint="eastAsia"/>
-          <w:color w:val="000000"/>
-          <w:spacing w:val="-2"/>
+      <w:hyperlink r:id="rId9" w:history="1"/>
+      <w:hyperlink r:id="rId10" w:history="1"/>
+      <w:hyperlink r:id="rId11" w:history="1"/>
+      <w:r>
+        <w:rPr>
+          <w:rFonts w:ascii="標楷體" w:eastAsia="標楷體" w:hAnsi="標楷體" w:hint="eastAsia"/>
           <w:sz w:val="28"/>
           <w:szCs w:val="28"/>
           <w:u w:val="single"/>
@@ -1909,1298 +1617,509 @@
       </w:r>
       <w:r>
         <w:rPr>
-          <w:rFonts w:ascii="標楷體" w:eastAsia="標楷體" w:hAnsi="標楷體" w:cs="標楷體" w:hint="eastAsia"/>
-          <w:color w:val="000000"/>
-          <w:spacing w:val="-2"/>
-          <w:sz w:val="28"/>
-          <w:szCs w:val="28"/>
-        </w:rPr>
-        <w:t>的</w:t>
-      </w:r>
-      <w:proofErr w:type="gramEnd"/>
-      <w:r>
-        <w:rPr>
-          <w:rFonts w:ascii="標楷體" w:eastAsia="標楷體" w:hAnsi="標楷體" w:cs="標楷體" w:hint="eastAsia"/>
-          <w:color w:val="000000"/>
-          <w:spacing w:val="-2"/>
-          <w:sz w:val="28"/>
-          <w:szCs w:val="28"/>
-        </w:rPr>
-        <w:t>成名之作，發表於1928年8月號《小說月報》上。</w:t>
-      </w:r>
-      <w:proofErr w:type="gramStart"/>
-      <w:r>
-        <w:rPr>
-          <w:rFonts w:ascii="標楷體" w:eastAsia="標楷體" w:hAnsi="標楷體" w:cs="標楷體" w:hint="eastAsia"/>
-          <w:color w:val="000000"/>
-          <w:spacing w:val="-2"/>
-          <w:sz w:val="28"/>
-          <w:szCs w:val="28"/>
-        </w:rPr>
-        <w:t>據</w:t>
-      </w:r>
-      <w:r>
-        <w:rPr>
-          <w:rFonts w:ascii="標楷體" w:eastAsia="標楷體" w:hAnsi="標楷體" w:cs="標楷體" w:hint="eastAsia"/>
-          <w:color w:val="000000"/>
-          <w:spacing w:val="-2"/>
+          <w:rFonts w:ascii="標楷體" w:eastAsia="標楷體" w:hAnsi="標楷體" w:hint="eastAsia"/>
+          <w:sz w:val="28"/>
+          <w:szCs w:val="28"/>
+        </w:rPr>
+        <w:t>的《雨巷》是一首將</w:t>
+      </w:r>
+      <w:r>
+        <w:rPr>
+          <w:rFonts w:ascii="標楷體" w:eastAsia="標楷體" w:hAnsi="標楷體" w:hint="eastAsia"/>
           <w:sz w:val="28"/>
           <w:szCs w:val="28"/>
           <w:u w:val="single"/>
         </w:rPr>
-        <w:t>戴望舒</w:t>
-      </w:r>
-      <w:r>
-        <w:rPr>
-          <w:rFonts w:ascii="標楷體" w:eastAsia="標楷體" w:hAnsi="標楷體" w:cs="標楷體" w:hint="eastAsia"/>
-          <w:color w:val="000000"/>
-          <w:spacing w:val="-2"/>
-          <w:sz w:val="28"/>
-          <w:szCs w:val="28"/>
-        </w:rPr>
-        <w:t>的</w:t>
-      </w:r>
-      <w:proofErr w:type="gramEnd"/>
-      <w:r>
-        <w:rPr>
-          <w:rFonts w:ascii="標楷體" w:eastAsia="標楷體" w:hAnsi="標楷體" w:cs="標楷體" w:hint="eastAsia"/>
-          <w:color w:val="000000"/>
-          <w:spacing w:val="-2"/>
-          <w:sz w:val="28"/>
-          <w:szCs w:val="28"/>
-        </w:rPr>
-        <w:t>友人</w:t>
-      </w:r>
-      <w:r>
-        <w:rPr>
-          <w:rFonts w:ascii="標楷體" w:eastAsia="標楷體" w:hAnsi="標楷體" w:cs="標楷體" w:hint="eastAsia"/>
-          <w:color w:val="000000"/>
-          <w:spacing w:val="-2"/>
-          <w:sz w:val="28"/>
-          <w:szCs w:val="28"/>
-          <w:u w:val="single"/>
-        </w:rPr>
-        <w:t>杜衡</w:t>
-      </w:r>
-      <w:r>
-        <w:rPr>
-          <w:rFonts w:ascii="標楷體" w:eastAsia="標楷體" w:hAnsi="標楷體" w:cs="標楷體" w:hint="eastAsia"/>
-          <w:color w:val="000000"/>
-          <w:spacing w:val="-2"/>
-          <w:sz w:val="28"/>
-          <w:szCs w:val="28"/>
-        </w:rPr>
-        <w:t>在《望舒草》的序言中說，當時代理《小說月報》編輯的</w:t>
-      </w:r>
-      <w:r>
-        <w:rPr>
-          <w:rFonts w:ascii="標楷體" w:eastAsia="標楷體" w:hAnsi="標楷體" w:cs="標楷體" w:hint="eastAsia"/>
-          <w:color w:val="000000"/>
-          <w:spacing w:val="-2"/>
-          <w:sz w:val="28"/>
-          <w:szCs w:val="28"/>
-          <w:u w:val="single"/>
-        </w:rPr>
-        <w:t>葉聖陶</w:t>
-      </w:r>
-      <w:r>
-        <w:rPr>
-          <w:rFonts w:ascii="標楷體" w:eastAsia="標楷體" w:hAnsi="標楷體" w:cs="標楷體" w:hint="eastAsia"/>
-          <w:color w:val="000000"/>
-          <w:spacing w:val="-2"/>
-          <w:sz w:val="28"/>
-          <w:szCs w:val="28"/>
-        </w:rPr>
-        <w:t>，一看到這首詩就有信來，稱許他替新詩的音節開了一個新的紀元，</w:t>
-      </w:r>
-      <w:r>
-        <w:rPr>
-          <w:rFonts w:ascii="標楷體" w:eastAsia="標楷體" w:hAnsi="標楷體" w:cs="標楷體" w:hint="eastAsia"/>
-          <w:color w:val="000000"/>
-          <w:spacing w:val="-2"/>
-          <w:sz w:val="28"/>
-          <w:szCs w:val="28"/>
-          <w:u w:val="single"/>
-        </w:rPr>
-        <w:t>聖陶</w:t>
-      </w:r>
-      <w:r>
-        <w:rPr>
-          <w:rFonts w:ascii="標楷體" w:eastAsia="標楷體" w:hAnsi="標楷體" w:cs="標楷體" w:hint="eastAsia"/>
-          <w:color w:val="000000"/>
-          <w:spacing w:val="-2"/>
-          <w:sz w:val="28"/>
-          <w:szCs w:val="28"/>
-        </w:rPr>
-        <w:t>先生的推薦</w:t>
-      </w:r>
-      <w:proofErr w:type="gramStart"/>
-      <w:r>
-        <w:rPr>
-          <w:rFonts w:ascii="標楷體" w:eastAsia="標楷體" w:hAnsi="標楷體" w:cs="標楷體" w:hint="eastAsia"/>
-          <w:color w:val="000000"/>
-          <w:spacing w:val="-2"/>
-          <w:sz w:val="28"/>
-          <w:szCs w:val="28"/>
-        </w:rPr>
-        <w:t>使</w:t>
-      </w:r>
-      <w:r>
-        <w:rPr>
-          <w:rFonts w:ascii="標楷體" w:eastAsia="標楷體" w:hAnsi="標楷體" w:cs="標楷體" w:hint="eastAsia"/>
-          <w:color w:val="000000"/>
-          <w:spacing w:val="-2"/>
-          <w:sz w:val="28"/>
-          <w:szCs w:val="28"/>
-          <w:u w:val="single"/>
-        </w:rPr>
-        <w:t>望舒</w:t>
-      </w:r>
-      <w:r>
-        <w:rPr>
-          <w:rFonts w:ascii="標楷體" w:eastAsia="標楷體" w:hAnsi="標楷體" w:cs="標楷體" w:hint="eastAsia"/>
-          <w:color w:val="000000"/>
-          <w:spacing w:val="-2"/>
-          <w:sz w:val="28"/>
-          <w:szCs w:val="28"/>
-        </w:rPr>
-        <w:t>得到</w:t>
-      </w:r>
-      <w:proofErr w:type="gramEnd"/>
-      <w:r>
-        <w:rPr>
-          <w:rFonts w:ascii="標楷體" w:eastAsia="標楷體" w:hAnsi="標楷體" w:cs="標楷體" w:hint="eastAsia"/>
-          <w:color w:val="000000"/>
-          <w:spacing w:val="-2"/>
-          <w:sz w:val="28"/>
-          <w:szCs w:val="28"/>
-        </w:rPr>
-        <w:t>了</w:t>
-      </w:r>
-      <w:r>
-        <w:rPr>
-          <w:rFonts w:ascii="標楷體" w:eastAsia="標楷體" w:hAnsi="標楷體" w:cs="標楷體" w:hint="eastAsia"/>
-          <w:color w:val="000000"/>
-          <w:spacing w:val="-2"/>
-          <w:sz w:val="28"/>
-          <w:szCs w:val="28"/>
-        </w:rPr>
-        <w:t>「</w:t>
-      </w:r>
-      <w:proofErr w:type="gramStart"/>
-      <w:r>
-        <w:rPr>
-          <w:rFonts w:ascii="標楷體" w:eastAsia="標楷體" w:hAnsi="標楷體" w:cs="標楷體" w:hint="eastAsia"/>
-          <w:color w:val="000000"/>
-          <w:spacing w:val="-2"/>
-          <w:sz w:val="28"/>
-          <w:szCs w:val="28"/>
-        </w:rPr>
-        <w:t>雨巷詩人</w:t>
-      </w:r>
-      <w:proofErr w:type="gramEnd"/>
-      <w:r>
-        <w:rPr>
-          <w:rFonts w:ascii="標楷體" w:eastAsia="標楷體" w:hAnsi="標楷體" w:cs="標楷體" w:hint="eastAsia"/>
-          <w:color w:val="000000"/>
-          <w:spacing w:val="-2"/>
-          <w:sz w:val="28"/>
-          <w:szCs w:val="28"/>
-        </w:rPr>
-        <w:t>」</w:t>
-      </w:r>
-      <w:r>
-        <w:rPr>
-          <w:rFonts w:ascii="標楷體" w:eastAsia="標楷體" w:hAnsi="標楷體" w:cs="標楷體" w:hint="eastAsia"/>
-          <w:color w:val="000000"/>
-          <w:spacing w:val="-2"/>
-          <w:sz w:val="28"/>
-          <w:szCs w:val="28"/>
-        </w:rPr>
-        <w:t>的稱號。</w:t>
+        <w:t>中國</w:t>
+      </w:r>
+      <w:r>
+        <w:rPr>
+          <w:rFonts w:ascii="標楷體" w:eastAsia="標楷體" w:hAnsi="標楷體" w:hint="eastAsia"/>
+          <w:sz w:val="28"/>
+          <w:szCs w:val="28"/>
+        </w:rPr>
+        <w:t>傳統</w:t>
+      </w:r>
+      <w:r>
+        <w:rPr>
+          <w:rFonts w:ascii="標楷體" w:eastAsia="標楷體" w:hAnsi="標楷體" w:hint="eastAsia"/>
+          <w:b/>
+          <w:bCs/>
+          <w:sz w:val="28"/>
+          <w:szCs w:val="28"/>
+        </w:rPr>
+        <w:t>古典意象</w:t>
+      </w:r>
+      <w:r>
+        <w:rPr>
+          <w:rFonts w:ascii="標楷體" w:eastAsia="標楷體" w:hAnsi="標楷體" w:hint="eastAsia"/>
+          <w:sz w:val="28"/>
+          <w:szCs w:val="28"/>
+        </w:rPr>
+        <w:t>與西方</w:t>
+      </w:r>
+      <w:r>
+        <w:rPr>
+          <w:rFonts w:ascii="標楷體" w:eastAsia="標楷體" w:hAnsi="標楷體" w:hint="eastAsia"/>
+          <w:b/>
+          <w:bCs/>
+          <w:sz w:val="28"/>
+          <w:szCs w:val="28"/>
+        </w:rPr>
+        <w:t>象徵主義</w:t>
+      </w:r>
+      <w:r>
+        <w:rPr>
+          <w:rFonts w:ascii="標楷體" w:eastAsia="標楷體" w:hAnsi="標楷體" w:hint="eastAsia"/>
+          <w:sz w:val="28"/>
+          <w:szCs w:val="28"/>
+        </w:rPr>
+        <w:t>完美融合的現代詩傑作。全詩透過「雨巷」、「油紙傘」與「丁香姑娘」等核心意象，構築了一個</w:t>
+      </w:r>
+      <w:r>
+        <w:rPr>
+          <w:rFonts w:ascii="標楷體" w:eastAsia="標楷體" w:hAnsi="標楷體" w:hint="eastAsia"/>
+          <w:b/>
+          <w:bCs/>
+          <w:sz w:val="28"/>
+          <w:szCs w:val="28"/>
+        </w:rPr>
+        <w:t>陰鬱</w:t>
+      </w:r>
+      <w:r>
+        <w:rPr>
+          <w:rFonts w:ascii="標楷體" w:eastAsia="標楷體" w:hAnsi="標楷體" w:hint="eastAsia"/>
+          <w:sz w:val="28"/>
+          <w:szCs w:val="28"/>
+        </w:rPr>
+        <w:t>、淒美且帶有神祕色彩的藝術世界，傳達出詩人內心深處的孤寂、追尋與幻滅。</w:t>
       </w:r>
     </w:p>
     <w:p>
       <w:pPr>
         <w:widowControl/>
-        <w:spacing w:line="400" w:lineRule="exact"/>
+        <w:spacing w:line="440" w:lineRule="exact"/>
         <w:ind w:left="-6" w:hanging="11"/>
-        <w:rPr>
-          <w:rFonts w:ascii="標楷體" w:eastAsia="標楷體" w:hAnsi="標楷體" w:cs="標楷體" w:hint="eastAsia"/>
-          <w:color w:val="000000"/>
-          <w:spacing w:val="-2"/>
-          <w:sz w:val="28"/>
-          <w:szCs w:val="28"/>
-        </w:rPr>
-      </w:pPr>
-      <w:r>
-        <w:rPr>
-          <w:rFonts w:ascii="標楷體" w:eastAsia="標楷體" w:hAnsi="標楷體" w:cs="標楷體" w:hint="eastAsia"/>
-          <w:color w:val="000000"/>
-          <w:spacing w:val="-2"/>
-          <w:sz w:val="28"/>
-          <w:szCs w:val="28"/>
-        </w:rPr>
-        <w:t xml:space="preserve">    </w:t>
-      </w:r>
-      <w:r>
-        <w:rPr>
-          <w:rFonts w:ascii="標楷體" w:eastAsia="標楷體" w:hAnsi="標楷體" w:cs="標楷體" w:hint="eastAsia"/>
-          <w:color w:val="000000"/>
-          <w:spacing w:val="-2"/>
-          <w:sz w:val="28"/>
-          <w:szCs w:val="28"/>
-        </w:rPr>
-        <w:t>《雨巷》這首詩</w:t>
-      </w:r>
-      <w:r>
-        <w:rPr>
-          <w:rFonts w:ascii="標楷體" w:eastAsia="標楷體" w:hAnsi="標楷體" w:cs="標楷體" w:hint="eastAsia"/>
-          <w:color w:val="000000"/>
-          <w:spacing w:val="-2"/>
-          <w:sz w:val="28"/>
-          <w:szCs w:val="28"/>
-        </w:rPr>
-        <w:t>，</w:t>
-      </w:r>
-      <w:r>
-        <w:rPr>
-          <w:rFonts w:ascii="標楷體" w:eastAsia="標楷體" w:hAnsi="標楷體" w:cs="標楷體" w:hint="eastAsia"/>
-          <w:color w:val="000000"/>
-          <w:spacing w:val="-2"/>
-          <w:sz w:val="28"/>
-          <w:szCs w:val="28"/>
-        </w:rPr>
-        <w:t>寫一位沉醉於感情追求的青年，常常獨自徬徨在悠長</w:t>
-      </w:r>
-      <w:proofErr w:type="gramStart"/>
-      <w:r>
-        <w:rPr>
-          <w:rFonts w:ascii="標楷體" w:eastAsia="標楷體" w:hAnsi="標楷體" w:cs="標楷體" w:hint="eastAsia"/>
-          <w:color w:val="000000"/>
-          <w:spacing w:val="-2"/>
-          <w:sz w:val="28"/>
-          <w:szCs w:val="28"/>
-        </w:rPr>
-        <w:t>的雨巷</w:t>
-      </w:r>
-      <w:proofErr w:type="gramEnd"/>
-      <w:r>
-        <w:rPr>
-          <w:rFonts w:ascii="標楷體" w:eastAsia="標楷體" w:hAnsi="標楷體" w:cs="標楷體" w:hint="eastAsia"/>
-          <w:color w:val="000000"/>
-          <w:spacing w:val="-2"/>
-          <w:sz w:val="28"/>
-          <w:szCs w:val="28"/>
-        </w:rPr>
-        <w:t>，</w:t>
-      </w:r>
-      <w:r>
-        <w:rPr>
-          <w:rFonts w:ascii="標楷體" w:eastAsia="標楷體" w:hAnsi="標楷體" w:cs="標楷體" w:hint="eastAsia"/>
-          <w:color w:val="000000"/>
-          <w:spacing w:val="-2"/>
-          <w:sz w:val="28"/>
-          <w:szCs w:val="28"/>
-        </w:rPr>
-        <w:t>等待一位姣好的姑娘，因為姑娘的家就</w:t>
-      </w:r>
-      <w:proofErr w:type="gramStart"/>
-      <w:r>
-        <w:rPr>
-          <w:rFonts w:ascii="標楷體" w:eastAsia="標楷體" w:hAnsi="標楷體" w:cs="標楷體" w:hint="eastAsia"/>
-          <w:color w:val="000000"/>
-          <w:spacing w:val="-2"/>
-          <w:sz w:val="28"/>
-          <w:szCs w:val="28"/>
-        </w:rPr>
-        <w:t>在雨巷的</w:t>
-      </w:r>
-      <w:proofErr w:type="gramEnd"/>
-      <w:r>
-        <w:rPr>
-          <w:rFonts w:ascii="標楷體" w:eastAsia="標楷體" w:hAnsi="標楷體" w:cs="標楷體" w:hint="eastAsia"/>
-          <w:color w:val="000000"/>
-          <w:spacing w:val="-2"/>
-          <w:sz w:val="28"/>
-          <w:szCs w:val="28"/>
-        </w:rPr>
-        <w:t>盡頭</w:t>
-      </w:r>
-      <w:r>
-        <w:rPr>
-          <w:rFonts w:ascii="標楷體" w:eastAsia="標楷體" w:hAnsi="標楷體" w:cs="標楷體" w:hint="eastAsia"/>
-          <w:color w:val="000000"/>
-          <w:spacing w:val="-2"/>
-          <w:sz w:val="28"/>
-          <w:szCs w:val="28"/>
-        </w:rPr>
-        <w:t>，</w:t>
-      </w:r>
-      <w:r>
-        <w:rPr>
-          <w:rFonts w:ascii="標楷體" w:eastAsia="標楷體" w:hAnsi="標楷體" w:cs="標楷體" w:hint="eastAsia"/>
-          <w:color w:val="000000"/>
-          <w:spacing w:val="-2"/>
-          <w:sz w:val="28"/>
-          <w:szCs w:val="28"/>
-        </w:rPr>
-        <w:t>除了春雨打在油紙傘上的聲音</w:t>
-      </w:r>
-      <w:r>
-        <w:rPr>
-          <w:rFonts w:ascii="標楷體" w:eastAsia="標楷體" w:hAnsi="標楷體" w:cs="標楷體" w:hint="eastAsia"/>
-          <w:color w:val="000000"/>
-          <w:spacing w:val="-2"/>
-          <w:sz w:val="28"/>
-          <w:szCs w:val="28"/>
-        </w:rPr>
-        <w:t>，</w:t>
-      </w:r>
-      <w:proofErr w:type="gramStart"/>
-      <w:r>
-        <w:rPr>
-          <w:rFonts w:ascii="標楷體" w:eastAsia="標楷體" w:hAnsi="標楷體" w:cs="標楷體" w:hint="eastAsia"/>
-          <w:color w:val="000000"/>
-          <w:spacing w:val="-2"/>
-          <w:sz w:val="28"/>
-          <w:szCs w:val="28"/>
-        </w:rPr>
-        <w:t>雨巷是</w:t>
-      </w:r>
-      <w:proofErr w:type="gramEnd"/>
-      <w:r>
-        <w:rPr>
-          <w:rFonts w:ascii="標楷體" w:eastAsia="標楷體" w:hAnsi="標楷體" w:cs="標楷體" w:hint="eastAsia"/>
-          <w:color w:val="000000"/>
-          <w:spacing w:val="-2"/>
-          <w:sz w:val="28"/>
-          <w:szCs w:val="28"/>
-        </w:rPr>
-        <w:t>寂寥的。抒情主人公希望</w:t>
-      </w:r>
-      <w:proofErr w:type="gramStart"/>
-      <w:r>
-        <w:rPr>
-          <w:rFonts w:ascii="標楷體" w:eastAsia="標楷體" w:hAnsi="標楷體" w:cs="標楷體" w:hint="eastAsia"/>
-          <w:color w:val="000000"/>
-          <w:spacing w:val="-2"/>
-          <w:sz w:val="28"/>
-          <w:szCs w:val="28"/>
-        </w:rPr>
-        <w:t>逢著</w:t>
-      </w:r>
-      <w:proofErr w:type="gramEnd"/>
-      <w:r>
-        <w:rPr>
-          <w:rFonts w:ascii="標楷體" w:eastAsia="標楷體" w:hAnsi="標楷體" w:cs="標楷體" w:hint="eastAsia"/>
-          <w:color w:val="000000"/>
-          <w:spacing w:val="-2"/>
-          <w:sz w:val="28"/>
-          <w:szCs w:val="28"/>
-        </w:rPr>
-        <w:t>的這位姑娘，她結</w:t>
-      </w:r>
-      <w:proofErr w:type="gramStart"/>
-      <w:r>
-        <w:rPr>
-          <w:rFonts w:ascii="標楷體" w:eastAsia="標楷體" w:hAnsi="標楷體" w:cs="標楷體" w:hint="eastAsia"/>
-          <w:color w:val="000000"/>
-          <w:spacing w:val="-2"/>
-          <w:sz w:val="28"/>
-          <w:szCs w:val="28"/>
-        </w:rPr>
-        <w:t>著愁怨，</w:t>
-      </w:r>
-      <w:proofErr w:type="gramEnd"/>
-      <w:r>
-        <w:rPr>
-          <w:rFonts w:ascii="標楷體" w:eastAsia="標楷體" w:hAnsi="標楷體" w:cs="標楷體" w:hint="eastAsia"/>
-          <w:color w:val="000000"/>
-          <w:spacing w:val="-2"/>
-          <w:sz w:val="28"/>
-          <w:szCs w:val="28"/>
-        </w:rPr>
-        <w:t>她家的</w:t>
-      </w:r>
-      <w:r>
-        <w:rPr>
-          <w:rFonts w:ascii="標楷體" w:eastAsia="標楷體" w:hAnsi="標楷體" w:cs="標楷體" w:hint="eastAsia"/>
+        <w:jc w:val="both"/>
+        <w:rPr>
+          <w:rFonts w:ascii="標楷體" w:eastAsia="標楷體" w:hAnsi="標楷體"/>
+          <w:sz w:val="28"/>
+          <w:szCs w:val="28"/>
+        </w:rPr>
+      </w:pPr>
+      <w:r>
+        <w:rPr>
+          <w:rFonts w:ascii="標楷體" w:eastAsia="標楷體" w:hAnsi="標楷體" w:hint="eastAsia"/>
+          <w:sz w:val="28"/>
+          <w:szCs w:val="28"/>
+        </w:rPr>
+        <w:t xml:space="preserve">　　</w:t>
+      </w:r>
+      <w:r>
+        <w:rPr>
+          <w:rFonts w:ascii="標楷體" w:eastAsia="標楷體" w:hAnsi="標楷體" w:hint="eastAsia"/>
+          <w:sz w:val="28"/>
+          <w:szCs w:val="28"/>
+        </w:rPr>
+        <w:t>本詩最引人入勝之處，在於</w:t>
+      </w:r>
+      <w:r>
+        <w:rPr>
+          <w:rFonts w:ascii="標楷體" w:eastAsia="標楷體" w:hAnsi="標楷體" w:hint="eastAsia"/>
           <w:b/>
           <w:bCs/>
-          <w:color w:val="000000"/>
-          <w:spacing w:val="-2"/>
-          <w:sz w:val="28"/>
-          <w:szCs w:val="28"/>
-        </w:rPr>
-        <w:t>籬</w:t>
-      </w:r>
-      <w:r>
-        <w:rPr>
-          <w:rFonts w:ascii="標楷體" w:eastAsia="標楷體" w:hAnsi="標楷體" w:cs="標楷體" w:hint="eastAsia"/>
-          <w:color w:val="000000"/>
-          <w:spacing w:val="-2"/>
-          <w:sz w:val="28"/>
-          <w:szCs w:val="28"/>
-        </w:rPr>
-        <w:t>牆</w:t>
-      </w:r>
-      <w:proofErr w:type="gramStart"/>
-      <w:r>
-        <w:rPr>
-          <w:rFonts w:ascii="標楷體" w:eastAsia="標楷體" w:hAnsi="標楷體" w:cs="標楷體" w:hint="eastAsia"/>
-          <w:color w:val="000000"/>
-          <w:spacing w:val="-2"/>
-          <w:sz w:val="28"/>
-          <w:szCs w:val="28"/>
-        </w:rPr>
-        <w:t>頹圮</w:t>
-      </w:r>
-      <w:proofErr w:type="gramEnd"/>
-      <w:r>
-        <w:rPr>
-          <w:rFonts w:ascii="標楷體" w:eastAsia="標楷體" w:hAnsi="標楷體" w:cs="標楷體" w:hint="eastAsia"/>
-          <w:color w:val="000000"/>
-          <w:spacing w:val="-2"/>
-          <w:sz w:val="28"/>
-          <w:szCs w:val="28"/>
-        </w:rPr>
-        <w:t>了，她顯然受到命運的打擊，她惆悵、淒清、太息、迷茫，但她沒有</w:t>
-      </w:r>
-      <w:r>
-        <w:rPr>
-          <w:rFonts w:ascii="標楷體" w:eastAsia="標楷體" w:hAnsi="標楷體" w:cs="標楷體" w:hint="eastAsia"/>
+          <w:sz w:val="28"/>
+          <w:szCs w:val="28"/>
+        </w:rPr>
+        <w:t>意象的層疊寄託</w:t>
+      </w:r>
+      <w:r>
+        <w:rPr>
+          <w:rFonts w:ascii="標楷體" w:eastAsia="標楷體" w:hAnsi="標楷體" w:hint="eastAsia"/>
+          <w:sz w:val="28"/>
+          <w:szCs w:val="28"/>
+        </w:rPr>
+        <w:t>與虛實交織。那「悠長、悠長又寂寥的雨巷」，不僅是煙雨</w:t>
+      </w:r>
+      <w:r>
+        <w:rPr>
+          <w:rFonts w:ascii="標楷體" w:eastAsia="標楷體" w:hAnsi="標楷體" w:hint="eastAsia"/>
+          <w:sz w:val="28"/>
+          <w:szCs w:val="28"/>
+          <w:u w:val="single"/>
+        </w:rPr>
+        <w:t>江南</w:t>
+      </w:r>
+      <w:r>
+        <w:rPr>
+          <w:rFonts w:ascii="標楷體" w:eastAsia="標楷體" w:hAnsi="標楷體" w:hint="eastAsia"/>
+          <w:sz w:val="28"/>
+          <w:szCs w:val="28"/>
+        </w:rPr>
+        <w:t>的寫實街景，更是詩人內心迷茫、狹窄且找不到出路的現實寫照，而撐在頭頂的油紙傘，則宛如一層自我防衛與孤立的薄膜，在阻隔外在風雨的同時，愈發加深了獨自彷徨的孤獨感。在這片陰鬱的背景中，承襲</w:t>
+      </w:r>
+      <w:r>
+        <w:rPr>
+          <w:rFonts w:ascii="標楷體" w:eastAsia="標楷體" w:hAnsi="標楷體" w:hint="eastAsia"/>
+          <w:sz w:val="28"/>
+          <w:szCs w:val="28"/>
+          <w:u w:val="single"/>
+        </w:rPr>
+        <w:t>中國</w:t>
+      </w:r>
+      <w:r>
+        <w:rPr>
+          <w:rFonts w:ascii="標楷體" w:eastAsia="標楷體" w:hAnsi="標楷體" w:hint="eastAsia"/>
+          <w:sz w:val="28"/>
+          <w:szCs w:val="28"/>
+        </w:rPr>
+        <w:t>傳統詩詞「愁</w:t>
+      </w:r>
+      <w:r>
+        <w:rPr>
+          <w:rFonts w:ascii="標楷體" w:eastAsia="標楷體" w:hAnsi="標楷體" w:hint="eastAsia"/>
+          <w:sz w:val="28"/>
+          <w:szCs w:val="28"/>
+        </w:rPr>
+        <w:lastRenderedPageBreak/>
+        <w:t>怨」象徵的丁香姑娘悄然現身；她並非具象的戀人，而是一個純潔理想的化身。她那丁香般的顏色、芬芳與憂愁，美麗卻又無比脆弱，極致地象徵了詩人心中渴望</w:t>
+      </w:r>
+      <w:r>
+        <w:rPr>
+          <w:rFonts w:ascii="標楷體" w:eastAsia="標楷體" w:hAnsi="標楷體" w:hint="eastAsia"/>
           <w:b/>
           <w:bCs/>
-          <w:color w:val="000000"/>
-          <w:spacing w:val="-2"/>
-          <w:sz w:val="28"/>
-          <w:szCs w:val="28"/>
-        </w:rPr>
-        <w:t>頹唐</w:t>
-      </w:r>
-      <w:r>
-        <w:rPr>
-          <w:rFonts w:ascii="標楷體" w:eastAsia="標楷體" w:hAnsi="標楷體" w:cs="標楷體" w:hint="eastAsia"/>
-          <w:color w:val="000000"/>
-          <w:spacing w:val="-2"/>
-          <w:sz w:val="28"/>
-          <w:szCs w:val="28"/>
-        </w:rPr>
-        <w:t>，</w:t>
-      </w:r>
-      <w:r>
-        <w:rPr>
-          <w:rFonts w:ascii="標楷體" w:eastAsia="標楷體" w:hAnsi="標楷體" w:cs="標楷體" w:hint="eastAsia"/>
-          <w:color w:val="000000"/>
-          <w:spacing w:val="-2"/>
-          <w:sz w:val="28"/>
-          <w:szCs w:val="28"/>
-        </w:rPr>
-        <w:t>沒有</w:t>
-      </w:r>
-      <w:r>
-        <w:rPr>
-          <w:rFonts w:ascii="標楷體" w:eastAsia="標楷體" w:hAnsi="標楷體" w:cs="標楷體" w:hint="eastAsia"/>
-          <w:color w:val="000000"/>
-          <w:spacing w:val="-2"/>
-          <w:sz w:val="28"/>
-          <w:szCs w:val="28"/>
-        </w:rPr>
-        <w:lastRenderedPageBreak/>
-        <w:t>乞求</w:t>
-      </w:r>
-      <w:r>
-        <w:rPr>
-          <w:rFonts w:ascii="標楷體" w:eastAsia="標楷體" w:hAnsi="標楷體" w:cs="標楷體" w:hint="eastAsia"/>
-          <w:color w:val="000000"/>
-          <w:spacing w:val="-2"/>
-          <w:sz w:val="28"/>
-          <w:szCs w:val="28"/>
-        </w:rPr>
-        <w:t>，</w:t>
-      </w:r>
-      <w:r>
-        <w:rPr>
-          <w:rFonts w:ascii="標楷體" w:eastAsia="標楷體" w:hAnsi="標楷體" w:cs="標楷體" w:hint="eastAsia"/>
-          <w:color w:val="000000"/>
-          <w:spacing w:val="-2"/>
-          <w:sz w:val="28"/>
-          <w:szCs w:val="28"/>
-        </w:rPr>
-        <w:t>她是冷漠和高傲的，她仍然是那麼嫵媚動人，她在沉重的悲哀下沒有低下人的尊貴的頭，像一面旗子一樣地忍受著落到頭上的</w:t>
-      </w:r>
-      <w:bookmarkStart w:id="1" w:name="_Hlk141345077"/>
-      <w:r>
-        <w:rPr>
-          <w:rFonts w:ascii="標楷體" w:eastAsia="標楷體" w:hAnsi="標楷體" w:cs="標楷體" w:hint="eastAsia"/>
+          <w:sz w:val="28"/>
+          <w:szCs w:val="28"/>
+        </w:rPr>
+        <w:t>邂逅</w:t>
+      </w:r>
+      <w:r>
+        <w:rPr>
+          <w:rFonts w:ascii="標楷體" w:eastAsia="標楷體" w:hAnsi="標楷體" w:hint="eastAsia"/>
+          <w:sz w:val="28"/>
+          <w:szCs w:val="28"/>
+        </w:rPr>
+        <w:t>、卻又難以</w:t>
+      </w:r>
+      <w:r>
+        <w:rPr>
+          <w:rFonts w:ascii="標楷體" w:eastAsia="標楷體" w:hAnsi="標楷體" w:hint="eastAsia"/>
           <w:b/>
           <w:bCs/>
-          <w:color w:val="000000"/>
-          <w:spacing w:val="-2"/>
-          <w:sz w:val="28"/>
-          <w:szCs w:val="28"/>
-        </w:rPr>
-        <w:t>磨難</w:t>
-      </w:r>
-      <w:bookmarkEnd w:id="1"/>
-      <w:r>
-        <w:rPr>
-          <w:rFonts w:ascii="標楷體" w:eastAsia="標楷體" w:hAnsi="標楷體" w:cs="標楷體" w:hint="eastAsia"/>
-          <w:color w:val="000000"/>
-          <w:spacing w:val="-2"/>
-          <w:sz w:val="28"/>
-          <w:szCs w:val="28"/>
-        </w:rPr>
-        <w:t>。詩人在這裡堅持了人的尊嚴和頑強生命力的思想。但詩人對於姑娘是感傷的，他拿丁香來比喻姑娘。中國古詩裡有好些吟詠丁香的名句:</w:t>
-      </w:r>
-      <w:r>
-        <w:rPr>
-          <w:rFonts w:ascii="標楷體" w:eastAsia="標楷體" w:hAnsi="標楷體" w:cs="標楷體" w:hint="eastAsia"/>
-          <w:color w:val="000000"/>
-          <w:spacing w:val="-2"/>
-          <w:sz w:val="28"/>
-          <w:szCs w:val="28"/>
-        </w:rPr>
-        <w:t>「</w:t>
-      </w:r>
-      <w:r>
-        <w:rPr>
-          <w:rFonts w:ascii="標楷體" w:eastAsia="標楷體" w:hAnsi="標楷體" w:cs="標楷體" w:hint="eastAsia"/>
-          <w:color w:val="000000"/>
-          <w:spacing w:val="-2"/>
-          <w:sz w:val="28"/>
-          <w:szCs w:val="28"/>
-        </w:rPr>
-        <w:t>丁香</w:t>
-      </w:r>
-      <w:proofErr w:type="gramStart"/>
-      <w:r>
-        <w:rPr>
-          <w:rFonts w:ascii="標楷體" w:eastAsia="標楷體" w:hAnsi="標楷體" w:cs="標楷體" w:hint="eastAsia"/>
-          <w:color w:val="000000"/>
-          <w:spacing w:val="-2"/>
-          <w:sz w:val="28"/>
-          <w:szCs w:val="28"/>
-        </w:rPr>
-        <w:t>空結雨中愁</w:t>
-      </w:r>
-      <w:proofErr w:type="gramEnd"/>
-      <w:r>
-        <w:rPr>
-          <w:rFonts w:ascii="標楷體" w:eastAsia="標楷體" w:hAnsi="標楷體" w:cs="標楷體" w:hint="eastAsia"/>
-          <w:color w:val="000000"/>
-          <w:spacing w:val="-2"/>
-          <w:sz w:val="28"/>
-          <w:szCs w:val="28"/>
-        </w:rPr>
-        <w:t>」</w:t>
-      </w:r>
-      <w:r>
-        <w:rPr>
-          <w:rFonts w:ascii="標楷體" w:eastAsia="標楷體" w:hAnsi="標楷體" w:cs="標楷體" w:hint="eastAsia"/>
-          <w:color w:val="000000"/>
-          <w:spacing w:val="-2"/>
-          <w:sz w:val="28"/>
-          <w:szCs w:val="28"/>
-        </w:rPr>
-        <w:t>，</w:t>
-      </w:r>
-      <w:r>
-        <w:rPr>
-          <w:rFonts w:ascii="標楷體" w:eastAsia="標楷體" w:hAnsi="標楷體" w:cs="標楷體" w:hint="eastAsia"/>
-          <w:color w:val="000000"/>
-          <w:spacing w:val="-2"/>
-          <w:sz w:val="28"/>
-          <w:szCs w:val="28"/>
-        </w:rPr>
-        <w:t>「</w:t>
-      </w:r>
-      <w:r>
-        <w:rPr>
-          <w:rFonts w:ascii="標楷體" w:eastAsia="標楷體" w:hAnsi="標楷體" w:cs="標楷體" w:hint="eastAsia"/>
-          <w:color w:val="000000"/>
-          <w:spacing w:val="-2"/>
-          <w:sz w:val="28"/>
-          <w:szCs w:val="28"/>
-        </w:rPr>
-        <w:t>丁香體柔弱，</w:t>
-      </w:r>
-      <w:proofErr w:type="gramStart"/>
-      <w:r>
-        <w:rPr>
-          <w:rFonts w:ascii="標楷體" w:eastAsia="標楷體" w:hAnsi="標楷體" w:cs="標楷體" w:hint="eastAsia"/>
-          <w:color w:val="000000"/>
-          <w:spacing w:val="-2"/>
-          <w:sz w:val="28"/>
-          <w:szCs w:val="28"/>
-        </w:rPr>
-        <w:t>亂結枝猶墊</w:t>
-      </w:r>
-      <w:proofErr w:type="gramEnd"/>
-      <w:r>
-        <w:rPr>
-          <w:rFonts w:ascii="標楷體" w:eastAsia="標楷體" w:hAnsi="標楷體" w:cs="標楷體" w:hint="eastAsia"/>
-          <w:color w:val="000000"/>
-          <w:spacing w:val="-2"/>
-          <w:sz w:val="28"/>
-          <w:szCs w:val="28"/>
-        </w:rPr>
-        <w:t>」</w:t>
-      </w:r>
-      <w:r>
-        <w:rPr>
-          <w:rFonts w:ascii="標楷體" w:eastAsia="標楷體" w:hAnsi="標楷體" w:cs="標楷體" w:hint="eastAsia"/>
-          <w:color w:val="000000"/>
-          <w:spacing w:val="-2"/>
-          <w:sz w:val="28"/>
-          <w:szCs w:val="28"/>
-        </w:rPr>
-        <w:t>，</w:t>
-      </w:r>
-      <w:r>
-        <w:rPr>
-          <w:rFonts w:ascii="標楷體" w:eastAsia="標楷體" w:hAnsi="標楷體" w:cs="標楷體" w:hint="eastAsia"/>
-          <w:color w:val="000000"/>
-          <w:spacing w:val="-2"/>
-          <w:sz w:val="28"/>
-          <w:szCs w:val="28"/>
-        </w:rPr>
-        <w:t>「</w:t>
-      </w:r>
-      <w:r>
-        <w:rPr>
-          <w:rFonts w:ascii="標楷體" w:eastAsia="標楷體" w:hAnsi="標楷體" w:cs="標楷體" w:hint="eastAsia"/>
-          <w:color w:val="000000"/>
-          <w:spacing w:val="-2"/>
-          <w:sz w:val="28"/>
-          <w:szCs w:val="28"/>
-        </w:rPr>
-        <w:t>芭蕉不展丁香結，同向春風各自愁</w:t>
-      </w:r>
-      <w:r>
-        <w:rPr>
-          <w:rFonts w:ascii="標楷體" w:eastAsia="標楷體" w:hAnsi="標楷體" w:cs="標楷體" w:hint="eastAsia"/>
-          <w:color w:val="000000"/>
-          <w:spacing w:val="-2"/>
-          <w:sz w:val="28"/>
-          <w:szCs w:val="28"/>
-        </w:rPr>
-        <w:t>」</w:t>
-      </w:r>
-      <w:r>
-        <w:rPr>
-          <w:rFonts w:ascii="標楷體" w:eastAsia="標楷體" w:hAnsi="標楷體" w:cs="標楷體" w:hint="eastAsia"/>
-          <w:color w:val="000000"/>
-          <w:spacing w:val="-2"/>
-          <w:sz w:val="28"/>
-          <w:szCs w:val="28"/>
-        </w:rPr>
-        <w:t>等等。丁香開花在仲春時節，詩人們對著丁香往往傷春</w:t>
-      </w:r>
-      <w:r>
-        <w:rPr>
-          <w:rFonts w:ascii="標楷體" w:eastAsia="標楷體" w:hAnsi="標楷體" w:cs="標楷體" w:hint="eastAsia"/>
-          <w:color w:val="000000"/>
-          <w:spacing w:val="-2"/>
-          <w:sz w:val="28"/>
-          <w:szCs w:val="28"/>
-        </w:rPr>
-        <w:t>，</w:t>
-      </w:r>
-      <w:r>
-        <w:rPr>
-          <w:rFonts w:ascii="標楷體" w:eastAsia="標楷體" w:hAnsi="標楷體" w:cs="標楷體" w:hint="eastAsia"/>
-          <w:color w:val="000000"/>
-          <w:spacing w:val="-2"/>
-          <w:sz w:val="28"/>
-          <w:szCs w:val="28"/>
-        </w:rPr>
-        <w:t>說丁香</w:t>
-      </w:r>
-      <w:proofErr w:type="gramStart"/>
-      <w:r>
-        <w:rPr>
-          <w:rFonts w:ascii="標楷體" w:eastAsia="標楷體" w:hAnsi="標楷體" w:cs="標楷體" w:hint="eastAsia"/>
-          <w:color w:val="000000"/>
-          <w:spacing w:val="-2"/>
-          <w:sz w:val="28"/>
-          <w:szCs w:val="28"/>
-        </w:rPr>
-        <w:t>是愁品</w:t>
-      </w:r>
-      <w:proofErr w:type="gramEnd"/>
-      <w:r>
-        <w:rPr>
-          <w:rFonts w:ascii="標楷體" w:eastAsia="標楷體" w:hAnsi="標楷體" w:cs="標楷體" w:hint="eastAsia"/>
-          <w:color w:val="000000"/>
-          <w:spacing w:val="-2"/>
-          <w:sz w:val="28"/>
-          <w:szCs w:val="28"/>
-        </w:rPr>
-        <w:t>。丁香花白色或紫色，</w:t>
-      </w:r>
-      <w:proofErr w:type="gramStart"/>
-      <w:r>
-        <w:rPr>
-          <w:rFonts w:ascii="標楷體" w:eastAsia="標楷體" w:hAnsi="標楷體" w:cs="標楷體" w:hint="eastAsia"/>
-          <w:color w:val="000000"/>
-          <w:spacing w:val="-2"/>
-          <w:sz w:val="28"/>
-          <w:szCs w:val="28"/>
-        </w:rPr>
-        <w:t>香色都</w:t>
-      </w:r>
-      <w:proofErr w:type="gramEnd"/>
-      <w:r>
-        <w:rPr>
-          <w:rFonts w:ascii="標楷體" w:eastAsia="標楷體" w:hAnsi="標楷體" w:cs="標楷體" w:hint="eastAsia"/>
-          <w:color w:val="000000"/>
-          <w:spacing w:val="-2"/>
-          <w:sz w:val="28"/>
-          <w:szCs w:val="28"/>
-        </w:rPr>
-        <w:t>不</w:t>
-      </w:r>
-      <w:r>
-        <w:rPr>
-          <w:rFonts w:ascii="標楷體" w:eastAsia="標楷體" w:hAnsi="標楷體" w:cs="標楷體" w:hint="eastAsia"/>
+          <w:sz w:val="28"/>
+          <w:szCs w:val="28"/>
+        </w:rPr>
+        <w:t>企及</w:t>
+      </w:r>
+      <w:r>
+        <w:rPr>
+          <w:rFonts w:ascii="標楷體" w:eastAsia="標楷體" w:hAnsi="標楷體" w:hint="eastAsia"/>
+          <w:sz w:val="28"/>
+          <w:szCs w:val="28"/>
+        </w:rPr>
+        <w:t>的美好理想與精神寄託。</w:t>
+      </w:r>
+    </w:p>
+    <w:p>
+      <w:pPr>
+        <w:widowControl/>
+        <w:spacing w:line="440" w:lineRule="exact"/>
+        <w:ind w:left="-6" w:hanging="11"/>
+        <w:jc w:val="both"/>
+        <w:rPr>
+          <w:rFonts w:ascii="標楷體" w:eastAsia="標楷體" w:hAnsi="標楷體" w:hint="eastAsia"/>
+          <w:sz w:val="28"/>
+          <w:szCs w:val="28"/>
+        </w:rPr>
+      </w:pPr>
+      <w:r>
+        <w:rPr>
+          <w:rFonts w:ascii="標楷體" w:eastAsia="標楷體" w:hAnsi="標楷體" w:hint="eastAsia"/>
+          <w:sz w:val="28"/>
+          <w:szCs w:val="28"/>
+        </w:rPr>
+        <w:t xml:space="preserve">　　</w:t>
+      </w:r>
+      <w:r>
+        <w:rPr>
+          <w:rFonts w:ascii="標楷體" w:eastAsia="標楷體" w:hAnsi="標楷體" w:hint="eastAsia"/>
+          <w:sz w:val="28"/>
+          <w:szCs w:val="28"/>
+        </w:rPr>
+        <w:t>《雨巷》在音調上具有極高的音樂美。詩歌共七節，首尾兩節採取了驚人的</w:t>
+      </w:r>
+      <w:r>
+        <w:rPr>
+          <w:rFonts w:ascii="標楷體" w:eastAsia="標楷體" w:hAnsi="標楷體" w:hint="eastAsia"/>
           <w:b/>
           <w:bCs/>
-          <w:color w:val="000000"/>
-          <w:spacing w:val="-2"/>
-          <w:sz w:val="28"/>
-          <w:szCs w:val="28"/>
-        </w:rPr>
-        <w:t>輕</w:t>
-      </w:r>
-      <w:r>
-        <w:rPr>
-          <w:rFonts w:ascii="標楷體" w:eastAsia="標楷體" w:hAnsi="標楷體" w:cs="標楷體" w:hint="eastAsia"/>
+          <w:sz w:val="28"/>
+          <w:szCs w:val="28"/>
+        </w:rPr>
+        <w:t>複沓</w:t>
+      </w:r>
+      <w:r>
+        <w:rPr>
+          <w:rFonts w:ascii="標楷體" w:eastAsia="標楷體" w:hAnsi="標楷體" w:hint="eastAsia"/>
+          <w:sz w:val="28"/>
+          <w:szCs w:val="28"/>
+        </w:rPr>
+        <w:t>結構，僅將「我希望逢著」改為「我希望飄過」，形成了一種</w:t>
+      </w:r>
+      <w:r>
+        <w:rPr>
+          <w:rFonts w:ascii="標楷體" w:eastAsia="標楷體" w:hAnsi="標楷體" w:hint="eastAsia"/>
           <w:b/>
           <w:bCs/>
-          <w:color w:val="000000"/>
-          <w:spacing w:val="-2"/>
-          <w:sz w:val="28"/>
-          <w:szCs w:val="28"/>
-        </w:rPr>
-        <w:t>佻</w:t>
-      </w:r>
-      <w:r>
-        <w:rPr>
-          <w:rFonts w:ascii="標楷體" w:eastAsia="標楷體" w:hAnsi="標楷體" w:cs="標楷體" w:hint="eastAsia"/>
-          <w:color w:val="000000"/>
-          <w:spacing w:val="-2"/>
-          <w:sz w:val="28"/>
-          <w:szCs w:val="28"/>
-        </w:rPr>
-        <w:t>。丁香是美麗</w:t>
-      </w:r>
-      <w:proofErr w:type="gramStart"/>
-      <w:r>
-        <w:rPr>
-          <w:rFonts w:ascii="標楷體" w:eastAsia="標楷體" w:hAnsi="標楷體" w:cs="標楷體" w:hint="eastAsia"/>
-          <w:color w:val="000000"/>
-          <w:spacing w:val="-2"/>
-          <w:sz w:val="28"/>
-          <w:szCs w:val="28"/>
-        </w:rPr>
-        <w:t>高潔愁怨三位一體</w:t>
-      </w:r>
-      <w:proofErr w:type="gramEnd"/>
-      <w:r>
-        <w:rPr>
-          <w:rFonts w:ascii="標楷體" w:eastAsia="標楷體" w:hAnsi="標楷體" w:cs="標楷體" w:hint="eastAsia"/>
-          <w:color w:val="000000"/>
-          <w:spacing w:val="-2"/>
-          <w:sz w:val="28"/>
-          <w:szCs w:val="28"/>
-        </w:rPr>
-        <w:t>的象徵。丁香</w:t>
-      </w:r>
-      <w:r>
-        <w:rPr>
-          <w:rFonts w:ascii="標楷體" w:eastAsia="標楷體" w:hAnsi="標楷體" w:cs="標楷體" w:hint="eastAsia"/>
+          <w:sz w:val="28"/>
+          <w:szCs w:val="28"/>
+        </w:rPr>
+        <w:t>循環往復</w:t>
+      </w:r>
+      <w:r>
+        <w:rPr>
+          <w:rFonts w:ascii="標楷體" w:eastAsia="標楷體" w:hAnsi="標楷體" w:hint="eastAsia"/>
+          <w:sz w:val="28"/>
+          <w:szCs w:val="28"/>
+        </w:rPr>
+        <w:t>、無始無終的迴旋感。</w:t>
+      </w:r>
+    </w:p>
+    <w:p>
+      <w:pPr>
+        <w:widowControl/>
+        <w:spacing w:line="440" w:lineRule="exact"/>
+        <w:ind w:left="-6" w:hanging="11"/>
+        <w:jc w:val="both"/>
+        <w:rPr>
+          <w:rFonts w:ascii="標楷體" w:eastAsia="標楷體" w:hAnsi="標楷體"/>
+          <w:sz w:val="28"/>
+          <w:szCs w:val="28"/>
+        </w:rPr>
+      </w:pPr>
+      <w:r>
+        <w:rPr>
+          <w:rFonts w:ascii="標楷體" w:eastAsia="標楷體" w:hAnsi="標楷體" w:hint="eastAsia"/>
+          <w:sz w:val="28"/>
+          <w:szCs w:val="28"/>
+        </w:rPr>
+        <w:t xml:space="preserve">　　</w:t>
+      </w:r>
+      <w:r>
+        <w:rPr>
+          <w:rFonts w:ascii="標楷體" w:eastAsia="標楷體" w:hAnsi="標楷體" w:hint="eastAsia"/>
+          <w:sz w:val="28"/>
+          <w:szCs w:val="28"/>
+        </w:rPr>
+        <w:t>此外，詩中大量運用同音字的重疊（如：悠長、哀怨、遠了）與「ㄤ」字通押的韻腳（巷、娘、芳、長、牆），使整首詩在朗讀時如同雨水滴落石階，節奏舒緩、低沉且帶有迴圈的旋律，將那股揮之不去的哀傷與惆悵，直接滲透進讀者的聽覺感官。</w:t>
+      </w:r>
+    </w:p>
+    <w:p>
+      <w:pPr>
+        <w:widowControl/>
+        <w:spacing w:line="440" w:lineRule="exact"/>
+        <w:ind w:left="-6" w:hanging="11"/>
+        <w:jc w:val="both"/>
+        <w:rPr>
+          <w:rFonts w:ascii="標楷體" w:eastAsia="標楷體" w:hAnsi="標楷體"/>
+          <w:sz w:val="28"/>
+          <w:szCs w:val="28"/>
+        </w:rPr>
+      </w:pPr>
+      <w:r>
+        <w:rPr>
+          <w:rFonts w:ascii="標楷體" w:eastAsia="標楷體" w:hAnsi="標楷體" w:hint="eastAsia"/>
+          <w:sz w:val="28"/>
+          <w:szCs w:val="28"/>
+        </w:rPr>
+        <w:t xml:space="preserve">　　</w:t>
+      </w:r>
+      <w:r>
+        <w:rPr>
+          <w:rFonts w:ascii="標楷體" w:eastAsia="標楷體" w:hAnsi="標楷體" w:hint="eastAsia"/>
+          <w:sz w:val="28"/>
+          <w:szCs w:val="28"/>
+        </w:rPr>
+        <w:t>從情節發展來看，這是一場「期待—相遇—擦肩—幻滅」的心靈歷程。姑娘「靜默地走近」，投出「太息一般的眼光」，隨後又「消了她的顏色，散了她的芬芳」，最終消失在「頹圮的籬牆」。這種從希望到失望的過程，精準地捕捉了1920 年代知識分子在時代動盪中，面對理想幻滅時的迷惘與感傷。</w:t>
+      </w:r>
+    </w:p>
+    <w:p>
+      <w:pPr>
+        <w:widowControl/>
+        <w:spacing w:line="440" w:lineRule="exact"/>
+        <w:ind w:left="-6" w:hanging="11"/>
+        <w:jc w:val="both"/>
+        <w:rPr>
+          <w:rFonts w:ascii="標楷體" w:eastAsia="標楷體" w:hAnsi="標楷體"/>
+          <w:sz w:val="28"/>
+          <w:szCs w:val="28"/>
+        </w:rPr>
+      </w:pPr>
+      <w:r>
+        <w:rPr>
+          <w:rFonts w:ascii="標楷體" w:eastAsia="標楷體" w:hAnsi="標楷體" w:hint="eastAsia"/>
+          <w:sz w:val="28"/>
+          <w:szCs w:val="28"/>
+        </w:rPr>
+        <w:t xml:space="preserve">　　</w:t>
+      </w:r>
+      <w:r>
+        <w:rPr>
+          <w:rFonts w:ascii="標楷體" w:eastAsia="標楷體" w:hAnsi="標楷體" w:hint="eastAsia"/>
+          <w:sz w:val="28"/>
+          <w:szCs w:val="28"/>
+        </w:rPr>
+        <w:t>《雨巷》之所以成為經典，在於它不流於直白的宣洩，而是用朦朧的意象和極具音樂性的語言，將個人的孤獨與時代的惆悵編織在一起。那條走不盡的雨巷與</w:t>
+      </w:r>
+      <w:r>
+        <w:rPr>
+          <w:rFonts w:ascii="標楷體" w:eastAsia="標楷體" w:hAnsi="標楷體" w:hint="eastAsia"/>
           <w:b/>
           <w:bCs/>
-          <w:color w:val="000000"/>
-          <w:spacing w:val="-2"/>
-          <w:sz w:val="28"/>
-          <w:szCs w:val="28"/>
-        </w:rPr>
-        <w:t>姣好</w:t>
-      </w:r>
-      <w:r>
-        <w:rPr>
-          <w:rFonts w:ascii="標楷體" w:eastAsia="標楷體" w:hAnsi="標楷體" w:cs="標楷體" w:hint="eastAsia"/>
-          <w:color w:val="000000"/>
-          <w:spacing w:val="-2"/>
-          <w:sz w:val="28"/>
-          <w:szCs w:val="28"/>
-        </w:rPr>
-        <w:t>，但易</w:t>
-      </w:r>
-      <w:r>
-        <w:rPr>
-          <w:rFonts w:ascii="標楷體" w:eastAsia="標楷體" w:hAnsi="標楷體" w:cs="標楷體" w:hint="eastAsia"/>
-          <w:color w:val="000000"/>
-          <w:spacing w:val="-2"/>
-          <w:sz w:val="28"/>
-          <w:szCs w:val="28"/>
-        </w:rPr>
-        <w:t>凋謝</w:t>
-      </w:r>
-      <w:r>
-        <w:rPr>
-          <w:rFonts w:ascii="標楷體" w:eastAsia="標楷體" w:hAnsi="標楷體" w:cs="標楷體" w:hint="eastAsia"/>
-          <w:color w:val="000000"/>
-          <w:spacing w:val="-2"/>
-          <w:sz w:val="28"/>
-          <w:szCs w:val="28"/>
-        </w:rPr>
-        <w:t>。丁香一樣的姑娘，是做著</w:t>
-      </w:r>
-      <w:proofErr w:type="gramStart"/>
-      <w:r>
-        <w:rPr>
-          <w:rFonts w:ascii="標楷體" w:eastAsia="標楷體" w:hAnsi="標楷體" w:cs="標楷體" w:hint="eastAsia"/>
-          <w:color w:val="000000"/>
-          <w:spacing w:val="-2"/>
-          <w:sz w:val="28"/>
-          <w:szCs w:val="28"/>
-        </w:rPr>
-        <w:t>跪弱</w:t>
-      </w:r>
-      <w:proofErr w:type="gramEnd"/>
-      <w:r>
-        <w:rPr>
-          <w:rFonts w:ascii="標楷體" w:eastAsia="標楷體" w:hAnsi="標楷體" w:cs="標楷體" w:hint="eastAsia"/>
-          <w:color w:val="000000"/>
-          <w:spacing w:val="-2"/>
-          <w:sz w:val="28"/>
-          <w:szCs w:val="28"/>
-        </w:rPr>
-        <w:t>的夢的姑娘，她的</w:t>
-      </w:r>
-      <w:proofErr w:type="gramStart"/>
-      <w:r>
-        <w:rPr>
-          <w:rFonts w:ascii="標楷體" w:eastAsia="標楷體" w:hAnsi="標楷體" w:cs="標楷體" w:hint="eastAsia"/>
-          <w:color w:val="000000"/>
-          <w:spacing w:val="-2"/>
-          <w:sz w:val="28"/>
-          <w:szCs w:val="28"/>
-        </w:rPr>
-        <w:t>愁怨自然</w:t>
-      </w:r>
-      <w:proofErr w:type="gramEnd"/>
-      <w:r>
-        <w:rPr>
-          <w:rFonts w:ascii="標楷體" w:eastAsia="標楷體" w:hAnsi="標楷體" w:cs="標楷體" w:hint="eastAsia"/>
-          <w:color w:val="000000"/>
-          <w:spacing w:val="-2"/>
-          <w:sz w:val="28"/>
-          <w:szCs w:val="28"/>
-        </w:rPr>
-        <w:t>少不了。</w:t>
+          <w:sz w:val="28"/>
+          <w:szCs w:val="28"/>
+        </w:rPr>
+        <w:t>縹緲</w:t>
+      </w:r>
+      <w:r>
+        <w:rPr>
+          <w:rFonts w:ascii="標楷體" w:eastAsia="標楷體" w:hAnsi="標楷體" w:hint="eastAsia"/>
+          <w:sz w:val="28"/>
+          <w:szCs w:val="28"/>
+        </w:rPr>
+        <w:t>的丁香姑娘，成為了現代人心靈深處永恆的追尋與遺憾之歌。</w:t>
       </w:r>
     </w:p>
     <w:p>
       <w:pPr>
         <w:widowControl/>
-        <w:spacing w:line="400" w:lineRule="exact"/>
-        <w:ind w:left="-6" w:hanging="11"/>
-        <w:rPr>
-          <w:rFonts w:ascii="標楷體" w:eastAsia="標楷體" w:hAnsi="標楷體" w:cs="標楷體" w:hint="eastAsia"/>
-          <w:color w:val="000000"/>
-          <w:spacing w:val="-2"/>
-          <w:sz w:val="28"/>
-          <w:szCs w:val="28"/>
-        </w:rPr>
-      </w:pPr>
-      <w:r>
-        <w:rPr>
-          <w:rFonts w:ascii="標楷體" w:eastAsia="標楷體" w:hAnsi="標楷體" w:cs="標楷體" w:hint="eastAsia"/>
-          <w:color w:val="000000"/>
-          <w:spacing w:val="-2"/>
-          <w:sz w:val="28"/>
-          <w:szCs w:val="28"/>
-        </w:rPr>
-        <w:t xml:space="preserve">    </w:t>
-      </w:r>
-      <w:r>
-        <w:rPr>
-          <w:rFonts w:ascii="標楷體" w:eastAsia="標楷體" w:hAnsi="標楷體" w:cs="標楷體" w:hint="eastAsia"/>
-          <w:color w:val="000000"/>
-          <w:spacing w:val="-2"/>
-          <w:sz w:val="28"/>
-          <w:szCs w:val="28"/>
-        </w:rPr>
-        <w:t>在長久的期待中，姑娘終於來了，在雨中哀怨</w:t>
-      </w:r>
-      <w:r>
-        <w:rPr>
-          <w:rFonts w:ascii="標楷體" w:eastAsia="標楷體" w:hAnsi="標楷體" w:cs="標楷體" w:hint="eastAsia"/>
-          <w:color w:val="000000"/>
-          <w:spacing w:val="-2"/>
-          <w:sz w:val="28"/>
-          <w:szCs w:val="28"/>
-        </w:rPr>
-        <w:t>「</w:t>
-      </w:r>
-      <w:r>
-        <w:rPr>
-          <w:rFonts w:ascii="標楷體" w:eastAsia="標楷體" w:hAnsi="標楷體" w:cs="標楷體" w:hint="eastAsia"/>
-          <w:color w:val="000000"/>
-          <w:spacing w:val="-2"/>
-          <w:sz w:val="28"/>
-          <w:szCs w:val="28"/>
-        </w:rPr>
-        <w:t>她靜默</w:t>
-      </w:r>
-      <w:r>
-        <w:rPr>
-          <w:rFonts w:ascii="標楷體" w:eastAsia="標楷體" w:hAnsi="標楷體" w:cs="標楷體" w:hint="eastAsia"/>
-          <w:color w:val="000000"/>
-          <w:spacing w:val="-2"/>
-          <w:sz w:val="28"/>
-          <w:szCs w:val="28"/>
-        </w:rPr>
-        <w:t>的</w:t>
-      </w:r>
-      <w:r>
-        <w:rPr>
-          <w:rFonts w:ascii="標楷體" w:eastAsia="標楷體" w:hAnsi="標楷體" w:cs="標楷體" w:hint="eastAsia"/>
-          <w:color w:val="000000"/>
-          <w:spacing w:val="-2"/>
-          <w:sz w:val="28"/>
-          <w:szCs w:val="28"/>
-        </w:rPr>
-        <w:t>走近，有時兩顆心靈已經接近於互相理解了，然而又終於互相失望了，又投出太息一般的眼光</w:t>
-      </w:r>
-      <w:r>
-        <w:rPr>
-          <w:rFonts w:ascii="標楷體" w:eastAsia="標楷體" w:hAnsi="標楷體" w:cs="標楷體" w:hint="eastAsia"/>
-          <w:color w:val="000000"/>
-          <w:spacing w:val="-2"/>
-          <w:sz w:val="28"/>
-          <w:szCs w:val="28"/>
-        </w:rPr>
-        <w:t>」</w:t>
-      </w:r>
-      <w:r>
-        <w:rPr>
-          <w:rFonts w:ascii="標楷體" w:eastAsia="標楷體" w:hAnsi="標楷體" w:cs="標楷體" w:hint="eastAsia"/>
-          <w:color w:val="000000"/>
-          <w:spacing w:val="-2"/>
-          <w:sz w:val="28"/>
-          <w:szCs w:val="28"/>
-        </w:rPr>
-        <w:t>，終於從身邊飄過去，兩人的距離又重新拉開。這兩位徬徨者都得了同一種抑鬱病，因而同病相憐，然而又正因為病症相同，不可能互相拯救，只得分手。他們既在徬徨，更是在徬徨中繼續追求。</w:t>
-      </w:r>
-      <w:proofErr w:type="gramStart"/>
-      <w:r>
-        <w:rPr>
-          <w:rFonts w:ascii="標楷體" w:eastAsia="標楷體" w:hAnsi="標楷體" w:cs="標楷體" w:hint="eastAsia"/>
-          <w:color w:val="000000"/>
-          <w:spacing w:val="-2"/>
-          <w:sz w:val="28"/>
-          <w:szCs w:val="28"/>
-        </w:rPr>
-        <w:t>從詩的</w:t>
-      </w:r>
-      <w:proofErr w:type="gramEnd"/>
-      <w:r>
-        <w:rPr>
-          <w:rFonts w:ascii="標楷體" w:eastAsia="標楷體" w:hAnsi="標楷體" w:cs="標楷體" w:hint="eastAsia"/>
-          <w:color w:val="000000"/>
-          <w:spacing w:val="-2"/>
-          <w:sz w:val="28"/>
-          <w:szCs w:val="28"/>
-        </w:rPr>
-        <w:t>更深的象徵性</w:t>
-      </w:r>
-      <w:r>
-        <w:rPr>
-          <w:rFonts w:ascii="標楷體" w:eastAsia="標楷體" w:hAnsi="標楷體" w:cs="標楷體" w:hint="eastAsia"/>
-          <w:b/>
-          <w:bCs/>
-          <w:color w:val="000000"/>
-          <w:spacing w:val="-2"/>
-          <w:sz w:val="28"/>
-          <w:szCs w:val="28"/>
-        </w:rPr>
-        <w:t>意</w:t>
-      </w:r>
-      <w:proofErr w:type="gramStart"/>
-      <w:r>
-        <w:rPr>
-          <w:rFonts w:ascii="標楷體" w:eastAsia="標楷體" w:hAnsi="標楷體" w:cs="標楷體" w:hint="eastAsia"/>
-          <w:b/>
-          <w:bCs/>
-          <w:color w:val="000000"/>
-          <w:spacing w:val="-2"/>
-          <w:sz w:val="28"/>
-          <w:szCs w:val="28"/>
-        </w:rPr>
-        <w:t>蘊</w:t>
-      </w:r>
-      <w:proofErr w:type="gramEnd"/>
-      <w:r>
-        <w:rPr>
-          <w:rFonts w:ascii="標楷體" w:eastAsia="標楷體" w:hAnsi="標楷體" w:cs="標楷體" w:hint="eastAsia"/>
-          <w:color w:val="000000"/>
-          <w:spacing w:val="-2"/>
-          <w:sz w:val="28"/>
-          <w:szCs w:val="28"/>
-        </w:rPr>
-        <w:t>看，</w:t>
-      </w:r>
-      <w:proofErr w:type="gramStart"/>
-      <w:r>
-        <w:rPr>
-          <w:rFonts w:ascii="標楷體" w:eastAsia="標楷體" w:hAnsi="標楷體" w:cs="標楷體" w:hint="eastAsia"/>
-          <w:color w:val="000000"/>
-          <w:spacing w:val="-2"/>
-          <w:sz w:val="28"/>
-          <w:szCs w:val="28"/>
-          <w:u w:val="single"/>
-        </w:rPr>
-        <w:t>戴望舒</w:t>
-      </w:r>
-      <w:r>
-        <w:rPr>
-          <w:rFonts w:ascii="標楷體" w:eastAsia="標楷體" w:hAnsi="標楷體" w:cs="標楷體" w:hint="eastAsia"/>
-          <w:color w:val="000000"/>
-          <w:spacing w:val="-2"/>
-          <w:sz w:val="28"/>
-          <w:szCs w:val="28"/>
-        </w:rPr>
-        <w:t>詩</w:t>
-      </w:r>
-      <w:proofErr w:type="gramEnd"/>
-      <w:r>
-        <w:rPr>
-          <w:rFonts w:ascii="標楷體" w:eastAsia="標楷體" w:hAnsi="標楷體" w:cs="標楷體" w:hint="eastAsia"/>
-          <w:color w:val="000000"/>
-          <w:spacing w:val="-2"/>
-          <w:sz w:val="28"/>
-          <w:szCs w:val="28"/>
-        </w:rPr>
-        <w:t>中的姑娘形象往往就是他的理想。姑娘出現了，但是，</w:t>
-      </w:r>
-      <w:r>
-        <w:rPr>
-          <w:rFonts w:ascii="標楷體" w:eastAsia="標楷體" w:hAnsi="標楷體" w:cs="標楷體" w:hint="eastAsia"/>
-          <w:color w:val="000000"/>
-          <w:spacing w:val="-2"/>
-          <w:sz w:val="28"/>
-          <w:szCs w:val="28"/>
-        </w:rPr>
-        <w:t>「</w:t>
-      </w:r>
-      <w:r>
-        <w:rPr>
-          <w:rFonts w:ascii="標楷體" w:eastAsia="標楷體" w:hAnsi="標楷體" w:cs="標楷體" w:hint="eastAsia"/>
-          <w:color w:val="000000"/>
-          <w:spacing w:val="-2"/>
-          <w:sz w:val="28"/>
-          <w:szCs w:val="28"/>
-        </w:rPr>
-        <w:t>像夢中飄過</w:t>
-      </w:r>
-      <w:proofErr w:type="gramStart"/>
-      <w:r>
-        <w:rPr>
-          <w:rFonts w:ascii="標楷體" w:eastAsia="標楷體" w:hAnsi="標楷體" w:cs="標楷體" w:hint="eastAsia"/>
-          <w:color w:val="000000"/>
-          <w:spacing w:val="-2"/>
-          <w:sz w:val="28"/>
-          <w:szCs w:val="28"/>
-        </w:rPr>
-        <w:t>”</w:t>
-      </w:r>
-      <w:proofErr w:type="gramEnd"/>
-      <w:r>
-        <w:rPr>
-          <w:rFonts w:ascii="標楷體" w:eastAsia="標楷體" w:hAnsi="標楷體" w:cs="標楷體" w:hint="eastAsia"/>
-          <w:color w:val="000000"/>
-          <w:spacing w:val="-2"/>
-          <w:sz w:val="28"/>
-          <w:szCs w:val="28"/>
-        </w:rPr>
-        <w:t>一樣</w:t>
-      </w:r>
-      <w:r>
-        <w:rPr>
-          <w:rFonts w:ascii="標楷體" w:eastAsia="標楷體" w:hAnsi="標楷體" w:cs="標楷體" w:hint="eastAsia"/>
-          <w:color w:val="000000"/>
-          <w:spacing w:val="-2"/>
-          <w:sz w:val="28"/>
-          <w:szCs w:val="28"/>
-        </w:rPr>
-        <w:t>，</w:t>
-      </w:r>
-      <w:r>
-        <w:rPr>
-          <w:rFonts w:ascii="標楷體" w:eastAsia="標楷體" w:hAnsi="標楷體" w:cs="標楷體" w:hint="eastAsia"/>
-          <w:color w:val="000000"/>
-          <w:spacing w:val="-2"/>
-          <w:sz w:val="28"/>
-          <w:szCs w:val="28"/>
-        </w:rPr>
-        <w:t>轉瞬消失了，空留下抒情主人公自己</w:t>
-      </w:r>
-      <w:proofErr w:type="gramStart"/>
-      <w:r>
-        <w:rPr>
-          <w:rFonts w:ascii="標楷體" w:eastAsia="標楷體" w:hAnsi="標楷體" w:cs="標楷體" w:hint="eastAsia"/>
-          <w:color w:val="000000"/>
-          <w:spacing w:val="-2"/>
-          <w:sz w:val="28"/>
-          <w:szCs w:val="28"/>
-        </w:rPr>
-        <w:t>在雨巷獨自</w:t>
-      </w:r>
-      <w:proofErr w:type="gramEnd"/>
-      <w:r>
-        <w:rPr>
-          <w:rFonts w:ascii="標楷體" w:eastAsia="標楷體" w:hAnsi="標楷體" w:cs="標楷體" w:hint="eastAsia"/>
-          <w:color w:val="000000"/>
-          <w:spacing w:val="-2"/>
-          <w:sz w:val="28"/>
-          <w:szCs w:val="28"/>
-        </w:rPr>
-        <w:t>徬徨，一切都是寂靜的，雨打油紙傘，更增加了</w:t>
-      </w:r>
-      <w:proofErr w:type="gramStart"/>
-      <w:r>
-        <w:rPr>
-          <w:rFonts w:ascii="標楷體" w:eastAsia="標楷體" w:hAnsi="標楷體" w:cs="標楷體" w:hint="eastAsia"/>
-          <w:color w:val="000000"/>
-          <w:spacing w:val="-2"/>
-          <w:sz w:val="28"/>
-          <w:szCs w:val="28"/>
-        </w:rPr>
-        <w:t>雨巷的寂客</w:t>
-      </w:r>
-      <w:proofErr w:type="gramEnd"/>
-      <w:r>
-        <w:rPr>
-          <w:rFonts w:ascii="標楷體" w:eastAsia="標楷體" w:hAnsi="標楷體" w:cs="標楷體" w:hint="eastAsia"/>
-          <w:color w:val="000000"/>
-          <w:spacing w:val="-2"/>
-          <w:sz w:val="28"/>
-          <w:szCs w:val="28"/>
-        </w:rPr>
-        <w:t>。詩人在這裡表達了追求美好理想的信念是徒勞的那種孤苦心情。</w:t>
+        <w:spacing w:beforeLines="50" w:before="180" w:line="440" w:lineRule="exact"/>
+        <w:ind w:left="-142"/>
+        <w:jc w:val="both"/>
+        <w:rPr>
+          <w:rFonts w:ascii="標楷體" w:eastAsia="標楷體" w:hAnsi="標楷體" w:cs="標楷體"/>
+          <w:color w:val="000000"/>
+          <w:sz w:val="36"/>
+          <w:szCs w:val="36"/>
+          <w:bdr w:val="single" w:sz="4" w:space="0" w:color="auto"/>
+        </w:rPr>
+      </w:pPr>
+      <w:r>
+        <w:rPr>
+          <w:rFonts w:ascii="標楷體" w:eastAsia="標楷體" w:hAnsi="標楷體" w:cs="標楷體" w:hint="eastAsia"/>
+          <w:color w:val="000000"/>
+          <w:sz w:val="36"/>
+          <w:szCs w:val="36"/>
+          <w:bdr w:val="single" w:sz="4" w:space="0" w:color="auto"/>
+        </w:rPr>
+        <w:t>備註</w:t>
       </w:r>
     </w:p>
     <w:p>
       <w:pPr>
         <w:widowControl/>
-        <w:spacing w:line="400" w:lineRule="exact"/>
-        <w:ind w:left="-6" w:hanging="11"/>
+        <w:spacing w:line="440" w:lineRule="exact"/>
+        <w:ind w:left="-142"/>
+        <w:jc w:val="both"/>
         <w:rPr>
           <w:rFonts w:ascii="標楷體" w:eastAsia="標楷體" w:hAnsi="標楷體" w:cs="標楷體"/>
           <w:color w:val="000000"/>
-          <w:spacing w:val="-2"/>
-          <w:sz w:val="28"/>
-          <w:szCs w:val="28"/>
-        </w:rPr>
-      </w:pPr>
-      <w:r>
-        <w:rPr>
-          <w:rFonts w:ascii="標楷體" w:eastAsia="標楷體" w:hAnsi="標楷體" w:cs="標楷體" w:hint="eastAsia"/>
-          <w:color w:val="000000"/>
-          <w:spacing w:val="-2"/>
-          <w:sz w:val="28"/>
-          <w:szCs w:val="28"/>
-        </w:rPr>
-        <w:t xml:space="preserve">    </w:t>
-      </w:r>
-      <w:r>
-        <w:rPr>
-          <w:rFonts w:ascii="標楷體" w:eastAsia="標楷體" w:hAnsi="標楷體" w:cs="標楷體" w:hint="eastAsia"/>
-          <w:color w:val="000000"/>
-          <w:spacing w:val="-2"/>
-          <w:sz w:val="28"/>
-          <w:szCs w:val="28"/>
-        </w:rPr>
-        <w:t>《雨巷》是一篇象徵派暗示的抒情詩。使用暗示的方法，盡可能使感情隱蔽一些，一切都</w:t>
-      </w:r>
-      <w:proofErr w:type="gramStart"/>
-      <w:r>
-        <w:rPr>
-          <w:rFonts w:ascii="標楷體" w:eastAsia="標楷體" w:hAnsi="標楷體" w:cs="標楷體" w:hint="eastAsia"/>
-          <w:color w:val="000000"/>
-          <w:spacing w:val="-2"/>
-          <w:sz w:val="28"/>
-          <w:szCs w:val="28"/>
-        </w:rPr>
-        <w:t>沒有說透</w:t>
-      </w:r>
-      <w:proofErr w:type="gramEnd"/>
-      <w:r>
-        <w:rPr>
-          <w:rFonts w:ascii="標楷體" w:eastAsia="標楷體" w:hAnsi="標楷體" w:cs="標楷體" w:hint="eastAsia"/>
-          <w:color w:val="000000"/>
-          <w:spacing w:val="-2"/>
-          <w:sz w:val="28"/>
-          <w:szCs w:val="28"/>
-        </w:rPr>
-        <w:t>，</w:t>
-      </w:r>
-      <w:proofErr w:type="gramStart"/>
-      <w:r>
-        <w:rPr>
-          <w:rFonts w:ascii="標楷體" w:eastAsia="標楷體" w:hAnsi="標楷體" w:cs="標楷體" w:hint="eastAsia"/>
-          <w:color w:val="000000"/>
-          <w:spacing w:val="-2"/>
-          <w:sz w:val="28"/>
-          <w:szCs w:val="28"/>
-        </w:rPr>
-        <w:t>沒有點穿</w:t>
-      </w:r>
-      <w:proofErr w:type="gramEnd"/>
-      <w:r>
-        <w:rPr>
-          <w:rFonts w:ascii="標楷體" w:eastAsia="標楷體" w:hAnsi="標楷體" w:cs="標楷體" w:hint="eastAsia"/>
-          <w:color w:val="000000"/>
-          <w:spacing w:val="-2"/>
-          <w:sz w:val="28"/>
-          <w:szCs w:val="28"/>
-        </w:rPr>
-        <w:t>，然而我們懂了，感覺到了。因為詩人沒有把詩的意義限死在一個層面上，</w:t>
-      </w:r>
-      <w:proofErr w:type="gramStart"/>
-      <w:r>
-        <w:rPr>
-          <w:rFonts w:ascii="標楷體" w:eastAsia="標楷體" w:hAnsi="標楷體" w:cs="標楷體" w:hint="eastAsia"/>
-          <w:color w:val="000000"/>
-          <w:spacing w:val="-2"/>
-          <w:sz w:val="28"/>
-          <w:szCs w:val="28"/>
-        </w:rPr>
-        <w:t>我們從詩中</w:t>
-      </w:r>
-      <w:proofErr w:type="gramEnd"/>
-      <w:r>
-        <w:rPr>
-          <w:rFonts w:ascii="標楷體" w:eastAsia="標楷體" w:hAnsi="標楷體" w:cs="標楷體" w:hint="eastAsia"/>
-          <w:color w:val="000000"/>
-          <w:spacing w:val="-2"/>
-          <w:sz w:val="28"/>
-          <w:szCs w:val="28"/>
-        </w:rPr>
-        <w:t>才領會了更多、更豐富的東西。</w:t>
+          <w:sz w:val="28"/>
+          <w:szCs w:val="28"/>
+        </w:rPr>
+      </w:pPr>
+      <w:r>
+        <w:rPr>
+          <w:rFonts w:ascii="標楷體" w:eastAsia="標楷體" w:hAnsi="標楷體" w:cs="標楷體" w:hint="eastAsia"/>
+          <w:color w:val="000000"/>
+          <w:sz w:val="28"/>
+          <w:szCs w:val="28"/>
+        </w:rPr>
+        <w:t xml:space="preserve">　　</w:t>
+      </w:r>
+      <w:r>
+        <w:rPr>
+          <w:rFonts w:ascii="標楷體" w:eastAsia="標楷體" w:hAnsi="標楷體" w:cs="標楷體" w:hint="eastAsia"/>
+          <w:color w:val="000000"/>
+          <w:sz w:val="28"/>
+          <w:szCs w:val="28"/>
+          <w:u w:val="single"/>
+        </w:rPr>
+        <w:t>戴望舒</w:t>
+      </w:r>
+      <w:r>
+        <w:rPr>
+          <w:rFonts w:ascii="標楷體" w:eastAsia="標楷體" w:hAnsi="標楷體" w:cs="標楷體" w:hint="eastAsia"/>
+          <w:color w:val="000000"/>
+          <w:sz w:val="28"/>
+          <w:szCs w:val="28"/>
+        </w:rPr>
+        <w:t>在詩中不選桃花、不選玫瑰，偏偏要選「丁香」來形容這位姑娘，這絕非偶然。在</w:t>
+      </w:r>
+      <w:r>
+        <w:rPr>
+          <w:rFonts w:ascii="標楷體" w:eastAsia="標楷體" w:hAnsi="標楷體" w:cs="標楷體" w:hint="eastAsia"/>
+          <w:color w:val="000000"/>
+          <w:sz w:val="28"/>
+          <w:szCs w:val="28"/>
+          <w:u w:val="single"/>
+        </w:rPr>
+        <w:t>中國</w:t>
+      </w:r>
+      <w:r>
+        <w:rPr>
+          <w:rFonts w:ascii="標楷體" w:eastAsia="標楷體" w:hAnsi="標楷體" w:cs="標楷體" w:hint="eastAsia"/>
+          <w:color w:val="000000"/>
+          <w:sz w:val="28"/>
+          <w:szCs w:val="28"/>
+        </w:rPr>
+        <w:t>文學與傳統文化中，「丁香」這個意象疊加了深厚的歷史典</w:t>
+      </w:r>
+      <w:r>
+        <w:rPr>
+          <w:rFonts w:ascii="標楷體" w:eastAsia="標楷體" w:hAnsi="標楷體" w:cs="標楷體" w:hint="eastAsia"/>
+          <w:color w:val="000000"/>
+          <w:sz w:val="28"/>
+          <w:szCs w:val="28"/>
+        </w:rPr>
+        <w:t>。</w:t>
+      </w:r>
+      <w:r>
+        <w:rPr>
+          <w:rFonts w:ascii="標楷體" w:eastAsia="標楷體" w:hAnsi="標楷體" w:cs="標楷體" w:hint="eastAsia"/>
+          <w:color w:val="000000"/>
+          <w:sz w:val="28"/>
+          <w:szCs w:val="28"/>
+        </w:rPr>
+        <w:t>在</w:t>
+      </w:r>
+      <w:r>
+        <w:rPr>
+          <w:rFonts w:ascii="標楷體" w:eastAsia="標楷體" w:hAnsi="標楷體" w:cs="標楷體" w:hint="eastAsia"/>
+          <w:color w:val="000000"/>
+          <w:sz w:val="28"/>
+          <w:szCs w:val="28"/>
+          <w:u w:val="single"/>
+        </w:rPr>
+        <w:t>中國</w:t>
+      </w:r>
+      <w:r>
+        <w:rPr>
+          <w:rFonts w:ascii="標楷體" w:eastAsia="標楷體" w:hAnsi="標楷體" w:cs="標楷體" w:hint="eastAsia"/>
+          <w:color w:val="000000"/>
+          <w:sz w:val="28"/>
+          <w:szCs w:val="28"/>
+        </w:rPr>
+        <w:t>古典詩詞中，丁香幾乎就是「憂愁」的代名詞，這份深沉的文化意涵由來已久。</w:t>
       </w:r>
     </w:p>
     <w:p>
       <w:pPr>
         <w:widowControl/>
-        <w:spacing w:line="400" w:lineRule="exact"/>
-        <w:ind w:left="-6" w:hanging="11"/>
+        <w:spacing w:line="440" w:lineRule="exact"/>
+        <w:ind w:left="-142"/>
+        <w:jc w:val="both"/>
         <w:rPr>
           <w:rFonts w:ascii="標楷體" w:eastAsia="標楷體" w:hAnsi="標楷體" w:cs="標楷體"/>
           <w:color w:val="000000"/>
@@ -3215,30 +2134,181 @@
           <w:sz w:val="28"/>
           <w:szCs w:val="28"/>
         </w:rPr>
-        <w:t>(資料來源：</w:t>
-      </w:r>
-      <w:hyperlink r:id="rId9" w:history="1">
-        <w:r>
-          <w:rPr>
-            <w:rStyle w:val="a3"/>
-            <w:rFonts w:ascii="標楷體" w:eastAsia="標楷體" w:hAnsi="標楷體" w:cs="標楷體"/>
-            <w:sz w:val="28"/>
-            <w:szCs w:val="28"/>
-          </w:rPr>
-          <w:t>https://bit.ly/3rGi7Bv</w:t>
-        </w:r>
-      </w:hyperlink>
-      <w:hyperlink r:id="rId10" w:history="1"/>
-      <w:hyperlink r:id="rId11" w:history="1"/>
-      <w:hyperlink r:id="rId12" w:history="1"/>
-      <w:r>
-        <w:rPr>
-          <w:rFonts w:ascii="標楷體" w:eastAsia="標楷體" w:hAnsi="標楷體" w:cs="標楷體" w:hint="eastAsia"/>
-          <w:color w:val="000000"/>
-          <w:sz w:val="28"/>
-          <w:szCs w:val="28"/>
-        </w:rPr>
-        <w:t>)</w:t>
+        <w:t xml:space="preserve">　　</w:t>
+      </w:r>
+      <w:r>
+        <w:rPr>
+          <w:rFonts w:ascii="標楷體" w:eastAsia="標楷體" w:hAnsi="標楷體" w:cs="標楷體" w:hint="eastAsia"/>
+          <w:color w:val="000000"/>
+          <w:sz w:val="28"/>
+          <w:szCs w:val="28"/>
+          <w:u w:val="single"/>
+        </w:rPr>
+        <w:t>唐代</w:t>
+      </w:r>
+      <w:r>
+        <w:rPr>
+          <w:rFonts w:ascii="標楷體" w:eastAsia="標楷體" w:hAnsi="標楷體" w:cs="標楷體" w:hint="eastAsia"/>
+          <w:color w:val="000000"/>
+          <w:sz w:val="28"/>
+          <w:szCs w:val="28"/>
+        </w:rPr>
+        <w:t>詩人</w:t>
+      </w:r>
+      <w:r>
+        <w:rPr>
+          <w:rFonts w:ascii="標楷體" w:eastAsia="標楷體" w:hAnsi="標楷體" w:cs="標楷體" w:hint="eastAsia"/>
+          <w:color w:val="000000"/>
+          <w:sz w:val="28"/>
+          <w:szCs w:val="28"/>
+          <w:u w:val="single"/>
+        </w:rPr>
+        <w:t>李商隱</w:t>
+      </w:r>
+      <w:r>
+        <w:rPr>
+          <w:rFonts w:ascii="標楷體" w:eastAsia="標楷體" w:hAnsi="標楷體" w:cs="標楷體" w:hint="eastAsia"/>
+          <w:color w:val="000000"/>
+          <w:sz w:val="28"/>
+          <w:szCs w:val="28"/>
+        </w:rPr>
+        <w:t>在《代贈》中便曾寫下「芭蕉不展丁香結，同向春風各自愁」的名句，古人觀察到丁香的花蕾在盛開前，形狀總是一簇簇交織凝聚，彷彿人類那份愁心打結、萬般無法解開的模樣，因而給予了它「丁香結」的感傷稱呼。</w:t>
+      </w:r>
+      <w:r>
+        <w:rPr>
+          <w:rFonts w:ascii="標楷體" w:eastAsia="標楷體" w:hAnsi="標楷體" w:cs="標楷體" w:hint="eastAsia"/>
+          <w:color w:val="000000"/>
+          <w:sz w:val="28"/>
+          <w:szCs w:val="28"/>
+        </w:rPr>
+        <w:t xml:space="preserve">　</w:t>
+      </w:r>
+    </w:p>
+    <w:p>
+      <w:pPr>
+        <w:widowControl/>
+        <w:spacing w:line="440" w:lineRule="exact"/>
+        <w:ind w:left="-142"/>
+        <w:jc w:val="both"/>
+        <w:rPr>
+          <w:rFonts w:ascii="標楷體" w:eastAsia="標楷體" w:hAnsi="標楷體" w:cs="標楷體" w:hint="eastAsia"/>
+          <w:color w:val="000000"/>
+          <w:sz w:val="28"/>
+          <w:szCs w:val="28"/>
+        </w:rPr>
+      </w:pPr>
+      <w:r>
+        <w:rPr>
+          <w:rFonts w:ascii="標楷體" w:eastAsia="標楷體" w:hAnsi="標楷體" w:cs="標楷體" w:hint="eastAsia"/>
+          <w:color w:val="000000"/>
+          <w:sz w:val="28"/>
+          <w:szCs w:val="28"/>
+        </w:rPr>
+        <w:t xml:space="preserve">　　</w:t>
+      </w:r>
+      <w:r>
+        <w:rPr>
+          <w:rFonts w:ascii="標楷體" w:eastAsia="標楷體" w:hAnsi="標楷體" w:cs="標楷體" w:hint="eastAsia"/>
+          <w:color w:val="000000"/>
+          <w:sz w:val="28"/>
+          <w:szCs w:val="28"/>
+        </w:rPr>
+        <w:t>到了</w:t>
+      </w:r>
+      <w:r>
+        <w:rPr>
+          <w:rFonts w:ascii="標楷體" w:eastAsia="標楷體" w:hAnsi="標楷體" w:cs="標楷體" w:hint="eastAsia"/>
+          <w:color w:val="000000"/>
+          <w:sz w:val="28"/>
+          <w:szCs w:val="28"/>
+          <w:u w:val="single"/>
+        </w:rPr>
+        <w:t>五代</w:t>
+      </w:r>
+      <w:r>
+        <w:rPr>
+          <w:rFonts w:ascii="標楷體" w:eastAsia="標楷體" w:hAnsi="標楷體" w:cs="標楷體" w:hint="eastAsia"/>
+          <w:color w:val="000000"/>
+          <w:sz w:val="28"/>
+          <w:szCs w:val="28"/>
+        </w:rPr>
+        <w:t>十國，</w:t>
+      </w:r>
+      <w:r>
+        <w:rPr>
+          <w:rFonts w:ascii="標楷體" w:eastAsia="標楷體" w:hAnsi="標楷體" w:cs="標楷體" w:hint="eastAsia"/>
+          <w:color w:val="000000"/>
+          <w:sz w:val="28"/>
+          <w:szCs w:val="28"/>
+          <w:u w:val="single"/>
+        </w:rPr>
+        <w:t>南唐</w:t>
+      </w:r>
+      <w:r>
+        <w:rPr>
+          <w:rFonts w:ascii="標楷體" w:eastAsia="標楷體" w:hAnsi="標楷體" w:cs="標楷體" w:hint="eastAsia"/>
+          <w:color w:val="000000"/>
+          <w:sz w:val="28"/>
+          <w:szCs w:val="28"/>
+        </w:rPr>
+        <w:t>中主</w:t>
+      </w:r>
+      <w:r>
+        <w:rPr>
+          <w:rFonts w:ascii="標楷體" w:eastAsia="標楷體" w:hAnsi="標楷體" w:cs="標楷體" w:hint="eastAsia"/>
+          <w:color w:val="000000"/>
+          <w:sz w:val="28"/>
+          <w:szCs w:val="28"/>
+          <w:u w:val="single"/>
+        </w:rPr>
+        <w:t>李璟</w:t>
+      </w:r>
+      <w:r>
+        <w:rPr>
+          <w:rFonts w:ascii="標楷體" w:eastAsia="標楷體" w:hAnsi="標楷體" w:cs="標楷體" w:hint="eastAsia"/>
+          <w:color w:val="000000"/>
+          <w:sz w:val="28"/>
+          <w:szCs w:val="28"/>
+        </w:rPr>
+        <w:t>亦在詞中哀嘆「青鳥不傳雲外信，丁香空結雨中愁」，這種將花蕾之結與綿綿春雨融為一體的愁思，跨越時空直接啟發了</w:t>
+      </w:r>
+      <w:r>
+        <w:rPr>
+          <w:rFonts w:ascii="標楷體" w:eastAsia="標楷體" w:hAnsi="標楷體" w:cs="標楷體" w:hint="eastAsia"/>
+          <w:color w:val="000000"/>
+          <w:sz w:val="28"/>
+          <w:szCs w:val="28"/>
+          <w:u w:val="single"/>
+        </w:rPr>
+        <w:t>戴望舒</w:t>
+      </w:r>
+      <w:r>
+        <w:rPr>
+          <w:rFonts w:ascii="標楷體" w:eastAsia="標楷體" w:hAnsi="標楷體" w:cs="標楷體" w:hint="eastAsia"/>
+          <w:color w:val="000000"/>
+          <w:sz w:val="28"/>
+          <w:szCs w:val="28"/>
+        </w:rPr>
+        <w:t>，讓他得以將下著冷雨的</w:t>
+      </w:r>
+      <w:r>
+        <w:rPr>
+          <w:rFonts w:ascii="標楷體" w:eastAsia="標楷體" w:hAnsi="標楷體" w:cs="標楷體" w:hint="eastAsia"/>
+          <w:color w:val="000000"/>
+          <w:sz w:val="28"/>
+          <w:szCs w:val="28"/>
+          <w:u w:val="single"/>
+        </w:rPr>
+        <w:t>江南</w:t>
+      </w:r>
+      <w:r>
+        <w:rPr>
+          <w:rFonts w:ascii="標楷體" w:eastAsia="標楷體" w:hAnsi="標楷體" w:cs="標楷體" w:hint="eastAsia"/>
+          <w:color w:val="000000"/>
+          <w:sz w:val="28"/>
+          <w:szCs w:val="28"/>
+        </w:rPr>
+        <w:t>、百結的丁香，與女子心中那份無法訴說的哀怨完美結合，化作現代詩裡最動人的淒美樂章。</w:t>
       </w:r>
     </w:p>
     <w:p>
@@ -3291,8 +2361,9 @@
           <w:ilvl w:val="0"/>
           <w:numId w:val="1"/>
         </w:numPr>
-        <w:spacing w:line="360" w:lineRule="exact"/>
-        <w:ind w:right="845"/>
+        <w:spacing w:line="440" w:lineRule="exact"/>
+        <w:ind w:left="284" w:hanging="284"/>
+        <w:jc w:val="both"/>
         <w:rPr>
           <w:rFonts w:ascii="標楷體" w:eastAsia="標楷體" w:hAnsi="標楷體" w:cs="標楷體"/>
           <w:color w:val="000000"/>
@@ -3309,57 +2380,50 @@
         </w:rPr>
         <w:t>寂寥</w:t>
       </w:r>
-    </w:p>
-    <w:p>
-      <w:pPr>
-        <w:widowControl/>
-        <w:numPr>
-          <w:ilvl w:val="0"/>
-          <w:numId w:val="5"/>
-        </w:numPr>
-        <w:spacing w:line="360" w:lineRule="exact"/>
-        <w:ind w:right="845"/>
-        <w:rPr>
-          <w:rFonts w:ascii="標楷體" w:eastAsia="標楷體" w:hAnsi="標楷體" w:cs="標楷體" w:hint="eastAsia"/>
-          <w:color w:val="000000"/>
-          <w:sz w:val="28"/>
-          <w:szCs w:val="28"/>
-        </w:rPr>
-      </w:pPr>
-      <w:r>
-        <w:rPr>
-          <w:rFonts w:ascii="標楷體" w:eastAsia="標楷體" w:hAnsi="標楷體" w:cs="標楷體" w:hint="eastAsia"/>
-          <w:color w:val="000000"/>
-          <w:sz w:val="28"/>
-          <w:szCs w:val="28"/>
-        </w:rPr>
-        <w:t>寂靜冷清。【例】寒冷的冬夜，街上顯得特別寂寥。</w:t>
-      </w:r>
-    </w:p>
-    <w:p>
-      <w:pPr>
-        <w:widowControl/>
-        <w:numPr>
-          <w:ilvl w:val="0"/>
-          <w:numId w:val="5"/>
-        </w:numPr>
-        <w:spacing w:line="360" w:lineRule="exact"/>
-        <w:ind w:right="845"/>
-        <w:rPr>
-          <w:rFonts w:ascii="標楷體" w:eastAsia="標楷體" w:hAnsi="標楷體" w:cs="標楷體"/>
-          <w:color w:val="000000"/>
-          <w:sz w:val="28"/>
-          <w:szCs w:val="28"/>
-        </w:rPr>
-      </w:pPr>
-      <w:r>
-        <w:rPr>
-          <w:rFonts w:ascii="標楷體" w:eastAsia="標楷體" w:hAnsi="標楷體" w:cs="標楷體" w:hint="eastAsia"/>
-          <w:color w:val="000000"/>
-          <w:sz w:val="28"/>
-          <w:szCs w:val="28"/>
-        </w:rPr>
-        <w:t>寂寞空虛。【例】妻子去世後，他的日子過得很寂寥。</w:t>
+      <w:r>
+        <w:rPr>
+          <w:rFonts w:ascii="標楷體" w:eastAsia="標楷體" w:hAnsi="標楷體" w:cs="標楷體" w:hint="eastAsia"/>
+          <w:color w:val="000000"/>
+          <w:sz w:val="28"/>
+          <w:szCs w:val="28"/>
+        </w:rPr>
+        <w:t>(</w:t>
+      </w:r>
+      <w:r>
+        <w:rPr>
+          <w:rFonts w:ascii="標楷體" w:eastAsia="標楷體" w:hAnsi="標楷體" w:cs="標楷體" w:hint="eastAsia"/>
+          <w:color w:val="FF0000"/>
+          <w:sz w:val="16"/>
+          <w:szCs w:val="16"/>
+        </w:rPr>
+        <w:t>ㄌㄧㄠˊ</w:t>
+      </w:r>
+      <w:r>
+        <w:rPr>
+          <w:rFonts w:ascii="標楷體" w:eastAsia="標楷體" w:hAnsi="標楷體" w:cs="標楷體" w:hint="eastAsia"/>
+          <w:color w:val="000000"/>
+          <w:sz w:val="28"/>
+          <w:szCs w:val="28"/>
+        </w:rPr>
+        <w:t>)</w:t>
+      </w:r>
+      <w:r>
+        <w:rPr>
+          <w:rFonts w:ascii="標楷體" w:eastAsia="標楷體" w:hAnsi="標楷體" w:cs="標楷體" w:hint="eastAsia"/>
+          <w:color w:val="000000"/>
+          <w:sz w:val="28"/>
+          <w:szCs w:val="28"/>
+        </w:rPr>
+        <w:t>：</w:t>
+      </w:r>
+      <w:r>
+        <w:rPr>
+          <w:rFonts w:ascii="標楷體" w:eastAsia="標楷體" w:hAnsi="標楷體" w:cs="標楷體" w:hint="eastAsia"/>
+          <w:color w:val="000000"/>
+          <w:sz w:val="28"/>
+          <w:szCs w:val="28"/>
+        </w:rPr>
+        <w:t>寂靜、空曠且冷清，形容環境非常安靜、沒有人煙，或是內心感到無比的孤單與落寞。詩中用來形容那條「悠長又寂寥的雨巷」。它不僅點出這條江南小巷空無一人、冷清幽暗的空間感，更外化了詩人此時此刻孤獨無依、找不到志同道合者，內心無比落寞與空虛的精神世界。</w:t>
       </w:r>
     </w:p>
     <w:p>
@@ -3369,16 +2433,16 @@
           <w:ilvl w:val="0"/>
           <w:numId w:val="1"/>
         </w:numPr>
-        <w:spacing w:line="360" w:lineRule="exact"/>
-        <w:ind w:right="845"/>
-        <w:rPr>
-          <w:rFonts w:ascii="標楷體" w:eastAsia="標楷體" w:hAnsi="標楷體" w:cs="標楷體" w:hint="eastAsia"/>
-          <w:color w:val="000000"/>
-          <w:sz w:val="28"/>
-          <w:szCs w:val="28"/>
-        </w:rPr>
-      </w:pPr>
-      <w:proofErr w:type="gramStart"/>
+        <w:spacing w:line="440" w:lineRule="exact"/>
+        <w:ind w:left="284" w:hanging="284"/>
+        <w:jc w:val="both"/>
+        <w:rPr>
+          <w:rFonts w:ascii="標楷體" w:eastAsia="標楷體" w:hAnsi="標楷體" w:cs="標楷體" w:hint="eastAsia"/>
+          <w:color w:val="000000"/>
+          <w:sz w:val="28"/>
+          <w:szCs w:val="28"/>
+        </w:rPr>
+      </w:pPr>
       <w:r>
         <w:rPr>
           <w:rFonts w:ascii="標楷體" w:eastAsia="標楷體" w:hAnsi="標楷體" w:cs="標楷體" w:hint="eastAsia"/>
@@ -3388,7 +2452,6 @@
         </w:rPr>
         <w:t>彳亍</w:t>
       </w:r>
-      <w:proofErr w:type="gramEnd"/>
       <w:r>
         <w:rPr>
           <w:rFonts w:ascii="標楷體" w:eastAsia="標楷體" w:hAnsi="標楷體" w:cs="標楷體" w:hint="eastAsia"/>
@@ -3398,7 +2461,6 @@
         </w:rPr>
         <w:t>(</w:t>
       </w:r>
-      <w:proofErr w:type="gramStart"/>
       <w:r>
         <w:rPr>
           <w:rFonts w:ascii="標楷體" w:eastAsia="標楷體" w:hAnsi="標楷體" w:cs="標楷體" w:hint="eastAsia"/>
@@ -3406,47 +2468,8 @@
           <w:sz w:val="16"/>
           <w:szCs w:val="16"/>
         </w:rPr>
-        <w:t>ㄔ</w:t>
-      </w:r>
-      <w:r>
-        <w:rPr>
-          <w:rFonts w:ascii="標楷體" w:eastAsia="標楷體" w:hAnsi="標楷體" w:cs="標楷體" w:hint="eastAsia"/>
-          <w:color w:val="FF0000"/>
-          <w:sz w:val="16"/>
-          <w:szCs w:val="16"/>
-        </w:rPr>
-        <w:t>ˋ</w:t>
-      </w:r>
-      <w:proofErr w:type="gramEnd"/>
-      <w:r>
-        <w:rPr>
-          <w:rFonts w:ascii="標楷體" w:eastAsia="標楷體" w:hAnsi="標楷體" w:cs="標楷體" w:hint="eastAsia"/>
-          <w:color w:val="FF0000"/>
-          <w:sz w:val="16"/>
-          <w:szCs w:val="16"/>
-        </w:rPr>
-        <w:t xml:space="preserve"> </w:t>
-      </w:r>
-      <w:proofErr w:type="gramStart"/>
-      <w:r>
-        <w:rPr>
-          <w:rFonts w:ascii="標楷體" w:eastAsia="標楷體" w:hAnsi="標楷體" w:cs="標楷體" w:hint="eastAsia"/>
-          <w:color w:val="FF0000"/>
-          <w:sz w:val="16"/>
-          <w:szCs w:val="16"/>
-        </w:rPr>
-        <w:t>ㄔ</w:t>
-      </w:r>
-      <w:r>
-        <w:rPr>
-          <w:rFonts w:ascii="標楷體" w:eastAsia="標楷體" w:hAnsi="標楷體" w:cs="標楷體" w:hint="eastAsia"/>
-          <w:color w:val="FF0000"/>
-          <w:sz w:val="16"/>
-          <w:szCs w:val="16"/>
-        </w:rPr>
-        <w:t>ㄨˋ</w:t>
-      </w:r>
-      <w:proofErr w:type="gramEnd"/>
+        <w:t>ㄔˋ ㄔㄨˋ</w:t>
+      </w:r>
       <w:r>
         <w:rPr>
           <w:rFonts w:ascii="標楷體" w:eastAsia="標楷體" w:hAnsi="標楷體" w:cs="標楷體" w:hint="eastAsia"/>
@@ -3456,147 +2479,14 @@
         </w:rPr>
         <w:t>)：</w:t>
       </w:r>
-      <w:proofErr w:type="gramStart"/>
-      <w:r>
-        <w:rPr>
-          <w:rFonts w:ascii="標楷體" w:eastAsia="標楷體" w:hAnsi="標楷體" w:cs="標楷體" w:hint="eastAsia"/>
-          <w:color w:val="000000"/>
-          <w:sz w:val="28"/>
-          <w:szCs w:val="28"/>
-        </w:rPr>
-        <w:t>彳</w:t>
-      </w:r>
-      <w:proofErr w:type="gramEnd"/>
-      <w:r>
-        <w:rPr>
-          <w:rFonts w:ascii="標楷體" w:eastAsia="標楷體" w:hAnsi="標楷體" w:cs="標楷體" w:hint="eastAsia"/>
-          <w:color w:val="000000"/>
-          <w:sz w:val="28"/>
-          <w:szCs w:val="28"/>
-        </w:rPr>
-        <w:t>，左步。</w:t>
-      </w:r>
-      <w:proofErr w:type="gramStart"/>
-      <w:r>
-        <w:rPr>
-          <w:rFonts w:ascii="標楷體" w:eastAsia="標楷體" w:hAnsi="標楷體" w:cs="標楷體" w:hint="eastAsia"/>
-          <w:color w:val="000000"/>
-          <w:sz w:val="28"/>
-          <w:szCs w:val="28"/>
-        </w:rPr>
-        <w:t>亍</w:t>
-      </w:r>
-      <w:proofErr w:type="gramEnd"/>
-      <w:r>
-        <w:rPr>
-          <w:rFonts w:ascii="標楷體" w:eastAsia="標楷體" w:hAnsi="標楷體" w:cs="標楷體" w:hint="eastAsia"/>
-          <w:color w:val="000000"/>
-          <w:sz w:val="28"/>
-          <w:szCs w:val="28"/>
-        </w:rPr>
-        <w:t>，</w:t>
-      </w:r>
-      <w:proofErr w:type="gramStart"/>
-      <w:r>
-        <w:rPr>
-          <w:rFonts w:ascii="標楷體" w:eastAsia="標楷體" w:hAnsi="標楷體" w:cs="標楷體" w:hint="eastAsia"/>
-          <w:color w:val="000000"/>
-          <w:sz w:val="28"/>
-          <w:szCs w:val="28"/>
-        </w:rPr>
-        <w:t>右步</w:t>
-      </w:r>
-      <w:proofErr w:type="gramEnd"/>
-      <w:r>
-        <w:rPr>
-          <w:rFonts w:ascii="標楷體" w:eastAsia="標楷體" w:hAnsi="標楷體" w:cs="標楷體" w:hint="eastAsia"/>
-          <w:color w:val="000000"/>
-          <w:sz w:val="28"/>
-          <w:szCs w:val="28"/>
-        </w:rPr>
-        <w:t>。</w:t>
-      </w:r>
-      <w:proofErr w:type="gramStart"/>
-      <w:r>
-        <w:rPr>
-          <w:rFonts w:ascii="標楷體" w:eastAsia="標楷體" w:hAnsi="標楷體" w:cs="標楷體" w:hint="eastAsia"/>
-          <w:color w:val="000000"/>
-          <w:sz w:val="28"/>
-          <w:szCs w:val="28"/>
-        </w:rPr>
-        <w:t>彳亍</w:t>
-      </w:r>
-      <w:proofErr w:type="gramEnd"/>
-      <w:r>
-        <w:rPr>
-          <w:rFonts w:ascii="標楷體" w:eastAsia="標楷體" w:hAnsi="標楷體" w:cs="標楷體" w:hint="eastAsia"/>
-          <w:color w:val="000000"/>
-          <w:sz w:val="28"/>
-          <w:szCs w:val="28"/>
-        </w:rPr>
-        <w:t>指緩步慢行。</w:t>
-      </w:r>
-    </w:p>
-    <w:p>
-      <w:pPr>
-        <w:widowControl/>
-        <w:spacing w:line="360" w:lineRule="exact"/>
-        <w:ind w:left="480" w:right="845"/>
-        <w:rPr>
-          <w:rFonts w:ascii="標楷體" w:eastAsia="標楷體" w:hAnsi="標楷體" w:cs="標楷體"/>
-          <w:color w:val="000000"/>
-          <w:sz w:val="28"/>
-          <w:szCs w:val="28"/>
-        </w:rPr>
-      </w:pPr>
-      <w:r>
-        <w:rPr>
-          <w:rFonts w:ascii="標楷體" w:eastAsia="標楷體" w:hAnsi="標楷體" w:cs="標楷體" w:hint="eastAsia"/>
-          <w:color w:val="000000"/>
-          <w:sz w:val="28"/>
-          <w:szCs w:val="28"/>
-        </w:rPr>
-        <w:t>【例】他</w:t>
-      </w:r>
-      <w:proofErr w:type="gramStart"/>
-      <w:r>
-        <w:rPr>
-          <w:rFonts w:ascii="標楷體" w:eastAsia="標楷體" w:hAnsi="標楷體" w:cs="標楷體" w:hint="eastAsia"/>
-          <w:color w:val="000000"/>
-          <w:sz w:val="28"/>
-          <w:szCs w:val="28"/>
-        </w:rPr>
-        <w:t>彳亍</w:t>
-      </w:r>
-      <w:proofErr w:type="gramEnd"/>
-      <w:r>
-        <w:rPr>
-          <w:rFonts w:ascii="標楷體" w:eastAsia="標楷體" w:hAnsi="標楷體" w:cs="標楷體" w:hint="eastAsia"/>
-          <w:color w:val="000000"/>
-          <w:sz w:val="28"/>
-          <w:szCs w:val="28"/>
-        </w:rPr>
-        <w:t>而行，一副</w:t>
-      </w:r>
-      <w:proofErr w:type="gramStart"/>
-      <w:r>
-        <w:rPr>
-          <w:rFonts w:ascii="標楷體" w:eastAsia="標楷體" w:hAnsi="標楷體" w:cs="標楷體" w:hint="eastAsia"/>
-          <w:color w:val="000000"/>
-          <w:sz w:val="28"/>
-          <w:szCs w:val="28"/>
-        </w:rPr>
-        <w:t>悠哉悠哉</w:t>
-      </w:r>
-      <w:proofErr w:type="gramEnd"/>
-      <w:r>
-        <w:rPr>
-          <w:rFonts w:ascii="標楷體" w:eastAsia="標楷體" w:hAnsi="標楷體" w:cs="標楷體" w:hint="eastAsia"/>
-          <w:color w:val="000000"/>
-          <w:sz w:val="28"/>
-          <w:szCs w:val="28"/>
-        </w:rPr>
-        <w:t>的樣子。</w:t>
+      <w:r>
+        <w:rPr>
+          <w:rFonts w:ascii="標楷體" w:eastAsia="標楷體" w:hAnsi="標楷體" w:cs="標楷體" w:hint="eastAsia"/>
+          <w:color w:val="000000"/>
+          <w:sz w:val="28"/>
+          <w:szCs w:val="28"/>
+        </w:rPr>
+        <w:t>彳，左步。亍，右步。彳亍指緩步慢行。</w:t>
       </w:r>
     </w:p>
     <w:p>
@@ -3606,8 +2496,9 @@
           <w:ilvl w:val="0"/>
           <w:numId w:val="1"/>
         </w:numPr>
-        <w:spacing w:line="360" w:lineRule="exact"/>
-        <w:ind w:right="845"/>
+        <w:spacing w:line="440" w:lineRule="exact"/>
+        <w:ind w:left="284" w:hanging="284"/>
+        <w:jc w:val="both"/>
         <w:rPr>
           <w:rFonts w:ascii="標楷體" w:eastAsia="標楷體" w:hAnsi="標楷體" w:cs="標楷體"/>
           <w:color w:val="000000"/>
@@ -3615,54 +2506,14 @@
           <w:szCs w:val="28"/>
         </w:rPr>
       </w:pPr>
-      <w:proofErr w:type="gramStart"/>
-      <w:r>
-        <w:rPr>
-          <w:rFonts w:ascii="標楷體" w:eastAsia="標楷體" w:hAnsi="標楷體" w:cs="標楷體" w:hint="eastAsia"/>
-          <w:color w:val="000000"/>
-          <w:sz w:val="28"/>
-          <w:szCs w:val="28"/>
-        </w:rPr>
-        <w:t>淒婉</w:t>
-      </w:r>
-      <w:proofErr w:type="gramEnd"/>
-      <w:r>
-        <w:rPr>
-          <w:rFonts w:ascii="標楷體" w:eastAsia="標楷體" w:hAnsi="標楷體" w:cs="標楷體" w:hint="eastAsia"/>
-          <w:color w:val="000000"/>
-          <w:sz w:val="28"/>
-          <w:szCs w:val="28"/>
-        </w:rPr>
-        <w:t>：</w:t>
-      </w:r>
-      <w:r>
-        <w:rPr>
-          <w:rFonts w:ascii="標楷體" w:eastAsia="標楷體" w:hAnsi="標楷體" w:cs="標楷體" w:hint="eastAsia"/>
-          <w:color w:val="000000"/>
-          <w:sz w:val="28"/>
-          <w:szCs w:val="28"/>
-        </w:rPr>
-        <w:t>聲音悲哀而婉轉。【例】寂靜的深夜裡，傳來</w:t>
-      </w:r>
-      <w:proofErr w:type="gramStart"/>
-      <w:r>
-        <w:rPr>
-          <w:rFonts w:ascii="標楷體" w:eastAsia="標楷體" w:hAnsi="標楷體" w:cs="標楷體" w:hint="eastAsia"/>
-          <w:color w:val="000000"/>
-          <w:sz w:val="28"/>
-          <w:szCs w:val="28"/>
-        </w:rPr>
-        <w:t>淒婉</w:t>
-      </w:r>
-      <w:proofErr w:type="gramEnd"/>
-      <w:r>
-        <w:rPr>
-          <w:rFonts w:ascii="標楷體" w:eastAsia="標楷體" w:hAnsi="標楷體" w:cs="標楷體" w:hint="eastAsia"/>
-          <w:color w:val="000000"/>
-          <w:sz w:val="28"/>
-          <w:szCs w:val="28"/>
-        </w:rPr>
-        <w:t>的笛聲。</w:t>
+      <w:r>
+        <w:rPr>
+          <w:rFonts w:ascii="標楷體" w:eastAsia="標楷體" w:hAnsi="標楷體" w:cs="標楷體" w:hint="eastAsia"/>
+          <w:color w:val="000000"/>
+          <w:sz w:val="28"/>
+          <w:szCs w:val="28"/>
+        </w:rPr>
+        <w:t>淒婉：聲音悲哀而婉轉。【例】寂靜的深夜裡，傳來淒婉的笛聲。</w:t>
       </w:r>
     </w:p>
     <w:p>
@@ -3672,8 +2523,9 @@
           <w:ilvl w:val="0"/>
           <w:numId w:val="1"/>
         </w:numPr>
-        <w:spacing w:line="360" w:lineRule="exact"/>
-        <w:ind w:right="845"/>
+        <w:spacing w:line="440" w:lineRule="exact"/>
+        <w:ind w:left="284" w:hanging="284"/>
+        <w:jc w:val="both"/>
         <w:rPr>
           <w:rFonts w:ascii="標楷體" w:eastAsia="標楷體" w:hAnsi="標楷體" w:cs="標楷體"/>
           <w:color w:val="000000"/>
@@ -3681,17 +2533,16 @@
           <w:szCs w:val="28"/>
         </w:rPr>
       </w:pPr>
-      <w:proofErr w:type="gramStart"/>
-      <w:r>
-        <w:rPr>
-          <w:rFonts w:ascii="標楷體" w:eastAsia="標楷體" w:hAnsi="標楷體" w:cs="標楷體" w:hint="eastAsia"/>
-          <w:color w:val="000000"/>
-          <w:sz w:val="28"/>
-          <w:szCs w:val="28"/>
-        </w:rPr>
+      <w:r>
+        <w:rPr>
+          <w:rFonts w:ascii="標楷體" w:eastAsia="標楷體" w:hAnsi="標楷體" w:cs="標楷體" w:hint="eastAsia"/>
+          <w:color w:val="000000"/>
+          <w:sz w:val="28"/>
+          <w:szCs w:val="28"/>
+        </w:rPr>
+        <w:lastRenderedPageBreak/>
         <w:t>頹圮</w:t>
       </w:r>
-      <w:proofErr w:type="gramEnd"/>
       <w:r>
         <w:rPr>
           <w:rFonts w:ascii="標楷體" w:eastAsia="標楷體" w:hAnsi="標楷體" w:cs="標楷體" w:hint="eastAsia"/>
@@ -3701,7 +2552,6 @@
         </w:rPr>
         <w:t>(</w:t>
       </w:r>
-      <w:proofErr w:type="gramStart"/>
       <w:r>
         <w:rPr>
           <w:rFonts w:ascii="標楷體" w:eastAsia="標楷體" w:hAnsi="標楷體" w:cs="標楷體" w:hint="eastAsia"/>
@@ -3709,18 +2559,8 @@
           <w:sz w:val="16"/>
           <w:szCs w:val="16"/>
         </w:rPr>
-        <w:t>ㄆㄧ</w:t>
-      </w:r>
-      <w:r>
-        <w:rPr>
-          <w:rFonts w:ascii="標楷體" w:eastAsia="標楷體" w:hAnsi="標楷體" w:cs="標楷體" w:hint="eastAsia"/>
-          <w:color w:val="FF0000"/>
-          <w:sz w:val="16"/>
-          <w:szCs w:val="16"/>
-        </w:rPr>
-        <w:t>ˇ</w:t>
-      </w:r>
-      <w:proofErr w:type="gramEnd"/>
+        <w:t>ㄆㄧˇ</w:t>
+      </w:r>
       <w:r>
         <w:rPr>
           <w:rFonts w:ascii="標楷體" w:eastAsia="標楷體" w:hAnsi="標楷體" w:cs="標楷體" w:hint="eastAsia"/>
@@ -3729,109 +2569,28 @@
           <w:szCs w:val="28"/>
         </w:rPr>
         <w:t>)</w:t>
+      </w:r>
+      <w:r>
+        <w:rPr>
+          <w:rFonts w:ascii="標楷體" w:eastAsia="標楷體" w:hAnsi="標楷體" w:cs="標楷體" w:hint="eastAsia"/>
+          <w:color w:val="000000"/>
+          <w:sz w:val="28"/>
+          <w:szCs w:val="28"/>
+        </w:rPr>
+        <w:t>：</w:t>
       </w:r>
     </w:p>
     <w:p>
       <w:pPr>
-        <w:widowControl/>
-        <w:numPr>
-          <w:ilvl w:val="0"/>
-          <w:numId w:val="6"/>
-        </w:numPr>
-        <w:spacing w:line="360" w:lineRule="exact"/>
-        <w:ind w:right="845"/>
-        <w:rPr>
-          <w:rFonts w:ascii="標楷體" w:eastAsia="標楷體" w:hAnsi="標楷體" w:cs="標楷體" w:hint="eastAsia"/>
-          <w:color w:val="000000"/>
-          <w:sz w:val="28"/>
-          <w:szCs w:val="28"/>
-        </w:rPr>
-      </w:pPr>
-      <w:r>
-        <w:rPr>
-          <w:rFonts w:ascii="標楷體" w:eastAsia="標楷體" w:hAnsi="標楷體" w:cs="標楷體" w:hint="eastAsia"/>
-          <w:color w:val="000000"/>
-          <w:sz w:val="28"/>
-          <w:szCs w:val="28"/>
-        </w:rPr>
-        <w:t>倒塌。【例】這間老屋年久失修，禁不住風吹雨打已</w:t>
-      </w:r>
-      <w:proofErr w:type="gramStart"/>
-      <w:r>
-        <w:rPr>
-          <w:rFonts w:ascii="標楷體" w:eastAsia="標楷體" w:hAnsi="標楷體" w:cs="標楷體" w:hint="eastAsia"/>
-          <w:color w:val="000000"/>
-          <w:sz w:val="28"/>
-          <w:szCs w:val="28"/>
-        </w:rPr>
-        <w:t>頹圮</w:t>
-      </w:r>
-      <w:proofErr w:type="gramEnd"/>
-      <w:r>
-        <w:rPr>
-          <w:rFonts w:ascii="標楷體" w:eastAsia="標楷體" w:hAnsi="標楷體" w:cs="標楷體" w:hint="eastAsia"/>
-          <w:color w:val="000000"/>
-          <w:sz w:val="28"/>
-          <w:szCs w:val="28"/>
-        </w:rPr>
-        <w:t>多時了。</w:t>
-      </w:r>
-    </w:p>
-    <w:p>
-      <w:pPr>
-        <w:widowControl/>
-        <w:numPr>
-          <w:ilvl w:val="0"/>
-          <w:numId w:val="6"/>
-        </w:numPr>
-        <w:spacing w:line="360" w:lineRule="exact"/>
-        <w:ind w:right="845"/>
-        <w:rPr>
-          <w:rFonts w:ascii="標楷體" w:eastAsia="標楷體" w:hAnsi="標楷體" w:cs="標楷體"/>
-          <w:color w:val="000000"/>
-          <w:sz w:val="28"/>
-          <w:szCs w:val="28"/>
-        </w:rPr>
-      </w:pPr>
-      <w:r>
-        <w:rPr>
-          <w:rFonts w:ascii="標楷體" w:eastAsia="標楷體" w:hAnsi="標楷體" w:cs="標楷體" w:hint="eastAsia"/>
-          <w:color w:val="000000"/>
-          <w:sz w:val="28"/>
-          <w:szCs w:val="28"/>
-        </w:rPr>
-        <w:t>墮落、敗壞。【例】綱紀</w:t>
-      </w:r>
-      <w:proofErr w:type="gramStart"/>
-      <w:r>
-        <w:rPr>
-          <w:rFonts w:ascii="標楷體" w:eastAsia="標楷體" w:hAnsi="標楷體" w:cs="標楷體" w:hint="eastAsia"/>
-          <w:color w:val="000000"/>
-          <w:sz w:val="28"/>
-          <w:szCs w:val="28"/>
-        </w:rPr>
-        <w:t>頹圮</w:t>
-      </w:r>
-      <w:proofErr w:type="gramEnd"/>
-      <w:r>
-        <w:rPr>
-          <w:rFonts w:ascii="標楷體" w:eastAsia="標楷體" w:hAnsi="標楷體" w:cs="標楷體" w:hint="eastAsia"/>
-          <w:color w:val="000000"/>
-          <w:sz w:val="28"/>
-          <w:szCs w:val="28"/>
-        </w:rPr>
-        <w:t>是國家走向衰亡的徵兆。</w:t>
-      </w:r>
-    </w:p>
-    <w:p>
-      <w:pPr>
+        <w:pStyle w:val="ab"/>
         <w:widowControl/>
         <w:numPr>
           <w:ilvl w:val="0"/>
           <w:numId w:val="1"/>
         </w:numPr>
-        <w:spacing w:line="360" w:lineRule="exact"/>
-        <w:ind w:right="845"/>
+        <w:spacing w:line="440" w:lineRule="exact"/>
+        <w:ind w:leftChars="0" w:left="284" w:hanging="284"/>
+        <w:jc w:val="both"/>
         <w:rPr>
           <w:rFonts w:ascii="標楷體" w:eastAsia="標楷體" w:hAnsi="標楷體" w:cs="標楷體"/>
           <w:color w:val="000000"/>
@@ -3846,36 +2605,20 @@
           <w:sz w:val="28"/>
           <w:szCs w:val="28"/>
         </w:rPr>
-        <w:t>太息</w:t>
-      </w:r>
-      <w:r>
-        <w:rPr>
-          <w:rFonts w:ascii="標楷體" w:eastAsia="標楷體" w:hAnsi="標楷體" w:cs="標楷體" w:hint="eastAsia"/>
-          <w:color w:val="000000"/>
-          <w:sz w:val="28"/>
-          <w:szCs w:val="28"/>
-        </w:rPr>
-        <w:t>：</w:t>
-      </w:r>
-      <w:r>
-        <w:rPr>
-          <w:rFonts w:ascii="標楷體" w:eastAsia="標楷體" w:hAnsi="標楷體" w:cs="標楷體" w:hint="eastAsia"/>
-          <w:color w:val="000000"/>
-          <w:sz w:val="28"/>
-          <w:szCs w:val="28"/>
-        </w:rPr>
-        <w:t>大聲嘆氣。</w:t>
+        <w:t>籬：用竹子或樹枝編成的柵欄。如：「籬笆」、「竹籬」、「藩籬」。</w:t>
       </w:r>
     </w:p>
     <w:p>
       <w:pPr>
+        <w:pStyle w:val="ab"/>
         <w:widowControl/>
         <w:numPr>
           <w:ilvl w:val="0"/>
           <w:numId w:val="1"/>
         </w:numPr>
-        <w:spacing w:line="360" w:lineRule="exact"/>
-        <w:ind w:right="845"/>
+        <w:spacing w:line="440" w:lineRule="exact"/>
+        <w:ind w:leftChars="0" w:left="284" w:hanging="284"/>
+        <w:jc w:val="both"/>
         <w:rPr>
           <w:rFonts w:ascii="標楷體" w:eastAsia="標楷體" w:hAnsi="標楷體" w:cs="標楷體"/>
           <w:color w:val="000000"/>
@@ -3883,25 +2626,14 @@
           <w:szCs w:val="28"/>
         </w:rPr>
       </w:pPr>
-      <w:proofErr w:type="gramStart"/>
-      <w:r>
-        <w:rPr>
-          <w:rFonts w:ascii="標楷體" w:eastAsia="標楷體" w:hAnsi="標楷體" w:cs="標楷體" w:hint="eastAsia"/>
-          <w:color w:val="000000"/>
-          <w:sz w:val="28"/>
-          <w:szCs w:val="28"/>
-        </w:rPr>
-        <w:t>嚼味</w:t>
-      </w:r>
-      <w:proofErr w:type="gramEnd"/>
-      <w:r>
-        <w:rPr>
-          <w:rFonts w:ascii="標楷體" w:eastAsia="標楷體" w:hAnsi="標楷體" w:cs="標楷體" w:hint="eastAsia"/>
-          <w:color w:val="000000"/>
-          <w:sz w:val="28"/>
-          <w:szCs w:val="28"/>
-        </w:rPr>
-        <w:t>：咀嚼品味。</w:t>
+      <w:r>
+        <w:rPr>
+          <w:rFonts w:ascii="標楷體" w:eastAsia="標楷體" w:hAnsi="標楷體" w:cs="標楷體" w:hint="eastAsia"/>
+          <w:color w:val="000000"/>
+          <w:sz w:val="28"/>
+          <w:szCs w:val="28"/>
+        </w:rPr>
+        <w:t>太息：大聲嘆氣。</w:t>
       </w:r>
     </w:p>
     <w:p>
@@ -3911,8 +2643,9 @@
           <w:ilvl w:val="0"/>
           <w:numId w:val="1"/>
         </w:numPr>
-        <w:spacing w:line="360" w:lineRule="exact"/>
-        <w:ind w:right="845"/>
+        <w:spacing w:line="440" w:lineRule="exact"/>
+        <w:ind w:left="284" w:hanging="284"/>
+        <w:jc w:val="both"/>
         <w:rPr>
           <w:rFonts w:ascii="標楷體" w:eastAsia="標楷體" w:hAnsi="標楷體" w:cs="標楷體"/>
           <w:color w:val="000000"/>
@@ -3927,7 +2660,7 @@
           <w:sz w:val="28"/>
           <w:szCs w:val="28"/>
         </w:rPr>
-        <w:t>盤桓</w:t>
+        <w:t>嚼</w:t>
       </w:r>
       <w:r>
         <w:rPr>
@@ -3938,7 +2671,6 @@
         </w:rPr>
         <w:t>(</w:t>
       </w:r>
-      <w:proofErr w:type="gramStart"/>
       <w:r>
         <w:rPr>
           <w:rFonts w:ascii="標楷體" w:eastAsia="標楷體" w:hAnsi="標楷體" w:cs="標楷體" w:hint="eastAsia"/>
@@ -3946,7 +2678,7 @@
           <w:sz w:val="16"/>
           <w:szCs w:val="16"/>
         </w:rPr>
-        <w:t>ㄏㄨㄢ</w:t>
+        <w:t>ㄐㄧㄠ</w:t>
       </w:r>
       <w:r>
         <w:rPr>
@@ -3957,44 +2689,77 @@
         </w:rPr>
         <w:t>ˊ</w:t>
       </w:r>
-      <w:proofErr w:type="gramEnd"/>
-      <w:r>
-        <w:rPr>
-          <w:rFonts w:ascii="標楷體" w:eastAsia="標楷體" w:hAnsi="標楷體" w:cs="標楷體" w:hint="eastAsia"/>
-          <w:color w:val="000000"/>
-          <w:sz w:val="28"/>
-          <w:szCs w:val="28"/>
-        </w:rPr>
-        <w:t>)：</w:t>
-      </w:r>
-      <w:r>
-        <w:rPr>
-          <w:rFonts w:ascii="標楷體" w:eastAsia="標楷體" w:hAnsi="標楷體" w:cs="標楷體" w:hint="eastAsia"/>
-          <w:color w:val="000000"/>
-          <w:sz w:val="28"/>
-          <w:szCs w:val="28"/>
-        </w:rPr>
-        <w:t>徘徊、留連。【例】我有事要辦，會在</w:t>
-      </w:r>
-      <w:proofErr w:type="gramStart"/>
-      <w:r>
-        <w:rPr>
-          <w:rFonts w:ascii="標楷體" w:eastAsia="標楷體" w:hAnsi="標楷體" w:cs="標楷體" w:hint="eastAsia"/>
-          <w:color w:val="000000"/>
-          <w:sz w:val="28"/>
-          <w:szCs w:val="28"/>
-        </w:rPr>
-        <w:t>臺</w:t>
-      </w:r>
-      <w:proofErr w:type="gramEnd"/>
-      <w:r>
-        <w:rPr>
-          <w:rFonts w:ascii="標楷體" w:eastAsia="標楷體" w:hAnsi="標楷體" w:cs="標楷體" w:hint="eastAsia"/>
-          <w:color w:val="000000"/>
-          <w:sz w:val="28"/>
-          <w:szCs w:val="28"/>
-        </w:rPr>
-        <w:t>北盤桓幾天。</w:t>
+      <w:r>
+        <w:rPr>
+          <w:rFonts w:ascii="標楷體" w:eastAsia="標楷體" w:hAnsi="標楷體" w:cs="標楷體" w:hint="eastAsia"/>
+          <w:color w:val="000000"/>
+          <w:sz w:val="28"/>
+          <w:szCs w:val="28"/>
+        </w:rPr>
+        <w:t>)</w:t>
+      </w:r>
+      <w:r>
+        <w:rPr>
+          <w:rFonts w:ascii="標楷體" w:eastAsia="標楷體" w:hAnsi="標楷體" w:cs="標楷體" w:hint="eastAsia"/>
+          <w:color w:val="000000"/>
+          <w:sz w:val="28"/>
+          <w:szCs w:val="28"/>
+        </w:rPr>
+        <w:t>味</w:t>
+      </w:r>
+      <w:r>
+        <w:rPr>
+          <w:rFonts w:ascii="標楷體" w:eastAsia="標楷體" w:hAnsi="標楷體" w:cs="標楷體" w:hint="eastAsia"/>
+          <w:color w:val="000000"/>
+          <w:sz w:val="28"/>
+          <w:szCs w:val="28"/>
+        </w:rPr>
+        <w:t>：咀嚼</w:t>
+      </w:r>
+      <w:r>
+        <w:rPr>
+          <w:rFonts w:ascii="標楷體" w:eastAsia="標楷體" w:hAnsi="標楷體" w:cs="標楷體" w:hint="eastAsia"/>
+          <w:color w:val="000000"/>
+          <w:sz w:val="28"/>
+          <w:szCs w:val="28"/>
+        </w:rPr>
+        <w:t>(</w:t>
+      </w:r>
+      <w:r>
+        <w:rPr>
+          <w:rFonts w:ascii="標楷體" w:eastAsia="標楷體" w:hAnsi="標楷體" w:cs="標楷體" w:hint="eastAsia"/>
+          <w:color w:val="FF0000"/>
+          <w:sz w:val="16"/>
+          <w:szCs w:val="16"/>
+        </w:rPr>
+        <w:t>ㄐㄩㄝ</w:t>
+      </w:r>
+      <w:r>
+        <w:rPr>
+          <w:rFonts w:ascii="標楷體" w:eastAsia="標楷體" w:hAnsi="標楷體" w:cs="標楷體" w:hint="eastAsia"/>
+          <w:color w:val="FF0000"/>
+          <w:sz w:val="16"/>
+          <w:szCs w:val="16"/>
+        </w:rPr>
+        <w:t>ˊ</w:t>
+      </w:r>
+      <w:r>
+        <w:rPr>
+          <w:rFonts w:ascii="標楷體" w:eastAsia="標楷體" w:hAnsi="標楷體" w:cs="標楷體" w:hint="eastAsia"/>
+          <w:color w:val="000000"/>
+          <w:sz w:val="28"/>
+          <w:szCs w:val="28"/>
+        </w:rPr>
+        <w:t>)</w:t>
+      </w:r>
+      <w:r>
+        <w:rPr>
+          <w:rFonts w:ascii="標楷體" w:eastAsia="標楷體" w:hAnsi="標楷體" w:cs="標楷體" w:hint="eastAsia"/>
+          <w:color w:val="000000"/>
+          <w:sz w:val="28"/>
+          <w:szCs w:val="28"/>
+        </w:rPr>
+        <w:t>品味。</w:t>
       </w:r>
     </w:p>
     <w:p>
@@ -4004,8 +2769,9 @@
           <w:ilvl w:val="0"/>
           <w:numId w:val="1"/>
         </w:numPr>
-        <w:spacing w:line="360" w:lineRule="exact"/>
-        <w:ind w:right="845"/>
+        <w:spacing w:line="440" w:lineRule="exact"/>
+        <w:ind w:left="284" w:hanging="284"/>
+        <w:jc w:val="both"/>
         <w:rPr>
           <w:rFonts w:ascii="標楷體" w:eastAsia="標楷體" w:hAnsi="標楷體" w:cs="標楷體"/>
           <w:color w:val="000000"/>
@@ -4020,25 +2786,25 @@
           <w:sz w:val="28"/>
           <w:szCs w:val="28"/>
         </w:rPr>
-        <w:t>慰藉</w:t>
-      </w:r>
-      <w:r>
-        <w:rPr>
-          <w:rFonts w:ascii="標楷體" w:eastAsia="標楷體" w:hAnsi="標楷體" w:cs="標楷體" w:hint="eastAsia"/>
-          <w:color w:val="000000"/>
-          <w:sz w:val="28"/>
-          <w:szCs w:val="28"/>
-        </w:rPr>
-        <w:t>：</w:t>
-      </w:r>
-      <w:r>
-        <w:rPr>
-          <w:rFonts w:ascii="標楷體" w:eastAsia="標楷體" w:hAnsi="標楷體" w:cs="標楷體" w:hint="eastAsia"/>
-          <w:color w:val="000000"/>
-          <w:sz w:val="28"/>
-          <w:szCs w:val="28"/>
-        </w:rPr>
-        <w:t>安撫、安慰。【例】藝人到前線勞軍，以慰藉官兵的心靈。</w:t>
+        <w:t>盤桓(</w:t>
+      </w:r>
+      <w:r>
+        <w:rPr>
+          <w:rFonts w:ascii="標楷體" w:eastAsia="標楷體" w:hAnsi="標楷體" w:cs="標楷體" w:hint="eastAsia"/>
+          <w:color w:val="FF0000"/>
+          <w:sz w:val="16"/>
+          <w:szCs w:val="16"/>
+        </w:rPr>
+        <w:t>ㄏㄨㄢˊ</w:t>
+      </w:r>
+      <w:r>
+        <w:rPr>
+          <w:rFonts w:ascii="標楷體" w:eastAsia="標楷體" w:hAnsi="標楷體" w:cs="標楷體" w:hint="eastAsia"/>
+          <w:color w:val="000000"/>
+          <w:sz w:val="28"/>
+          <w:szCs w:val="28"/>
+        </w:rPr>
+        <w:t>)：徘徊、留連。【例】我有事要辦，會在臺北盤桓幾天。</w:t>
       </w:r>
     </w:p>
     <w:p>
@@ -4048,8 +2814,9 @@
           <w:ilvl w:val="0"/>
           <w:numId w:val="1"/>
         </w:numPr>
-        <w:spacing w:line="360" w:lineRule="exact"/>
-        <w:ind w:right="845"/>
+        <w:spacing w:line="440" w:lineRule="exact"/>
+        <w:ind w:left="284" w:hanging="284"/>
+        <w:jc w:val="both"/>
         <w:rPr>
           <w:rFonts w:ascii="標楷體" w:eastAsia="標楷體" w:hAnsi="標楷體" w:cs="標楷體"/>
           <w:color w:val="000000"/>
@@ -4064,25 +2831,7 @@
           <w:sz w:val="28"/>
           <w:szCs w:val="28"/>
         </w:rPr>
-        <w:t>籬</w:t>
-      </w:r>
-      <w:r>
-        <w:rPr>
-          <w:rFonts w:ascii="標楷體" w:eastAsia="標楷體" w:hAnsi="標楷體" w:cs="標楷體" w:hint="eastAsia"/>
-          <w:color w:val="000000"/>
-          <w:sz w:val="28"/>
-          <w:szCs w:val="28"/>
-        </w:rPr>
-        <w:t>：</w:t>
-      </w:r>
-      <w:r>
-        <w:rPr>
-          <w:rFonts w:ascii="標楷體" w:eastAsia="標楷體" w:hAnsi="標楷體" w:cs="標楷體" w:hint="eastAsia"/>
-          <w:color w:val="000000"/>
-          <w:sz w:val="28"/>
-          <w:szCs w:val="28"/>
-        </w:rPr>
-        <w:t>用竹子或樹枝編成的柵欄。如：「籬笆」、「竹籬」、「藩籬」。</w:t>
+        <w:t>慰藉：安撫、安慰。【例】藝人到前線勞軍，以慰藉官兵的心靈。</w:t>
       </w:r>
     </w:p>
     <w:p>
@@ -4092,8 +2841,9 @@
           <w:ilvl w:val="0"/>
           <w:numId w:val="1"/>
         </w:numPr>
-        <w:spacing w:line="360" w:lineRule="exact"/>
-        <w:ind w:right="845"/>
+        <w:spacing w:line="440" w:lineRule="exact"/>
+        <w:ind w:left="284" w:hanging="426"/>
+        <w:jc w:val="both"/>
         <w:rPr>
           <w:rFonts w:ascii="標楷體" w:eastAsia="標楷體" w:hAnsi="標楷體" w:cs="標楷體"/>
           <w:color w:val="000000"/>
@@ -4108,7 +2858,7 @@
           <w:sz w:val="28"/>
           <w:szCs w:val="28"/>
         </w:rPr>
-        <w:t>頹唐</w:t>
+        <w:t>古典意象</w:t>
       </w:r>
       <w:r>
         <w:rPr>
@@ -4126,7 +2876,45 @@
           <w:sz w:val="28"/>
           <w:szCs w:val="28"/>
         </w:rPr>
-        <w:t>精神委靡不振。【例】精神頹唐</w:t>
+        <w:t>古代文學作品中，經過歷代文人反覆運用、已經累積了特定情感與文化內涵的符號或景物（如明月、殘蟬）。詩中借用了傳統詩詞常見的元素，如代表愁怨的「丁香」、充滿</w:t>
+      </w:r>
+      <w:r>
+        <w:rPr>
+          <w:rFonts w:ascii="標楷體" w:eastAsia="標楷體" w:hAnsi="標楷體" w:cs="標楷體" w:hint="eastAsia"/>
+          <w:color w:val="000000"/>
+          <w:sz w:val="28"/>
+          <w:szCs w:val="28"/>
+          <w:u w:val="single"/>
+        </w:rPr>
+        <w:t>江南</w:t>
+      </w:r>
+      <w:r>
+        <w:rPr>
+          <w:rFonts w:ascii="標楷體" w:eastAsia="標楷體" w:hAnsi="標楷體" w:cs="標楷體" w:hint="eastAsia"/>
+          <w:color w:val="000000"/>
+          <w:sz w:val="28"/>
+          <w:szCs w:val="28"/>
+        </w:rPr>
+        <w:t>水鄉風味的「雨巷」與「油紙傘」，讓整首現代詩充滿了</w:t>
+      </w:r>
+      <w:r>
+        <w:rPr>
+          <w:rFonts w:ascii="標楷體" w:eastAsia="標楷體" w:hAnsi="標楷體" w:cs="標楷體" w:hint="eastAsia"/>
+          <w:color w:val="000000"/>
+          <w:sz w:val="28"/>
+          <w:szCs w:val="28"/>
+          <w:u w:val="single"/>
+        </w:rPr>
+        <w:t>中國</w:t>
+      </w:r>
+      <w:r>
+        <w:rPr>
+          <w:rFonts w:ascii="標楷體" w:eastAsia="標楷體" w:hAnsi="標楷體" w:cs="標楷體" w:hint="eastAsia"/>
+          <w:color w:val="000000"/>
+          <w:sz w:val="28"/>
+          <w:szCs w:val="28"/>
+        </w:rPr>
+        <w:t>古典詩詞的典雅美感。</w:t>
       </w:r>
     </w:p>
     <w:p>
@@ -4136,8 +2924,9 @@
           <w:ilvl w:val="0"/>
           <w:numId w:val="1"/>
         </w:numPr>
-        <w:spacing w:line="360" w:lineRule="exact"/>
-        <w:ind w:right="845"/>
+        <w:spacing w:line="440" w:lineRule="exact"/>
+        <w:ind w:left="284" w:hanging="426"/>
+        <w:jc w:val="both"/>
         <w:rPr>
           <w:rFonts w:ascii="標楷體" w:eastAsia="標楷體" w:hAnsi="標楷體" w:cs="標楷體"/>
           <w:color w:val="000000"/>
@@ -4152,45 +2941,7 @@
           <w:sz w:val="28"/>
           <w:szCs w:val="28"/>
         </w:rPr>
-        <w:t>磨難</w:t>
-      </w:r>
-      <w:r>
-        <w:rPr>
-          <w:rFonts w:ascii="標楷體" w:eastAsia="標楷體" w:hAnsi="標楷體" w:cs="標楷體" w:hint="eastAsia"/>
-          <w:color w:val="000000"/>
-          <w:sz w:val="28"/>
-          <w:szCs w:val="28"/>
-        </w:rPr>
-        <w:t>(</w:t>
-      </w:r>
-      <w:proofErr w:type="gramStart"/>
-      <w:r>
-        <w:rPr>
-          <w:rFonts w:ascii="標楷體" w:eastAsia="標楷體" w:hAnsi="標楷體" w:cs="標楷體" w:hint="eastAsia"/>
-          <w:color w:val="FF0000"/>
-          <w:sz w:val="16"/>
-          <w:szCs w:val="16"/>
-        </w:rPr>
-        <w:t>ㄋㄢ</w:t>
-      </w:r>
-      <w:r>
-        <w:rPr>
-          <w:rFonts w:ascii="標楷體" w:eastAsia="標楷體" w:hAnsi="標楷體" w:cs="標楷體" w:hint="eastAsia"/>
-          <w:color w:val="FF0000"/>
-          <w:sz w:val="16"/>
-          <w:szCs w:val="16"/>
-        </w:rPr>
-        <w:t>ˋ</w:t>
-      </w:r>
-      <w:proofErr w:type="gramEnd"/>
-      <w:r>
-        <w:rPr>
-          <w:rFonts w:ascii="標楷體" w:eastAsia="標楷體" w:hAnsi="標楷體" w:cs="標楷體"/>
-          <w:color w:val="000000"/>
-          <w:sz w:val="28"/>
-          <w:szCs w:val="28"/>
-        </w:rPr>
-        <w:t>)</w:t>
+        <w:t>象徵主義</w:t>
       </w:r>
       <w:r>
         <w:rPr>
@@ -4208,61 +2959,26 @@
           <w:sz w:val="28"/>
           <w:szCs w:val="28"/>
         </w:rPr>
-        <w:t>阻礙、災難。【例】</w:t>
-      </w:r>
-      <w:r>
-        <w:rPr>
-          <w:rFonts w:ascii="標楷體" w:eastAsia="標楷體" w:hAnsi="標楷體" w:cs="標楷體" w:hint="eastAsia"/>
-          <w:color w:val="000000"/>
-          <w:sz w:val="28"/>
-          <w:szCs w:val="28"/>
-        </w:rPr>
-        <w:t>再</w:t>
-      </w:r>
-      <w:r>
-        <w:rPr>
-          <w:rFonts w:ascii="標楷體" w:eastAsia="標楷體" w:hAnsi="標楷體" w:cs="標楷體" w:hint="eastAsia"/>
-          <w:color w:val="000000"/>
-          <w:sz w:val="28"/>
-          <w:szCs w:val="28"/>
-        </w:rPr>
-        <w:t>多</w:t>
-      </w:r>
-      <w:r>
-        <w:rPr>
-          <w:rFonts w:ascii="標楷體" w:eastAsia="標楷體" w:hAnsi="標楷體" w:cs="標楷體" w:hint="eastAsia"/>
-          <w:color w:val="000000"/>
-          <w:sz w:val="28"/>
-          <w:szCs w:val="28"/>
-        </w:rPr>
-        <w:t>的</w:t>
-      </w:r>
-      <w:r>
-        <w:rPr>
-          <w:rFonts w:ascii="標楷體" w:eastAsia="標楷體" w:hAnsi="標楷體" w:cs="標楷體" w:hint="eastAsia"/>
-          <w:color w:val="000000"/>
-          <w:sz w:val="28"/>
-          <w:szCs w:val="28"/>
-        </w:rPr>
-        <w:t>磨難都打擊不了他</w:t>
-      </w:r>
-      <w:r>
-        <w:rPr>
-          <w:rFonts w:ascii="標楷體" w:eastAsia="標楷體" w:hAnsi="標楷體" w:cs="標楷體" w:hint="eastAsia"/>
-          <w:color w:val="000000"/>
-          <w:sz w:val="28"/>
-          <w:szCs w:val="28"/>
-        </w:rPr>
-        <w:t>堅強的意</w:t>
-      </w:r>
-      <w:r>
-        <w:rPr>
-          <w:rFonts w:ascii="標楷體" w:eastAsia="標楷體" w:hAnsi="標楷體" w:cs="標楷體" w:hint="eastAsia"/>
-          <w:color w:val="000000"/>
-          <w:sz w:val="28"/>
-          <w:szCs w:val="28"/>
-        </w:rPr>
-        <w:t>志。</w:t>
+        <w:t>19 世紀末源於</w:t>
+      </w:r>
+      <w:r>
+        <w:rPr>
+          <w:rFonts w:ascii="標楷體" w:eastAsia="標楷體" w:hAnsi="標楷體" w:cs="標楷體" w:hint="eastAsia"/>
+          <w:color w:val="000000"/>
+          <w:sz w:val="28"/>
+          <w:szCs w:val="28"/>
+          <w:u w:val="single"/>
+        </w:rPr>
+        <w:t>法國</w:t>
+      </w:r>
+      <w:r>
+        <w:rPr>
+          <w:rFonts w:ascii="標楷體" w:eastAsia="標楷體" w:hAnsi="標楷體" w:cs="標楷體" w:hint="eastAsia"/>
+          <w:color w:val="000000"/>
+          <w:sz w:val="28"/>
+          <w:szCs w:val="28"/>
+        </w:rPr>
+        <w:t>的文學藝術流派，主張不直接描寫現實，而是用具體的事物（象徵物）來暗示、寄託內心抽象的情感或哲理。指《雨巷》不直接寫出詩人對現實政治或生活的失望，而是把那份說不出的迷茫與追求，隱喻在雨巷與丁香姑娘的交會中。</w:t>
       </w:r>
     </w:p>
     <w:p>
@@ -4272,70 +2988,79 @@
           <w:ilvl w:val="0"/>
           <w:numId w:val="1"/>
         </w:numPr>
-        <w:spacing w:line="360" w:lineRule="exact"/>
-        <w:ind w:right="845"/>
-        <w:rPr>
-          <w:rFonts w:ascii="標楷體" w:eastAsia="標楷體" w:hAnsi="標楷體" w:cs="標楷體" w:hint="eastAsia"/>
-          <w:color w:val="000000"/>
-          <w:sz w:val="28"/>
-          <w:szCs w:val="28"/>
-        </w:rPr>
-      </w:pPr>
-      <w:r>
-        <w:rPr>
-          <w:rFonts w:ascii="標楷體" w:eastAsia="標楷體" w:hAnsi="標楷體" w:cs="標楷體" w:hint="eastAsia"/>
-          <w:color w:val="000000"/>
-          <w:sz w:val="28"/>
-          <w:szCs w:val="28"/>
-        </w:rPr>
-        <w:t>輕佻</w:t>
-      </w:r>
-      <w:r>
-        <w:rPr>
-          <w:rFonts w:ascii="標楷體" w:eastAsia="標楷體" w:hAnsi="標楷體" w:cs="標楷體" w:hint="eastAsia"/>
-          <w:color w:val="000000"/>
-          <w:sz w:val="28"/>
-          <w:szCs w:val="28"/>
-        </w:rPr>
-        <w:t>(</w:t>
-      </w:r>
-      <w:proofErr w:type="gramStart"/>
-      <w:r>
-        <w:rPr>
-          <w:rFonts w:ascii="標楷體" w:eastAsia="標楷體" w:hAnsi="標楷體" w:cs="標楷體" w:hint="eastAsia"/>
-          <w:color w:val="FF0000"/>
-          <w:sz w:val="16"/>
-          <w:szCs w:val="16"/>
-        </w:rPr>
-        <w:t>ㄊㄧㄠ</w:t>
-      </w:r>
-      <w:r>
-        <w:rPr>
-          <w:rFonts w:ascii="標楷體" w:eastAsia="標楷體" w:hAnsi="標楷體" w:cs="標楷體" w:hint="eastAsia"/>
-          <w:color w:val="FF0000"/>
-          <w:sz w:val="16"/>
-          <w:szCs w:val="16"/>
-        </w:rPr>
-        <w:t>ˊ</w:t>
-      </w:r>
-      <w:proofErr w:type="gramEnd"/>
-      <w:r>
-        <w:rPr>
-          <w:rFonts w:ascii="標楷體" w:eastAsia="標楷體" w:hAnsi="標楷體" w:cs="標楷體" w:hint="eastAsia"/>
-          <w:color w:val="000000"/>
-          <w:sz w:val="28"/>
-          <w:szCs w:val="28"/>
-        </w:rPr>
-        <w:t>)：</w:t>
-      </w:r>
-      <w:r>
-        <w:rPr>
-          <w:rFonts w:ascii="標楷體" w:eastAsia="標楷體" w:hAnsi="標楷體" w:cs="標楷體" w:hint="eastAsia"/>
-          <w:color w:val="000000"/>
-          <w:sz w:val="28"/>
-          <w:szCs w:val="28"/>
-        </w:rPr>
-        <w:t>言語舉止不莊重。【例】他的態度輕佻，令人心生厭惡。</w:t>
+        <w:spacing w:line="440" w:lineRule="exact"/>
+        <w:ind w:left="284" w:hanging="426"/>
+        <w:jc w:val="both"/>
+        <w:rPr>
+          <w:rFonts w:ascii="標楷體" w:eastAsia="標楷體" w:hAnsi="標楷體" w:cs="標楷體"/>
+          <w:color w:val="000000"/>
+          <w:sz w:val="28"/>
+          <w:szCs w:val="28"/>
+        </w:rPr>
+      </w:pPr>
+      <w:r>
+        <w:rPr>
+          <w:rFonts w:ascii="標楷體" w:eastAsia="標楷體" w:hAnsi="標楷體" w:cs="標楷體" w:hint="eastAsia"/>
+          <w:color w:val="000000"/>
+          <w:sz w:val="28"/>
+          <w:szCs w:val="28"/>
+        </w:rPr>
+        <w:t>陰鬱</w:t>
+      </w:r>
+      <w:r>
+        <w:rPr>
+          <w:rFonts w:ascii="標楷體" w:eastAsia="標楷體" w:hAnsi="標楷體" w:cs="標楷體" w:hint="eastAsia"/>
+          <w:color w:val="000000"/>
+          <w:sz w:val="28"/>
+          <w:szCs w:val="28"/>
+        </w:rPr>
+        <w:t>：</w:t>
+      </w:r>
+      <w:r>
+        <w:rPr>
+          <w:rFonts w:ascii="標楷體" w:eastAsia="標楷體" w:hAnsi="標楷體" w:cs="標楷體" w:hint="eastAsia"/>
+          <w:color w:val="000000"/>
+          <w:sz w:val="28"/>
+          <w:szCs w:val="28"/>
+        </w:rPr>
+        <w:t>天氣陰沉昏暗，或人的心情、神色憂鬱不快樂。形容全詩所營造的背景氣氛</w:t>
+      </w:r>
+      <w:r>
+        <w:rPr>
+          <w:rFonts w:ascii="標楷體" w:eastAsia="標楷體" w:hAnsi="標楷體" w:cs="標楷體" w:hint="eastAsia"/>
+          <w:color w:val="000000"/>
+          <w:sz w:val="28"/>
+          <w:szCs w:val="28"/>
+        </w:rPr>
+        <w:t>--</w:t>
+      </w:r>
+      <w:r>
+        <w:rPr>
+          <w:rFonts w:ascii="標楷體" w:eastAsia="標楷體" w:hAnsi="標楷體" w:cs="標楷體" w:hint="eastAsia"/>
+          <w:color w:val="000000"/>
+          <w:sz w:val="28"/>
+          <w:szCs w:val="28"/>
+        </w:rPr>
+        <w:t>下著冷雨、幽暗寂寥的</w:t>
+      </w:r>
+      <w:r>
+        <w:rPr>
+          <w:rFonts w:ascii="標楷體" w:eastAsia="標楷體" w:hAnsi="標楷體" w:cs="標楷體" w:hint="eastAsia"/>
+          <w:color w:val="000000"/>
+          <w:sz w:val="28"/>
+          <w:szCs w:val="28"/>
+          <w:u w:val="single"/>
+        </w:rPr>
+        <w:t>江南</w:t>
+      </w:r>
+      <w:r>
+        <w:rPr>
+          <w:rFonts w:ascii="標楷體" w:eastAsia="標楷體" w:hAnsi="標楷體" w:cs="標楷體" w:hint="eastAsia"/>
+          <w:color w:val="000000"/>
+          <w:sz w:val="28"/>
+          <w:szCs w:val="28"/>
+        </w:rPr>
+        <w:t>小巷，這同時也是詩人當時低落、迷茫的心境寫照。</w:t>
       </w:r>
     </w:p>
     <w:p>
@@ -4345,8 +3070,9 @@
           <w:ilvl w:val="0"/>
           <w:numId w:val="1"/>
         </w:numPr>
-        <w:spacing w:line="360" w:lineRule="exact"/>
-        <w:ind w:right="845"/>
+        <w:spacing w:line="440" w:lineRule="exact"/>
+        <w:ind w:left="284" w:hanging="426"/>
+        <w:jc w:val="both"/>
         <w:rPr>
           <w:rFonts w:ascii="標楷體" w:eastAsia="標楷體" w:hAnsi="標楷體" w:cs="標楷體"/>
           <w:color w:val="000000"/>
@@ -4354,63 +3080,14 @@
           <w:szCs w:val="28"/>
         </w:rPr>
       </w:pPr>
-      <w:proofErr w:type="gramStart"/>
-      <w:r>
-        <w:rPr>
-          <w:rFonts w:ascii="標楷體" w:eastAsia="標楷體" w:hAnsi="標楷體" w:cs="標楷體" w:hint="eastAsia"/>
-          <w:color w:val="000000"/>
-          <w:sz w:val="28"/>
-          <w:szCs w:val="28"/>
-        </w:rPr>
-        <w:t>姣</w:t>
-      </w:r>
-      <w:proofErr w:type="gramEnd"/>
-      <w:r>
-        <w:rPr>
-          <w:rFonts w:ascii="標楷體" w:eastAsia="標楷體" w:hAnsi="標楷體" w:cs="標楷體" w:hint="eastAsia"/>
-          <w:color w:val="000000"/>
-          <w:sz w:val="28"/>
-          <w:szCs w:val="28"/>
-        </w:rPr>
-        <w:t>(</w:t>
-      </w:r>
-      <w:proofErr w:type="gramStart"/>
-      <w:r>
-        <w:rPr>
-          <w:rFonts w:ascii="標楷體" w:eastAsia="標楷體" w:hAnsi="標楷體" w:cs="標楷體" w:hint="eastAsia"/>
-          <w:color w:val="FF0000"/>
-          <w:sz w:val="16"/>
-          <w:szCs w:val="16"/>
-        </w:rPr>
-        <w:t>ㄐㄧㄠ</w:t>
-      </w:r>
-      <w:r>
-        <w:rPr>
-          <w:rFonts w:ascii="標楷體" w:eastAsia="標楷體" w:hAnsi="標楷體" w:cs="標楷體" w:hint="eastAsia"/>
-          <w:color w:val="FF0000"/>
-          <w:sz w:val="16"/>
-          <w:szCs w:val="16"/>
-        </w:rPr>
-        <w:t>ˇ</w:t>
-      </w:r>
-      <w:proofErr w:type="gramEnd"/>
-      <w:r>
-        <w:rPr>
-          <w:rFonts w:ascii="標楷體" w:eastAsia="標楷體" w:hAnsi="標楷體" w:cs="標楷體" w:hint="eastAsia"/>
-          <w:color w:val="000000"/>
-          <w:sz w:val="28"/>
-          <w:szCs w:val="28"/>
-        </w:rPr>
-        <w:t>)</w:t>
-      </w:r>
-      <w:r>
-        <w:rPr>
-          <w:rFonts w:ascii="標楷體" w:eastAsia="標楷體" w:hAnsi="標楷體" w:cs="標楷體" w:hint="eastAsia"/>
-          <w:color w:val="000000"/>
-          <w:sz w:val="28"/>
-          <w:szCs w:val="28"/>
-        </w:rPr>
-        <w:t>好</w:t>
+      <w:r>
+        <w:rPr>
+          <w:rFonts w:ascii="標楷體" w:eastAsia="標楷體" w:hAnsi="標楷體" w:cs="標楷體" w:hint="eastAsia"/>
+          <w:color w:val="000000"/>
+          <w:sz w:val="28"/>
+          <w:szCs w:val="28"/>
+        </w:rPr>
+        <w:t>意象的層疊寄</w:t>
       </w:r>
       <w:r>
         <w:rPr>
@@ -4428,7 +3105,7 @@
           <w:sz w:val="28"/>
           <w:szCs w:val="28"/>
         </w:rPr>
-        <w:t>容貌美麗。</w:t>
+        <w:t>「層疊」是重重疊加；「寄託」是把情感託付在特定事物上。合起來指將多種情感與象徵符號重疊組合，使內涵更豐富。詩人把「雨巷、油紙傘、丁香、姑娘」這些景物一環扣一環地組合在一起，讓孤獨、防衛、美好與愁怨的情感同時交織在畫面上，使詩歌的深度加倍。</w:t>
       </w:r>
     </w:p>
     <w:p>
@@ -4438,8 +3115,9 @@
           <w:ilvl w:val="0"/>
           <w:numId w:val="1"/>
         </w:numPr>
-        <w:spacing w:line="360" w:lineRule="exact"/>
-        <w:ind w:right="845"/>
+        <w:spacing w:line="440" w:lineRule="exact"/>
+        <w:ind w:left="284" w:hanging="426"/>
+        <w:jc w:val="both"/>
         <w:rPr>
           <w:rFonts w:ascii="標楷體" w:eastAsia="標楷體" w:hAnsi="標楷體" w:cs="標楷體"/>
           <w:color w:val="000000"/>
@@ -4454,19 +3132,62 @@
           <w:sz w:val="28"/>
           <w:szCs w:val="28"/>
         </w:rPr>
-        <w:t>意</w:t>
-      </w:r>
-      <w:proofErr w:type="gramStart"/>
-      <w:r>
-        <w:rPr>
-          <w:rFonts w:ascii="標楷體" w:eastAsia="標楷體" w:hAnsi="標楷體" w:cs="標楷體" w:hint="eastAsia"/>
-          <w:color w:val="000000"/>
-          <w:sz w:val="28"/>
-          <w:szCs w:val="28"/>
-        </w:rPr>
-        <w:t>蘊</w:t>
-      </w:r>
-      <w:proofErr w:type="gramEnd"/>
+        <w:t>邂逅</w:t>
+      </w:r>
+      <w:r>
+        <w:rPr>
+          <w:rFonts w:ascii="標楷體" w:eastAsia="標楷體" w:hAnsi="標楷體" w:cs="標楷體" w:hint="eastAsia"/>
+          <w:color w:val="000000"/>
+          <w:sz w:val="28"/>
+          <w:szCs w:val="28"/>
+        </w:rPr>
+        <w:t>(</w:t>
+      </w:r>
+      <w:r>
+        <w:rPr>
+          <w:rFonts w:ascii="標楷體" w:eastAsia="標楷體" w:hAnsi="標楷體" w:cs="標楷體" w:hint="eastAsia"/>
+          <w:color w:val="FF0000"/>
+          <w:sz w:val="16"/>
+          <w:szCs w:val="16"/>
+        </w:rPr>
+        <w:t>ㄒㄧㄝ</w:t>
+      </w:r>
+      <w:r>
+        <w:rPr>
+          <w:rFonts w:ascii="標楷體" w:eastAsia="標楷體" w:hAnsi="標楷體" w:cs="標楷體" w:hint="eastAsia"/>
+          <w:color w:val="FF0000"/>
+          <w:sz w:val="16"/>
+          <w:szCs w:val="16"/>
+        </w:rPr>
+        <w:t xml:space="preserve">ˋ </w:t>
+      </w:r>
+      <w:r>
+        <w:rPr>
+          <w:rFonts w:ascii="標楷體" w:eastAsia="標楷體" w:hAnsi="標楷體" w:cs="標楷體" w:hint="eastAsia"/>
+          <w:color w:val="FF0000"/>
+          <w:sz w:val="16"/>
+          <w:szCs w:val="16"/>
+        </w:rPr>
+        <w:t>ㄏㄡ</w:t>
+      </w:r>
+      <w:r>
+        <w:rPr>
+          <w:rFonts w:ascii="標楷體" w:eastAsia="標楷體" w:hAnsi="標楷體" w:cs="標楷體" w:hint="eastAsia"/>
+          <w:color w:val="FF0000"/>
+          <w:sz w:val="16"/>
+          <w:szCs w:val="16"/>
+        </w:rPr>
+        <w:t>ˋ</w:t>
+      </w:r>
+      <w:r>
+        <w:rPr>
+          <w:rFonts w:ascii="標楷體" w:eastAsia="標楷體" w:hAnsi="標楷體" w:cs="標楷體" w:hint="eastAsia"/>
+          <w:color w:val="000000"/>
+          <w:sz w:val="28"/>
+          <w:szCs w:val="28"/>
+        </w:rPr>
+        <w:t>)</w:t>
+      </w:r>
       <w:r>
         <w:rPr>
           <w:rFonts w:ascii="標楷體" w:eastAsia="標楷體" w:hAnsi="標楷體" w:cs="標楷體" w:hint="eastAsia"/>
@@ -4483,12 +3204,335 @@
           <w:sz w:val="28"/>
           <w:szCs w:val="28"/>
         </w:rPr>
-        <w:t>事物的內容或含義。</w:t>
+        <w:t>沒有事先約定，偶然、出乎意料地相遇。指詩人在寂寞的雨巷中，突然與那位美麗又憂愁的丁香姑娘命運般地相逢。</w:t>
+      </w:r>
+    </w:p>
+    <w:p>
+      <w:pPr>
+        <w:widowControl/>
+        <w:numPr>
+          <w:ilvl w:val="0"/>
+          <w:numId w:val="1"/>
+        </w:numPr>
+        <w:spacing w:line="440" w:lineRule="exact"/>
+        <w:ind w:left="284" w:hanging="426"/>
+        <w:jc w:val="both"/>
+        <w:rPr>
+          <w:rFonts w:ascii="標楷體" w:eastAsia="標楷體" w:hAnsi="標楷體" w:cs="標楷體"/>
+          <w:color w:val="000000"/>
+          <w:sz w:val="28"/>
+          <w:szCs w:val="28"/>
+        </w:rPr>
+      </w:pPr>
+      <w:r>
+        <w:rPr>
+          <w:rFonts w:ascii="標楷體" w:eastAsia="標楷體" w:hAnsi="標楷體" w:cs="標楷體" w:hint="eastAsia"/>
+          <w:color w:val="000000"/>
+          <w:sz w:val="28"/>
+          <w:szCs w:val="28"/>
+        </w:rPr>
+        <w:t>企及</w:t>
+      </w:r>
+      <w:r>
+        <w:rPr>
+          <w:rFonts w:ascii="標楷體" w:eastAsia="標楷體" w:hAnsi="標楷體" w:cs="標楷體" w:hint="eastAsia"/>
+          <w:color w:val="000000"/>
+          <w:sz w:val="28"/>
+          <w:szCs w:val="28"/>
+        </w:rPr>
+        <w:t>：</w:t>
+      </w:r>
+      <w:r>
+        <w:rPr>
+          <w:rFonts w:ascii="標楷體" w:eastAsia="標楷體" w:hAnsi="標楷體" w:cs="標楷體" w:hint="eastAsia"/>
+          <w:color w:val="000000"/>
+          <w:sz w:val="28"/>
+          <w:szCs w:val="28"/>
+        </w:rPr>
+        <w:t>踮</w:t>
+      </w:r>
+      <w:r>
+        <w:rPr>
+          <w:rFonts w:ascii="標楷體" w:eastAsia="標楷體" w:hAnsi="標楷體" w:cs="標楷體" w:hint="eastAsia"/>
+          <w:color w:val="000000"/>
+          <w:sz w:val="28"/>
+          <w:szCs w:val="28"/>
+        </w:rPr>
+        <w:t>(</w:t>
+      </w:r>
+      <w:r>
+        <w:rPr>
+          <w:rFonts w:ascii="標楷體" w:eastAsia="標楷體" w:hAnsi="標楷體" w:cs="標楷體" w:hint="eastAsia"/>
+          <w:color w:val="FF0000"/>
+          <w:sz w:val="16"/>
+          <w:szCs w:val="16"/>
+        </w:rPr>
+        <w:t>ㄉㄧㄢ</w:t>
+      </w:r>
+      <w:r>
+        <w:rPr>
+          <w:rFonts w:ascii="標楷體" w:eastAsia="標楷體" w:hAnsi="標楷體" w:cs="標楷體" w:hint="eastAsia"/>
+          <w:color w:val="FF0000"/>
+          <w:sz w:val="16"/>
+          <w:szCs w:val="16"/>
+        </w:rPr>
+        <w:t>ˋ</w:t>
+      </w:r>
+      <w:r>
+        <w:rPr>
+          <w:rFonts w:ascii="標楷體" w:eastAsia="標楷體" w:hAnsi="標楷體" w:cs="標楷體" w:hint="eastAsia"/>
+          <w:color w:val="000000"/>
+          <w:sz w:val="28"/>
+          <w:szCs w:val="28"/>
+        </w:rPr>
+        <w:t>)</w:t>
+      </w:r>
+      <w:r>
+        <w:rPr>
+          <w:rFonts w:ascii="標楷體" w:eastAsia="標楷體" w:hAnsi="標楷體" w:cs="標楷體" w:hint="eastAsia"/>
+          <w:color w:val="000000"/>
+          <w:sz w:val="28"/>
+          <w:szCs w:val="28"/>
+        </w:rPr>
+        <w:t>起腳尖期盼，引申為希望達到或趕得上某種標準、目標。丁香姑娘美麗卻脆弱縹緲</w:t>
+      </w:r>
+      <w:r>
+        <w:rPr>
+          <w:rFonts w:ascii="標楷體" w:eastAsia="標楷體" w:hAnsi="標楷體" w:cs="標楷體" w:hint="eastAsia"/>
+          <w:color w:val="000000"/>
+          <w:sz w:val="28"/>
+          <w:szCs w:val="28"/>
+        </w:rPr>
+        <w:t>(</w:t>
+      </w:r>
+      <w:r>
+        <w:rPr>
+          <w:rFonts w:ascii="標楷體" w:eastAsia="標楷體" w:hAnsi="標楷體" w:cs="標楷體" w:hint="eastAsia"/>
+          <w:color w:val="FF0000"/>
+          <w:sz w:val="16"/>
+          <w:szCs w:val="16"/>
+        </w:rPr>
+        <w:t>ㄆㄧㄠ</w:t>
+      </w:r>
+      <w:r>
+        <w:rPr>
+          <w:rFonts w:ascii="標楷體" w:eastAsia="標楷體" w:hAnsi="標楷體" w:cs="標楷體" w:hint="eastAsia"/>
+          <w:color w:val="FF0000"/>
+          <w:sz w:val="16"/>
+          <w:szCs w:val="16"/>
+        </w:rPr>
+        <w:t>ˇ ㄇ一ㄠˇ</w:t>
+      </w:r>
+      <w:r>
+        <w:rPr>
+          <w:rFonts w:ascii="標楷體" w:eastAsia="標楷體" w:hAnsi="標楷體" w:cs="標楷體" w:hint="eastAsia"/>
+          <w:color w:val="000000"/>
+          <w:sz w:val="28"/>
+          <w:szCs w:val="28"/>
+        </w:rPr>
+        <w:t>)</w:t>
+      </w:r>
+      <w:r>
+        <w:rPr>
+          <w:rFonts w:ascii="標楷體" w:eastAsia="標楷體" w:hAnsi="標楷體" w:cs="標楷體" w:hint="eastAsia"/>
+          <w:color w:val="000000"/>
+          <w:sz w:val="28"/>
+          <w:szCs w:val="28"/>
+        </w:rPr>
+        <w:t>，象徵著詩人心中雖然極度渴望、但在現實中卻「永遠無法追求到」的美好理想。</w:t>
+      </w:r>
+      <w:r>
+        <w:rPr>
+          <w:rFonts w:ascii="標楷體" w:eastAsia="標楷體" w:hAnsi="標楷體" w:cs="標楷體" w:hint="eastAsia"/>
+          <w:color w:val="000000"/>
+          <w:sz w:val="28"/>
+          <w:szCs w:val="28"/>
+        </w:rPr>
+        <w:t>縹緲</w:t>
+      </w:r>
+      <w:r>
+        <w:rPr>
+          <w:rFonts w:ascii="標楷體" w:eastAsia="標楷體" w:hAnsi="標楷體" w:cs="標楷體" w:hint="eastAsia"/>
+          <w:color w:val="000000"/>
+          <w:sz w:val="28"/>
+          <w:szCs w:val="28"/>
+        </w:rPr>
+        <w:t>：</w:t>
+      </w:r>
+      <w:r>
+        <w:rPr>
+          <w:rFonts w:ascii="標楷體" w:eastAsia="標楷體" w:hAnsi="標楷體" w:cs="標楷體" w:hint="eastAsia"/>
+          <w:color w:val="000000"/>
+          <w:sz w:val="28"/>
+          <w:szCs w:val="28"/>
+        </w:rPr>
+        <w:t>高遠隱約，若隱若現的樣子。</w:t>
+      </w:r>
+    </w:p>
+    <w:p>
+      <w:pPr>
+        <w:widowControl/>
+        <w:numPr>
+          <w:ilvl w:val="0"/>
+          <w:numId w:val="1"/>
+        </w:numPr>
+        <w:spacing w:line="440" w:lineRule="exact"/>
+        <w:ind w:left="284" w:hanging="426"/>
+        <w:jc w:val="both"/>
+        <w:rPr>
+          <w:rFonts w:ascii="標楷體" w:eastAsia="標楷體" w:hAnsi="標楷體" w:cs="標楷體"/>
+          <w:color w:val="000000"/>
+          <w:sz w:val="28"/>
+          <w:szCs w:val="28"/>
+        </w:rPr>
+      </w:pPr>
+      <w:r>
+        <w:rPr>
+          <w:rFonts w:ascii="標楷體" w:eastAsia="標楷體" w:hAnsi="標楷體" w:cs="標楷體" w:hint="eastAsia"/>
+          <w:color w:val="000000"/>
+          <w:sz w:val="28"/>
+          <w:szCs w:val="28"/>
+        </w:rPr>
+        <w:t>複沓</w:t>
+      </w:r>
+      <w:r>
+        <w:rPr>
+          <w:rFonts w:ascii="標楷體" w:eastAsia="標楷體" w:hAnsi="標楷體" w:cs="標楷體" w:hint="eastAsia"/>
+          <w:color w:val="000000"/>
+          <w:sz w:val="28"/>
+          <w:szCs w:val="28"/>
+        </w:rPr>
+        <w:t>(</w:t>
+      </w:r>
+      <w:r>
+        <w:rPr>
+          <w:rFonts w:ascii="標楷體" w:eastAsia="標楷體" w:hAnsi="標楷體" w:cs="標楷體" w:hint="eastAsia"/>
+          <w:color w:val="FF0000"/>
+          <w:sz w:val="16"/>
+          <w:szCs w:val="16"/>
+        </w:rPr>
+        <w:t>ㄊㄚˋ</w:t>
+      </w:r>
+      <w:r>
+        <w:rPr>
+          <w:rFonts w:ascii="標楷體" w:eastAsia="標楷體" w:hAnsi="標楷體" w:cs="標楷體" w:hint="eastAsia"/>
+          <w:color w:val="000000"/>
+          <w:sz w:val="28"/>
+          <w:szCs w:val="28"/>
+        </w:rPr>
+        <w:t>)</w:t>
+      </w:r>
+      <w:r>
+        <w:rPr>
+          <w:rFonts w:ascii="標楷體" w:eastAsia="標楷體" w:hAnsi="標楷體" w:cs="標楷體" w:hint="eastAsia"/>
+          <w:color w:val="000000"/>
+          <w:sz w:val="28"/>
+          <w:szCs w:val="28"/>
+        </w:rPr>
+        <w:t>：</w:t>
+      </w:r>
+      <w:r>
+        <w:rPr>
+          <w:rFonts w:ascii="標楷體" w:eastAsia="標楷體" w:hAnsi="標楷體" w:cs="標楷體" w:hint="eastAsia"/>
+          <w:color w:val="000000"/>
+          <w:sz w:val="28"/>
+          <w:szCs w:val="28"/>
+        </w:rPr>
+        <w:t>詩歌或樂曲中，句子或旋律重複出現、重疊詠唱的修辭手法。詩的第一節和最後一節文字幾乎完全相同（只改了一個動詞），這種結構讓全詩產生了一種迴盪、吟詠的音樂美感。</w:t>
+      </w:r>
+    </w:p>
+    <w:p>
+      <w:pPr>
+        <w:widowControl/>
+        <w:numPr>
+          <w:ilvl w:val="0"/>
+          <w:numId w:val="1"/>
+        </w:numPr>
+        <w:spacing w:line="440" w:lineRule="exact"/>
+        <w:ind w:left="284" w:hanging="426"/>
+        <w:jc w:val="both"/>
+        <w:rPr>
+          <w:rFonts w:ascii="標楷體" w:eastAsia="標楷體" w:hAnsi="標楷體" w:cs="標楷體"/>
+          <w:color w:val="000000"/>
+          <w:sz w:val="28"/>
+          <w:szCs w:val="28"/>
+        </w:rPr>
+      </w:pPr>
+      <w:r>
+        <w:rPr>
+          <w:rFonts w:ascii="標楷體" w:eastAsia="標楷體" w:hAnsi="標楷體" w:cs="標楷體" w:hint="eastAsia"/>
+          <w:color w:val="000000"/>
+          <w:sz w:val="28"/>
+          <w:szCs w:val="28"/>
+        </w:rPr>
+        <w:t>循環往復</w:t>
+      </w:r>
+      <w:r>
+        <w:rPr>
+          <w:rFonts w:ascii="標楷體" w:eastAsia="標楷體" w:hAnsi="標楷體" w:cs="標楷體" w:hint="eastAsia"/>
+          <w:color w:val="000000"/>
+          <w:sz w:val="28"/>
+          <w:szCs w:val="28"/>
+        </w:rPr>
+        <w:t>：</w:t>
+      </w:r>
+      <w:r>
+        <w:rPr>
+          <w:rFonts w:ascii="標楷體" w:eastAsia="標楷體" w:hAnsi="標楷體" w:cs="標楷體" w:hint="eastAsia"/>
+          <w:color w:val="000000"/>
+          <w:sz w:val="28"/>
+          <w:szCs w:val="28"/>
+        </w:rPr>
+        <w:t>反覆地旋轉、繞圈子，不斷地回到原點、重複進行。形容因為首尾「複沓」的設計，讓讀者讀完後，感覺詩人的孤獨與追尋彷彿永遠沒有終點，在雨巷中不斷地繞圈子。</w:t>
+      </w:r>
+    </w:p>
+    <w:p>
+      <w:pPr>
+        <w:widowControl/>
+        <w:numPr>
+          <w:ilvl w:val="0"/>
+          <w:numId w:val="1"/>
+        </w:numPr>
+        <w:spacing w:line="440" w:lineRule="exact"/>
+        <w:ind w:left="284" w:hanging="426"/>
+        <w:jc w:val="both"/>
+        <w:rPr>
+          <w:rFonts w:ascii="標楷體" w:eastAsia="標楷體" w:hAnsi="標楷體" w:cs="標楷體"/>
+          <w:color w:val="000000"/>
+          <w:sz w:val="28"/>
+          <w:szCs w:val="28"/>
+        </w:rPr>
+      </w:pPr>
+      <w:r>
+        <w:rPr>
+          <w:rFonts w:ascii="標楷體" w:eastAsia="標楷體" w:hAnsi="標楷體" w:cs="標楷體" w:hint="eastAsia"/>
+          <w:color w:val="000000"/>
+          <w:sz w:val="28"/>
+          <w:szCs w:val="28"/>
+        </w:rPr>
+        <w:t>縹緲</w:t>
+      </w:r>
+      <w:r>
+        <w:rPr>
+          <w:rFonts w:ascii="標楷體" w:eastAsia="標楷體" w:hAnsi="標楷體" w:cs="標楷體" w:hint="eastAsia"/>
+          <w:color w:val="000000"/>
+          <w:sz w:val="28"/>
+          <w:szCs w:val="28"/>
+        </w:rPr>
+        <w:t>：</w:t>
+      </w:r>
+      <w:r>
+        <w:rPr>
+          <w:rFonts w:ascii="標楷體" w:eastAsia="標楷體" w:hAnsi="標楷體" w:cs="標楷體" w:hint="eastAsia"/>
+          <w:color w:val="000000"/>
+          <w:sz w:val="28"/>
+          <w:szCs w:val="28"/>
+        </w:rPr>
+        <w:t>隱隱約約、若有似無，模糊不清的樣子。形容那位丁香姑娘像夢一樣飄過，隨後就消失在頹圮的籬牆邊。她不是真實存在的人，而是一個虛無、美麗卻抓不住的幻影。</w:t>
       </w:r>
     </w:p>
     <w:sectPr>
-      <w:footerReference w:type="default" r:id="rId13"/>
-      <w:type w:val="continuous"/>
+      <w:footerReference w:type="default" r:id="rId12"/>
       <w:pgSz w:w="11906" w:h="16838" w:code="9"/>
       <w:pgMar w:top="567" w:right="851" w:bottom="567" w:left="851" w:header="851" w:footer="0" w:gutter="0"/>
       <w:cols w:space="425"/>
@@ -4499,7 +3543,7 @@
 </file>
 
 <file path=word/endnotes.xml><?xml version="1.0" encoding="utf-8"?>
-<w:endnotes xmlns:wpc="http://schemas.microsoft.com/office/word/2010/wordprocessingCanvas" xmlns:cx="http://schemas.microsoft.com/office/drawing/2014/chartex" xmlns:cx1="http://schemas.microsoft.com/office/drawing/2015/9/8/chartex" xmlns:cx2="http://schemas.microsoft.com/office/drawing/2015/10/21/chartex" xmlns:cx3="http://schemas.microsoft.com/office/drawing/2016/5/9/chartex" xmlns:cx4="http://schemas.microsoft.com/office/drawing/2016/5/10/chartex" xmlns:cx5="http://schemas.microsoft.com/office/drawing/2016/5/11/chartex" xmlns:cx6="http://schemas.microsoft.com/office/drawing/2016/5/12/chartex" xmlns:cx7="http://schemas.microsoft.com/office/drawing/2016/5/13/chartex" xmlns:cx8="http://schemas.microsoft.com/office/drawing/2016/5/14/chartex" xmlns:mc="http://schemas.openxmlformats.org/markup-compatibility/2006" xmlns:aink="http://schemas.microsoft.com/office/drawing/2016/ink" xmlns:am3d="http://schemas.microsoft.com/office/drawing/2017/model3d" xmlns:o="urn:schemas-microsoft-com:office:office" xmlns:oel="http://schemas.microsoft.com/office/2019/extlst" xmlns:r="http://schemas.openxmlformats.org/officeDocument/2006/relationships" xmlns:m="http://schemas.openxmlformats.org/officeDocument/2006/math" xmlns:v="urn:schemas-microsoft-com:vml" xmlns:wp14="http://schemas.microsoft.com/office/word/2010/wordprocessingDrawing" xmlns:wp="http://schemas.openxmlformats.org/drawingml/2006/wordprocessingDrawing" xmlns:w10="urn:schemas-microsoft-com:office:word" xmlns:w="http://schemas.openxmlformats.org/wordprocessingml/2006/main" xmlns:w14="http://schemas.microsoft.com/office/word/2010/wordml" xmlns:w15="http://schemas.microsoft.com/office/word/2012/wordml" xmlns:w16cex="http://schemas.microsoft.com/office/word/2018/wordml/cex" xmlns:w16cid="http://schemas.microsoft.com/office/word/2016/wordml/cid" xmlns:w16="http://schemas.microsoft.com/office/word/2018/wordml" xmlns:w16sdtdh="http://schemas.microsoft.com/office/word/2020/wordml/sdtdatahash" xmlns:w16se="http://schemas.microsoft.com/office/word/2015/wordml/symex" xmlns:wpg="http://schemas.microsoft.com/office/word/2010/wordprocessingGroup" xmlns:wpi="http://schemas.microsoft.com/office/word/2010/wordprocessingInk" xmlns:wne="http://schemas.microsoft.com/office/word/2006/wordml" xmlns:wps="http://schemas.microsoft.com/office/word/2010/wordprocessingShape" mc:Ignorable="w14 w15 w16se w16cid w16 w16cex w16sdtdh wp14">
+<w:endnotes xmlns:wpc="http://schemas.microsoft.com/office/word/2010/wordprocessingCanvas" xmlns:cx="http://schemas.microsoft.com/office/drawing/2014/chartex" xmlns:cx1="http://schemas.microsoft.com/office/drawing/2015/9/8/chartex" xmlns:cx2="http://schemas.microsoft.com/office/drawing/2015/10/21/chartex" xmlns:cx3="http://schemas.microsoft.com/office/drawing/2016/5/9/chartex" xmlns:cx4="http://schemas.microsoft.com/office/drawing/2016/5/10/chartex" xmlns:cx5="http://schemas.microsoft.com/office/drawing/2016/5/11/chartex" xmlns:cx6="http://schemas.microsoft.com/office/drawing/2016/5/12/chartex" xmlns:cx7="http://schemas.microsoft.com/office/drawing/2016/5/13/chartex" xmlns:cx8="http://schemas.microsoft.com/office/drawing/2016/5/14/chartex" xmlns:mc="http://schemas.openxmlformats.org/markup-compatibility/2006" xmlns:aink="http://schemas.microsoft.com/office/drawing/2016/ink" xmlns:am3d="http://schemas.microsoft.com/office/drawing/2017/model3d" xmlns:o="urn:schemas-microsoft-com:office:office" xmlns:r="http://schemas.openxmlformats.org/officeDocument/2006/relationships" xmlns:m="http://schemas.openxmlformats.org/officeDocument/2006/math" xmlns:v="urn:schemas-microsoft-com:vml" xmlns:wp14="http://schemas.microsoft.com/office/word/2010/wordprocessingDrawing" xmlns:wp="http://schemas.openxmlformats.org/drawingml/2006/wordprocessingDrawing" xmlns:w10="urn:schemas-microsoft-com:office:word" xmlns:w="http://schemas.openxmlformats.org/wordprocessingml/2006/main" xmlns:w14="http://schemas.microsoft.com/office/word/2010/wordml" xmlns:w15="http://schemas.microsoft.com/office/word/2012/wordml" xmlns:w16cex="http://schemas.microsoft.com/office/word/2018/wordml/cex" xmlns:w16cid="http://schemas.microsoft.com/office/word/2016/wordml/cid" xmlns:w16="http://schemas.microsoft.com/office/word/2018/wordml" xmlns:w16sdtdh="http://schemas.microsoft.com/office/word/2020/wordml/sdtdatahash" xmlns:w16se="http://schemas.microsoft.com/office/word/2015/wordml/symex" xmlns:wpg="http://schemas.microsoft.com/office/word/2010/wordprocessingGroup" xmlns:wpi="http://schemas.microsoft.com/office/word/2010/wordprocessingInk" xmlns:wne="http://schemas.microsoft.com/office/word/2006/wordml" xmlns:wps="http://schemas.microsoft.com/office/word/2010/wordprocessingShape" mc:Ignorable="w14 w15 w16se w16cid w16 w16cex w16sdtdh wp14">
   <w:endnote w:type="separator" w:id="-1">
     <w:p>
       <w:r>
@@ -4518,7 +3562,7 @@
 </file>
 
 <file path=word/footer1.xml><?xml version="1.0" encoding="utf-8"?>
-<w:ftr xmlns:wpc="http://schemas.microsoft.com/office/word/2010/wordprocessingCanvas" xmlns:cx="http://schemas.microsoft.com/office/drawing/2014/chartex" xmlns:cx1="http://schemas.microsoft.com/office/drawing/2015/9/8/chartex" xmlns:cx2="http://schemas.microsoft.com/office/drawing/2015/10/21/chartex" xmlns:cx3="http://schemas.microsoft.com/office/drawing/2016/5/9/chartex" xmlns:cx4="http://schemas.microsoft.com/office/drawing/2016/5/10/chartex" xmlns:cx5="http://schemas.microsoft.com/office/drawing/2016/5/11/chartex" xmlns:cx6="http://schemas.microsoft.com/office/drawing/2016/5/12/chartex" xmlns:cx7="http://schemas.microsoft.com/office/drawing/2016/5/13/chartex" xmlns:cx8="http://schemas.microsoft.com/office/drawing/2016/5/14/chartex" xmlns:mc="http://schemas.openxmlformats.org/markup-compatibility/2006" xmlns:aink="http://schemas.microsoft.com/office/drawing/2016/ink" xmlns:am3d="http://schemas.microsoft.com/office/drawing/2017/model3d" xmlns:o="urn:schemas-microsoft-com:office:office" xmlns:oel="http://schemas.microsoft.com/office/2019/extlst" xmlns:r="http://schemas.openxmlformats.org/officeDocument/2006/relationships" xmlns:m="http://schemas.openxmlformats.org/officeDocument/2006/math" xmlns:v="urn:schemas-microsoft-com:vml" xmlns:wp14="http://schemas.microsoft.com/office/word/2010/wordprocessingDrawing" xmlns:wp="http://schemas.openxmlformats.org/drawingml/2006/wordprocessingDrawing" xmlns:w10="urn:schemas-microsoft-com:office:word" xmlns:w="http://schemas.openxmlformats.org/wordprocessingml/2006/main" xmlns:w14="http://schemas.microsoft.com/office/word/2010/wordml" xmlns:w15="http://schemas.microsoft.com/office/word/2012/wordml" xmlns:w16cex="http://schemas.microsoft.com/office/word/2018/wordml/cex" xmlns:w16cid="http://schemas.microsoft.com/office/word/2016/wordml/cid" xmlns:w16="http://schemas.microsoft.com/office/word/2018/wordml" xmlns:w16sdtdh="http://schemas.microsoft.com/office/word/2020/wordml/sdtdatahash" xmlns:w16se="http://schemas.microsoft.com/office/word/2015/wordml/symex" xmlns:wpg="http://schemas.microsoft.com/office/word/2010/wordprocessingGroup" xmlns:wpi="http://schemas.microsoft.com/office/word/2010/wordprocessingInk" xmlns:wne="http://schemas.microsoft.com/office/word/2006/wordml" xmlns:wps="http://schemas.microsoft.com/office/word/2010/wordprocessingShape" mc:Ignorable="w14 w15 w16se w16cid w16 w16cex w16sdtdh wp14">
+<w:ftr xmlns:wpc="http://schemas.microsoft.com/office/word/2010/wordprocessingCanvas" xmlns:cx="http://schemas.microsoft.com/office/drawing/2014/chartex" xmlns:cx1="http://schemas.microsoft.com/office/drawing/2015/9/8/chartex" xmlns:cx2="http://schemas.microsoft.com/office/drawing/2015/10/21/chartex" xmlns:cx3="http://schemas.microsoft.com/office/drawing/2016/5/9/chartex" xmlns:cx4="http://schemas.microsoft.com/office/drawing/2016/5/10/chartex" xmlns:cx5="http://schemas.microsoft.com/office/drawing/2016/5/11/chartex" xmlns:cx6="http://schemas.microsoft.com/office/drawing/2016/5/12/chartex" xmlns:cx7="http://schemas.microsoft.com/office/drawing/2016/5/13/chartex" xmlns:cx8="http://schemas.microsoft.com/office/drawing/2016/5/14/chartex" xmlns:mc="http://schemas.openxmlformats.org/markup-compatibility/2006" xmlns:aink="http://schemas.microsoft.com/office/drawing/2016/ink" xmlns:am3d="http://schemas.microsoft.com/office/drawing/2017/model3d" xmlns:o="urn:schemas-microsoft-com:office:office" xmlns:r="http://schemas.openxmlformats.org/officeDocument/2006/relationships" xmlns:m="http://schemas.openxmlformats.org/officeDocument/2006/math" xmlns:v="urn:schemas-microsoft-com:vml" xmlns:wp14="http://schemas.microsoft.com/office/word/2010/wordprocessingDrawing" xmlns:wp="http://schemas.openxmlformats.org/drawingml/2006/wordprocessingDrawing" xmlns:w10="urn:schemas-microsoft-com:office:word" xmlns:w="http://schemas.openxmlformats.org/wordprocessingml/2006/main" xmlns:w14="http://schemas.microsoft.com/office/word/2010/wordml" xmlns:w15="http://schemas.microsoft.com/office/word/2012/wordml" xmlns:w16cex="http://schemas.microsoft.com/office/word/2018/wordml/cex" xmlns:w16cid="http://schemas.microsoft.com/office/word/2016/wordml/cid" xmlns:w16="http://schemas.microsoft.com/office/word/2018/wordml" xmlns:w16sdtdh="http://schemas.microsoft.com/office/word/2020/wordml/sdtdatahash" xmlns:w16se="http://schemas.microsoft.com/office/word/2015/wordml/symex" xmlns:wpg="http://schemas.microsoft.com/office/word/2010/wordprocessingGroup" xmlns:wpi="http://schemas.microsoft.com/office/word/2010/wordprocessingInk" xmlns:wne="http://schemas.microsoft.com/office/word/2006/wordml" xmlns:wps="http://schemas.microsoft.com/office/word/2010/wordprocessingShape" mc:Ignorable="w14 w15 w16se w16cid w16 w16cex w16sdtdh wp14">
   <w:sdt>
     <w:sdtPr>
       <w:id w:val="-1369898261"/>
@@ -4527,42 +3571,55 @@
         <w:docPartUnique/>
       </w:docPartObj>
     </w:sdtPr>
+    <w:sdtEndPr>
+      <w:rPr>
+        <w:rFonts w:ascii="標楷體" w:eastAsia="標楷體" w:hAnsi="標楷體"/>
+      </w:rPr>
+    </w:sdtEndPr>
     <w:sdtContent>
       <w:p>
         <w:pPr>
           <w:pStyle w:val="a9"/>
           <w:jc w:val="right"/>
+          <w:rPr>
+            <w:rFonts w:ascii="標楷體" w:eastAsia="標楷體" w:hAnsi="標楷體"/>
+          </w:rPr>
         </w:pPr>
-        <w:proofErr w:type="gramStart"/>
         <w:r>
           <w:rPr>
-            <w:rFonts w:hint="eastAsia"/>
+            <w:rFonts w:ascii="標楷體" w:eastAsia="標楷體" w:hAnsi="標楷體" w:hint="eastAsia"/>
           </w:rPr>
-          <w:t>戴望舒</w:t>
+          <w:t>戴望舒《雨巷》</w:t>
         </w:r>
-        <w:proofErr w:type="gramEnd"/>
         <w:r>
           <w:rPr>
-            <w:rFonts w:hint="eastAsia"/>
+            <w:rFonts w:ascii="標楷體" w:eastAsia="標楷體" w:hAnsi="標楷體"/>
           </w:rPr>
-          <w:t>《雨巷》</w:t>
-        </w:r>
-        <w:r>
           <w:fldChar w:fldCharType="begin"/>
         </w:r>
         <w:r>
+          <w:rPr>
+            <w:rFonts w:ascii="標楷體" w:eastAsia="標楷體" w:hAnsi="標楷體"/>
+          </w:rPr>
           <w:instrText>PAGE   \* MERGEFORMAT</w:instrText>
         </w:r>
         <w:r>
+          <w:rPr>
+            <w:rFonts w:ascii="標楷體" w:eastAsia="標楷體" w:hAnsi="標楷體"/>
+          </w:rPr>
           <w:fldChar w:fldCharType="separate"/>
         </w:r>
         <w:r>
           <w:rPr>
+            <w:rFonts w:ascii="標楷體" w:eastAsia="標楷體" w:hAnsi="標楷體"/>
             <w:lang w:val="zh-TW"/>
           </w:rPr>
           <w:t>2</w:t>
         </w:r>
         <w:r>
+          <w:rPr>
+            <w:rFonts w:ascii="標楷體" w:eastAsia="標楷體" w:hAnsi="標楷體"/>
+          </w:rPr>
           <w:fldChar w:fldCharType="end"/>
         </w:r>
       </w:p>
@@ -4577,7 +3634,7 @@
 </file>
 
 <file path=word/footnotes.xml><?xml version="1.0" encoding="utf-8"?>
-<w:footnotes xmlns:wpc="http://schemas.microsoft.com/office/word/2010/wordprocessingCanvas" xmlns:cx="http://schemas.microsoft.com/office/drawing/2014/chartex" xmlns:cx1="http://schemas.microsoft.com/office/drawing/2015/9/8/chartex" xmlns:cx2="http://schemas.microsoft.com/office/drawing/2015/10/21/chartex" xmlns:cx3="http://schemas.microsoft.com/office/drawing/2016/5/9/chartex" xmlns:cx4="http://schemas.microsoft.com/office/drawing/2016/5/10/chartex" xmlns:cx5="http://schemas.microsoft.com/office/drawing/2016/5/11/chartex" xmlns:cx6="http://schemas.microsoft.com/office/drawing/2016/5/12/chartex" xmlns:cx7="http://schemas.microsoft.com/office/drawing/2016/5/13/chartex" xmlns:cx8="http://schemas.microsoft.com/office/drawing/2016/5/14/chartex" xmlns:mc="http://schemas.openxmlformats.org/markup-compatibility/2006" xmlns:aink="http://schemas.microsoft.com/office/drawing/2016/ink" xmlns:am3d="http://schemas.microsoft.com/office/drawing/2017/model3d" xmlns:o="urn:schemas-microsoft-com:office:office" xmlns:oel="http://schemas.microsoft.com/office/2019/extlst" xmlns:r="http://schemas.openxmlformats.org/officeDocument/2006/relationships" xmlns:m="http://schemas.openxmlformats.org/officeDocument/2006/math" xmlns:v="urn:schemas-microsoft-com:vml" xmlns:wp14="http://schemas.microsoft.com/office/word/2010/wordprocessingDrawing" xmlns:wp="http://schemas.openxmlformats.org/drawingml/2006/wordprocessingDrawing" xmlns:w10="urn:schemas-microsoft-com:office:word" xmlns:w="http://schemas.openxmlformats.org/wordprocessingml/2006/main" xmlns:w14="http://schemas.microsoft.com/office/word/2010/wordml" xmlns:w15="http://schemas.microsoft.com/office/word/2012/wordml" xmlns:w16cex="http://schemas.microsoft.com/office/word/2018/wordml/cex" xmlns:w16cid="http://schemas.microsoft.com/office/word/2016/wordml/cid" xmlns:w16="http://schemas.microsoft.com/office/word/2018/wordml" xmlns:w16sdtdh="http://schemas.microsoft.com/office/word/2020/wordml/sdtdatahash" xmlns:w16se="http://schemas.microsoft.com/office/word/2015/wordml/symex" xmlns:wpg="http://schemas.microsoft.com/office/word/2010/wordprocessingGroup" xmlns:wpi="http://schemas.microsoft.com/office/word/2010/wordprocessingInk" xmlns:wne="http://schemas.microsoft.com/office/word/2006/wordml" xmlns:wps="http://schemas.microsoft.com/office/word/2010/wordprocessingShape" mc:Ignorable="w14 w15 w16se w16cid w16 w16cex w16sdtdh wp14">
+<w:footnotes xmlns:wpc="http://schemas.microsoft.com/office/word/2010/wordprocessingCanvas" xmlns:cx="http://schemas.microsoft.com/office/drawing/2014/chartex" xmlns:cx1="http://schemas.microsoft.com/office/drawing/2015/9/8/chartex" xmlns:cx2="http://schemas.microsoft.com/office/drawing/2015/10/21/chartex" xmlns:cx3="http://schemas.microsoft.com/office/drawing/2016/5/9/chartex" xmlns:cx4="http://schemas.microsoft.com/office/drawing/2016/5/10/chartex" xmlns:cx5="http://schemas.microsoft.com/office/drawing/2016/5/11/chartex" xmlns:cx6="http://schemas.microsoft.com/office/drawing/2016/5/12/chartex" xmlns:cx7="http://schemas.microsoft.com/office/drawing/2016/5/13/chartex" xmlns:cx8="http://schemas.microsoft.com/office/drawing/2016/5/14/chartex" xmlns:mc="http://schemas.openxmlformats.org/markup-compatibility/2006" xmlns:aink="http://schemas.microsoft.com/office/drawing/2016/ink" xmlns:am3d="http://schemas.microsoft.com/office/drawing/2017/model3d" xmlns:o="urn:schemas-microsoft-com:office:office" xmlns:r="http://schemas.openxmlformats.org/officeDocument/2006/relationships" xmlns:m="http://schemas.openxmlformats.org/officeDocument/2006/math" xmlns:v="urn:schemas-microsoft-com:vml" xmlns:wp14="http://schemas.microsoft.com/office/word/2010/wordprocessingDrawing" xmlns:wp="http://schemas.openxmlformats.org/drawingml/2006/wordprocessingDrawing" xmlns:w10="urn:schemas-microsoft-com:office:word" xmlns:w="http://schemas.openxmlformats.org/wordprocessingml/2006/main" xmlns:w14="http://schemas.microsoft.com/office/word/2010/wordml" xmlns:w15="http://schemas.microsoft.com/office/word/2012/wordml" xmlns:w16cex="http://schemas.microsoft.com/office/word/2018/wordml/cex" xmlns:w16cid="http://schemas.microsoft.com/office/word/2016/wordml/cid" xmlns:w16="http://schemas.microsoft.com/office/word/2018/wordml" xmlns:w16sdtdh="http://schemas.microsoft.com/office/word/2020/wordml/sdtdatahash" xmlns:w16se="http://schemas.microsoft.com/office/word/2015/wordml/symex" xmlns:wpg="http://schemas.microsoft.com/office/word/2010/wordprocessingGroup" xmlns:wpi="http://schemas.microsoft.com/office/word/2010/wordprocessingInk" xmlns:wne="http://schemas.microsoft.com/office/word/2006/wordml" xmlns:wps="http://schemas.microsoft.com/office/word/2010/wordprocessingShape" mc:Ignorable="w14 w15 w16se w16cid w16 w16cex w16sdtdh wp14">
   <w:footnote w:type="separator" w:id="-1">
     <w:p>
       <w:r>
@@ -4596,7 +3653,7 @@
 </file>
 
 <file path=word/numbering.xml><?xml version="1.0" encoding="utf-8"?>
-<w:numbering xmlns:wpc="http://schemas.microsoft.com/office/word/2010/wordprocessingCanvas" xmlns:cx="http://schemas.microsoft.com/office/drawing/2014/chartex" xmlns:cx1="http://schemas.microsoft.com/office/drawing/2015/9/8/chartex" xmlns:cx2="http://schemas.microsoft.com/office/drawing/2015/10/21/chartex" xmlns:cx3="http://schemas.microsoft.com/office/drawing/2016/5/9/chartex" xmlns:cx4="http://schemas.microsoft.com/office/drawing/2016/5/10/chartex" xmlns:cx5="http://schemas.microsoft.com/office/drawing/2016/5/11/chartex" xmlns:cx6="http://schemas.microsoft.com/office/drawing/2016/5/12/chartex" xmlns:cx7="http://schemas.microsoft.com/office/drawing/2016/5/13/chartex" xmlns:cx8="http://schemas.microsoft.com/office/drawing/2016/5/14/chartex" xmlns:mc="http://schemas.openxmlformats.org/markup-compatibility/2006" xmlns:aink="http://schemas.microsoft.com/office/drawing/2016/ink" xmlns:am3d="http://schemas.microsoft.com/office/drawing/2017/model3d" xmlns:o="urn:schemas-microsoft-com:office:office" xmlns:oel="http://schemas.microsoft.com/office/2019/extlst" xmlns:r="http://schemas.openxmlformats.org/officeDocument/2006/relationships" xmlns:m="http://schemas.openxmlformats.org/officeDocument/2006/math" xmlns:v="urn:schemas-microsoft-com:vml" xmlns:wp14="http://schemas.microsoft.com/office/word/2010/wordprocessingDrawing" xmlns:wp="http://schemas.openxmlformats.org/drawingml/2006/wordprocessingDrawing" xmlns:w10="urn:schemas-microsoft-com:office:word" xmlns:w="http://schemas.openxmlformats.org/wordprocessingml/2006/main" xmlns:w14="http://schemas.microsoft.com/office/word/2010/wordml" xmlns:w15="http://schemas.microsoft.com/office/word/2012/wordml" xmlns:w16cex="http://schemas.microsoft.com/office/word/2018/wordml/cex" xmlns:w16cid="http://schemas.microsoft.com/office/word/2016/wordml/cid" xmlns:w16="http://schemas.microsoft.com/office/word/2018/wordml" xmlns:w16sdtdh="http://schemas.microsoft.com/office/word/2020/wordml/sdtdatahash" xmlns:w16se="http://schemas.microsoft.com/office/word/2015/wordml/symex" xmlns:wpg="http://schemas.microsoft.com/office/word/2010/wordprocessingGroup" xmlns:wpi="http://schemas.microsoft.com/office/word/2010/wordprocessingInk" xmlns:wne="http://schemas.microsoft.com/office/word/2006/wordml" xmlns:wps="http://schemas.microsoft.com/office/word/2010/wordprocessingShape" mc:Ignorable="w14 w15 w16se w16cid w16 w16cex w16sdtdh wp14">
+<w:numbering xmlns:wpc="http://schemas.microsoft.com/office/word/2010/wordprocessingCanvas" xmlns:cx="http://schemas.microsoft.com/office/drawing/2014/chartex" xmlns:cx1="http://schemas.microsoft.com/office/drawing/2015/9/8/chartex" xmlns:cx2="http://schemas.microsoft.com/office/drawing/2015/10/21/chartex" xmlns:cx3="http://schemas.microsoft.com/office/drawing/2016/5/9/chartex" xmlns:cx4="http://schemas.microsoft.com/office/drawing/2016/5/10/chartex" xmlns:cx5="http://schemas.microsoft.com/office/drawing/2016/5/11/chartex" xmlns:cx6="http://schemas.microsoft.com/office/drawing/2016/5/12/chartex" xmlns:cx7="http://schemas.microsoft.com/office/drawing/2016/5/13/chartex" xmlns:cx8="http://schemas.microsoft.com/office/drawing/2016/5/14/chartex" xmlns:mc="http://schemas.openxmlformats.org/markup-compatibility/2006" xmlns:aink="http://schemas.microsoft.com/office/drawing/2016/ink" xmlns:am3d="http://schemas.microsoft.com/office/drawing/2017/model3d" xmlns:o="urn:schemas-microsoft-com:office:office" xmlns:r="http://schemas.openxmlformats.org/officeDocument/2006/relationships" xmlns:m="http://schemas.openxmlformats.org/officeDocument/2006/math" xmlns:v="urn:schemas-microsoft-com:vml" xmlns:wp14="http://schemas.microsoft.com/office/word/2010/wordprocessingDrawing" xmlns:wp="http://schemas.openxmlformats.org/drawingml/2006/wordprocessingDrawing" xmlns:w10="urn:schemas-microsoft-com:office:word" xmlns:w="http://schemas.openxmlformats.org/wordprocessingml/2006/main" xmlns:w14="http://schemas.microsoft.com/office/word/2010/wordml" xmlns:w15="http://schemas.microsoft.com/office/word/2012/wordml" xmlns:w16cex="http://schemas.microsoft.com/office/word/2018/wordml/cex" xmlns:w16cid="http://schemas.microsoft.com/office/word/2016/wordml/cid" xmlns:w16="http://schemas.microsoft.com/office/word/2018/wordml" xmlns:w16sdtdh="http://schemas.microsoft.com/office/word/2020/wordml/sdtdatahash" xmlns:w16se="http://schemas.microsoft.com/office/word/2015/wordml/symex" xmlns:wpg="http://schemas.microsoft.com/office/word/2010/wordprocessingGroup" xmlns:wpi="http://schemas.microsoft.com/office/word/2010/wordprocessingInk" xmlns:wne="http://schemas.microsoft.com/office/word/2006/wordml" xmlns:wps="http://schemas.microsoft.com/office/word/2010/wordprocessingShape" mc:Ignorable="w14 w15 w16se w16cid w16 w16cex w16sdtdh wp14">
   <w:abstractNum w:abstractNumId="0" w15:restartNumberingAfterBreak="0">
     <w:nsid w:val="0910687E"/>
     <w:multiLevelType w:val="hybridMultilevel"/>
@@ -5155,22 +4212,22 @@
       </w:rPr>
     </w:lvl>
   </w:abstractNum>
-  <w:num w:numId="1" w16cid:durableId="1488210907">
+  <w:num w:numId="1">
     <w:abstractNumId w:val="4"/>
   </w:num>
-  <w:num w:numId="2" w16cid:durableId="1429690629">
+  <w:num w:numId="2">
     <w:abstractNumId w:val="0"/>
   </w:num>
-  <w:num w:numId="3" w16cid:durableId="1860075320">
+  <w:num w:numId="3">
     <w:abstractNumId w:val="5"/>
   </w:num>
-  <w:num w:numId="4" w16cid:durableId="422803997">
+  <w:num w:numId="4">
     <w:abstractNumId w:val="3"/>
   </w:num>
-  <w:num w:numId="5" w16cid:durableId="440606804">
+  <w:num w:numId="5">
     <w:abstractNumId w:val="2"/>
   </w:num>
-  <w:num w:numId="6" w16cid:durableId="1043796687">
+  <w:num w:numId="6">
     <w:abstractNumId w:val="1"/>
   </w:num>
 </w:numbering>
@@ -5740,6 +4797,67 @@
       <w:ind w:leftChars="200" w:left="480"/>
     </w:pPr>
   </w:style>
+  <w:style w:type="paragraph" w:styleId="ac">
+    <w:name w:val="Note Heading"/>
+    <w:basedOn w:val="a"/>
+    <w:next w:val="a"/>
+    <w:link w:val="ad"/>
+    <w:uiPriority w:val="99"/>
+    <w:unhideWhenUsed/>
+    <w:rsid w:val="00027B93"/>
+    <w:pPr>
+      <w:jc w:val="center"/>
+    </w:pPr>
+    <w:rPr>
+      <w:rFonts w:ascii="標楷體" w:eastAsia="標楷體" w:hAnsi="標楷體" w:cs="標楷體"/>
+      <w:color w:val="000000"/>
+      <w:sz w:val="28"/>
+      <w:szCs w:val="28"/>
+    </w:rPr>
+  </w:style>
+  <w:style w:type="character" w:customStyle="1" w:styleId="ad">
+    <w:name w:val="註釋標題 字元"/>
+    <w:basedOn w:val="a0"/>
+    <w:link w:val="ac"/>
+    <w:uiPriority w:val="99"/>
+    <w:rsid w:val="00027B93"/>
+    <w:rPr>
+      <w:rFonts w:ascii="標楷體" w:eastAsia="標楷體" w:hAnsi="標楷體" w:cs="標楷體"/>
+      <w:color w:val="000000"/>
+      <w:sz w:val="28"/>
+      <w:szCs w:val="28"/>
+    </w:rPr>
+  </w:style>
+  <w:style w:type="paragraph" w:styleId="ae">
+    <w:name w:val="Closing"/>
+    <w:basedOn w:val="a"/>
+    <w:link w:val="af"/>
+    <w:uiPriority w:val="99"/>
+    <w:unhideWhenUsed/>
+    <w:rsid w:val="00027B93"/>
+    <w:pPr>
+      <w:ind w:leftChars="1800" w:left="100"/>
+    </w:pPr>
+    <w:rPr>
+      <w:rFonts w:ascii="標楷體" w:eastAsia="標楷體" w:hAnsi="標楷體" w:cs="標楷體"/>
+      <w:color w:val="000000"/>
+      <w:sz w:val="28"/>
+      <w:szCs w:val="28"/>
+    </w:rPr>
+  </w:style>
+  <w:style w:type="character" w:customStyle="1" w:styleId="af">
+    <w:name w:val="結語 字元"/>
+    <w:basedOn w:val="a0"/>
+    <w:link w:val="ae"/>
+    <w:uiPriority w:val="99"/>
+    <w:rsid w:val="00027B93"/>
+    <w:rPr>
+      <w:rFonts w:ascii="標楷體" w:eastAsia="標楷體" w:hAnsi="標楷體" w:cs="標楷體"/>
+      <w:color w:val="000000"/>
+      <w:sz w:val="28"/>
+      <w:szCs w:val="28"/>
+    </w:rPr>
+  </w:style>
 </w:styles>
 </file>
 
